--- a/04-滤波电路/02-高通滤波/高阶高通滤波电路/高阶高通滤波电路.docx
+++ b/04-滤波电路/02-高通滤波/高阶高通滤波电路/高阶高通滤波电路.docx
@@ -2043,6 +2043,20 @@
     </w:p>
     <w:bookmarkEnd w:id="26"/>
     <w:bookmarkEnd w:id="27"/>
+    <w:p>
+      <w:pPr>
+        <w:spacing w:before="360"/>
+        <w:jc w:val="center"/>
+      </w:pPr>
+      <w:r>
+        <w:rPr>
+          <w:rFonts w:ascii="Times New Roman" w:hAnsi="Times New Roman"/>
+          <w:color w:val="555555"/>
+          <w:sz w:val="21"/>
+        </w:rPr>
+        <w:t>材料收集者：杜文杰</w:t>
+      </w:r>
+    </w:p>
     <w:sectPr>
       <w:headerReference r:id="rId9" w:type="default"/>
       <w:footerReference r:id="rId10" w:type="default"/>

--- a/04-滤波电路/02-高通滤波/高阶高通滤波电路/高阶高通滤波电路.docx
+++ b/04-滤波电路/02-高通滤波/高阶高通滤波电路/高阶高通滤波电路.docx
@@ -1,6 +1,6 @@
 
 <file path=word/document.xml><?xml version="1.0" encoding="utf-8"?>
-<w:document xmlns:w="http://schemas.openxmlformats.org/wordprocessingml/2006/main" xmlns:m="http://schemas.openxmlformats.org/officeDocument/2006/math" xmlns:r="http://schemas.openxmlformats.org/officeDocument/2006/relationships" xmlns:o="urn:schemas-microsoft-com:office:office" xmlns:v="urn:schemas-microsoft-com:vml" xmlns:w10="urn:schemas-microsoft-com:office:word" xmlns:a="http://schemas.openxmlformats.org/drawingml/2006/main" xmlns:pic="http://schemas.openxmlformats.org/drawingml/2006/picture" xmlns:wp="http://schemas.openxmlformats.org/drawingml/2006/wordprocessingDrawing">
+<w:document xmlns:m="http://schemas.openxmlformats.org/officeDocument/2006/math" xmlns:r="http://schemas.openxmlformats.org/officeDocument/2006/relationships" xmlns:w="http://schemas.openxmlformats.org/wordprocessingml/2006/main" xmlns:o="urn:schemas-microsoft-com:office:office" xmlns:v="urn:schemas-microsoft-com:vml" xmlns:w10="urn:schemas-microsoft-com:office:word" xmlns:a="http://schemas.openxmlformats.org/drawingml/2006/main" xmlns:pic="http://schemas.openxmlformats.org/drawingml/2006/picture" xmlns:wp="http://schemas.openxmlformats.org/drawingml/2006/wordprocessingDrawing">
   <w:body>
     <w:bookmarkStart w:id="27" w:name="高阶高通滤波电路"/>
     <w:p>
@@ -9,7 +9,7 @@
       </w:pPr>
       <w:r>
         <w:rPr>
-          <w:rFonts w:hint="eastAsia"/>
+          <w:rFonts w:hint="eastAsia" w:eastAsia="黑体"/>
         </w:rPr>
         <w:t xml:space="preserve">高阶高通滤波电路</w:t>
       </w:r>
@@ -21,7 +21,7 @@
       </w:pPr>
       <w:r>
         <w:rPr>
-          <w:rFonts w:hint="eastAsia"/>
+          <w:rFonts w:hint="eastAsia" w:eastAsia="黑体"/>
         </w:rPr>
         <w:t xml:space="preserve">拓扑描述</w:t>
       </w:r>
@@ -32,16 +32,19 @@
       </w:pPr>
       <w:r>
         <w:rPr>
-          <w:rFonts w:hint="eastAsia"/>
+          <w:rFonts w:hint="eastAsia" w:eastAsia="黑体"/>
         </w:rPr>
         <w:t xml:space="preserve">由</w:t>
       </w:r>
       <w:r>
+        <w:rPr>
+          <w:rFonts w:eastAsia="黑体"/>
+        </w:rPr>
         <w:t xml:space="preserve"> </w:t>
       </w:r>
       <w:r>
         <w:rPr>
-          <w:rFonts w:hint="eastAsia"/>
+          <w:rFonts w:hint="eastAsia" w:eastAsia="黑体"/>
           <w:b/>
           <w:bCs/>
         </w:rPr>
@@ -49,11 +52,14 @@
       </w:r>
       <w:r>
         <w:rPr>
-          <w:rFonts w:hint="eastAsia"/>
+          <w:rFonts w:hint="eastAsia" w:eastAsia="黑体"/>
         </w:rPr>
         <w:t xml:space="preserve">（每节含运算放大器与阻容网络，或为含</w:t>
       </w:r>
       <w:r>
+        <w:rPr>
+          <w:rFonts w:eastAsia="黑体"/>
+        </w:rPr>
         <w:t xml:space="preserve"> </w:t>
       </w:r>
       <m:oMath>
@@ -62,6 +68,9 @@
         </m:r>
       </m:oMath>
       <w:r>
+        <w:rPr>
+          <w:rFonts w:eastAsia="黑体"/>
+        </w:rPr>
         <w:t xml:space="preserve">、</w:t>
       </w:r>
       <m:oMath>
@@ -70,24 +79,33 @@
         </m:r>
       </m:oMath>
       <w:r>
+        <w:rPr>
+          <w:rFonts w:eastAsia="黑体"/>
+        </w:rPr>
         <w:t xml:space="preserve"> </w:t>
       </w:r>
       <w:r>
         <w:rPr>
-          <w:rFonts w:hint="eastAsia"/>
+          <w:rFonts w:hint="eastAsia" w:eastAsia="黑体"/>
         </w:rPr>
         <w:t xml:space="preserve">的</w:t>
       </w:r>
       <w:r>
+        <w:rPr>
+          <w:rFonts w:eastAsia="黑体"/>
+        </w:rPr>
         <w:t xml:space="preserve"> LC </w:t>
       </w:r>
       <w:r>
         <w:rPr>
-          <w:rFonts w:hint="eastAsia"/>
+          <w:rFonts w:hint="eastAsia" w:eastAsia="黑体"/>
         </w:rPr>
         <w:t xml:space="preserve">梯形节）组成的高阶滤波器，阶数</w:t>
       </w:r>
       <w:r>
+        <w:rPr>
+          <w:rFonts w:eastAsia="黑体"/>
+        </w:rPr>
         <w:t xml:space="preserve"> </w:t>
       </w:r>
       <m:oMath>
@@ -106,13 +124,13 @@
       </m:oMath>
       <w:r>
         <w:rPr>
-          <w:rFonts w:hint="eastAsia"/>
+          <w:rFonts w:hint="eastAsia" w:eastAsia="黑体"/>
         </w:rPr>
         <w:t xml:space="preserve">（各节分别贡献一个或两个极点）。电路按串联链式布置节点：</w:t>
       </w:r>
       <w:r>
         <w:rPr>
-          <w:rFonts w:hint="eastAsia"/>
+          <w:rFonts w:hint="eastAsia" w:eastAsia="黑体"/>
           <w:b/>
           <w:bCs/>
         </w:rPr>
@@ -120,6 +138,7 @@
       </w:r>
       <w:r>
         <w:rPr>
+          <w:rFonts w:eastAsia="黑体"/>
           <w:b/>
           <w:bCs/>
         </w:rPr>
@@ -127,7 +146,7 @@
       </w:r>
       <w:r>
         <w:rPr>
-          <w:rFonts w:hint="eastAsia"/>
+          <w:rFonts w:hint="eastAsia" w:eastAsia="黑体"/>
           <w:b/>
           <w:bCs/>
         </w:rPr>
@@ -135,11 +154,14 @@
       </w:r>
       <w:r>
         <w:rPr>
-          <w:rFonts w:hint="eastAsia"/>
+          <w:rFonts w:hint="eastAsia" w:eastAsia="黑体"/>
         </w:rPr>
         <w:t xml:space="preserve">（信号源</w:t>
       </w:r>
       <w:r>
+        <w:rPr>
+          <w:rFonts w:eastAsia="黑体"/>
+        </w:rPr>
         <w:t xml:space="preserve"> </w:t>
       </w:r>
       <m:oMath>
@@ -160,17 +182,20 @@
         </m:sSub>
       </m:oMath>
       <w:r>
+        <w:rPr>
+          <w:rFonts w:eastAsia="黑体"/>
+        </w:rPr>
         <w:t xml:space="preserve"> </w:t>
       </w:r>
       <w:r>
         <w:rPr>
-          <w:rFonts w:hint="eastAsia"/>
+          <w:rFonts w:hint="eastAsia" w:eastAsia="黑体"/>
         </w:rPr>
         <w:t xml:space="preserve">正端与第一节输入端相连）；</w:t>
       </w:r>
       <w:r>
         <w:rPr>
-          <w:rFonts w:hint="eastAsia"/>
+          <w:rFonts w:hint="eastAsia" w:eastAsia="黑体"/>
           <w:b/>
           <w:bCs/>
         </w:rPr>
@@ -178,6 +203,7 @@
       </w:r>
       <w:r>
         <w:rPr>
+          <w:rFonts w:eastAsia="黑体"/>
           <w:b/>
           <w:bCs/>
         </w:rPr>
@@ -185,7 +211,7 @@
       </w:r>
       <w:r>
         <w:rPr>
-          <w:rFonts w:hint="eastAsia"/>
+          <w:rFonts w:hint="eastAsia" w:eastAsia="黑体"/>
           <w:b/>
           <w:bCs/>
         </w:rPr>
@@ -193,13 +219,13 @@
       </w:r>
       <w:r>
         <w:rPr>
-          <w:rFonts w:hint="eastAsia"/>
+          <w:rFonts w:hint="eastAsia" w:eastAsia="黑体"/>
         </w:rPr>
         <w:t xml:space="preserve">（第一节输出端与第二节输入端相接）；</w:t>
       </w:r>
       <w:r>
         <w:rPr>
-          <w:rFonts w:hint="eastAsia"/>
+          <w:rFonts w:hint="eastAsia" w:eastAsia="黑体"/>
           <w:b/>
           <w:bCs/>
         </w:rPr>
@@ -207,6 +233,7 @@
       </w:r>
       <w:r>
         <w:rPr>
+          <w:rFonts w:eastAsia="黑体"/>
           <w:b/>
           <w:bCs/>
         </w:rPr>
@@ -214,7 +241,7 @@
       </w:r>
       <w:r>
         <w:rPr>
-          <w:rFonts w:hint="eastAsia"/>
+          <w:rFonts w:hint="eastAsia" w:eastAsia="黑体"/>
           <w:b/>
           <w:bCs/>
         </w:rPr>
@@ -222,13 +249,13 @@
       </w:r>
       <w:r>
         <w:rPr>
-          <w:rFonts w:hint="eastAsia"/>
+          <w:rFonts w:hint="eastAsia" w:eastAsia="黑体"/>
         </w:rPr>
         <w:t xml:space="preserve">（第二节输出端与第三节输入端相接）；依此类推，直至末级，</w:t>
       </w:r>
       <w:r>
         <w:rPr>
-          <w:rFonts w:hint="eastAsia"/>
+          <w:rFonts w:hint="eastAsia" w:eastAsia="黑体"/>
           <w:b/>
           <w:bCs/>
         </w:rPr>
@@ -259,6 +286,7 @@
       </m:oMath>
       <w:r>
         <w:rPr>
+          <w:rFonts w:eastAsia="黑体"/>
           <w:b/>
           <w:bCs/>
         </w:rPr>
@@ -266,7 +294,7 @@
       </w:r>
       <w:r>
         <w:rPr>
-          <w:rFonts w:hint="eastAsia"/>
+          <w:rFonts w:hint="eastAsia" w:eastAsia="黑体"/>
           <w:b/>
           <w:bCs/>
         </w:rPr>
@@ -274,11 +302,14 @@
       </w:r>
       <w:r>
         <w:rPr>
-          <w:rFonts w:hint="eastAsia"/>
+          <w:rFonts w:hint="eastAsia" w:eastAsia="黑体"/>
         </w:rPr>
         <w:t xml:space="preserve">（末节输出端作为总输出</w:t>
       </w:r>
       <w:r>
+        <w:rPr>
+          <w:rFonts w:eastAsia="黑体"/>
+        </w:rPr>
         <w:t xml:space="preserve"> </w:t>
       </w:r>
       <m:oMath>
@@ -303,7 +334,7 @@
       </m:oMath>
       <w:r>
         <w:rPr>
-          <w:rFonts w:hint="eastAsia"/>
+          <w:rFonts w:hint="eastAsia" w:eastAsia="黑体"/>
         </w:rPr>
         <w:t xml:space="preserve">，</w:t>
       </w:r>
@@ -313,11 +344,14 @@
         </m:r>
       </m:oMath>
       <w:r>
+        <w:rPr>
+          <w:rFonts w:eastAsia="黑体"/>
+        </w:rPr>
         <w:t xml:space="preserve"> </w:t>
       </w:r>
       <w:r>
         <w:rPr>
-          <w:rFonts w:hint="eastAsia"/>
+          <w:rFonts w:hint="eastAsia" w:eastAsia="黑体"/>
         </w:rPr>
         <w:t xml:space="preserve">为节数）；各节内部另有各自独立的中间节点、反相/同相输入端节点与地节点。</w:t>
       </w:r>
@@ -326,11 +360,14 @@
       <w:pPr/>
       <w:r>
         <w:rPr>
-          <w:rFonts w:hint="eastAsia"/>
+          <w:rFonts w:hint="eastAsia" w:eastAsia="黑体"/>
         </w:rPr>
         <w:t xml:space="preserve">各元件管脚连接：第</w:t>
       </w:r>
       <w:r>
+        <w:rPr>
+          <w:rFonts w:eastAsia="黑体"/>
+        </w:rPr>
         <w:t xml:space="preserve"> </w:t>
       </w:r>
       <m:oMath>
@@ -339,24 +376,33 @@
         </m:r>
       </m:oMath>
       <w:r>
+        <w:rPr>
+          <w:rFonts w:eastAsia="黑体"/>
+        </w:rPr>
         <w:t xml:space="preserve"> </w:t>
       </w:r>
       <w:r>
         <w:rPr>
-          <w:rFonts w:hint="eastAsia"/>
+          <w:rFonts w:hint="eastAsia" w:eastAsia="黑体"/>
         </w:rPr>
         <w:t xml:space="preserve">个高通节的输入端接其前一级的输出端（首节的输入端接输入节点），其输出端接后一级的输入端（末节的输出端接输出节点）；每节内部的运放按</w:t>
       </w:r>
       <w:r>
+        <w:rPr>
+          <w:rFonts w:eastAsia="黑体"/>
+        </w:rPr>
         <w:t xml:space="preserve"> IN+/IN−/OUT </w:t>
       </w:r>
       <w:r>
         <w:rPr>
-          <w:rFonts w:hint="eastAsia"/>
+          <w:rFonts w:hint="eastAsia" w:eastAsia="黑体"/>
         </w:rPr>
         <w:t xml:space="preserve">与该节</w:t>
       </w:r>
       <w:r>
+        <w:rPr>
+          <w:rFonts w:eastAsia="黑体"/>
+        </w:rPr>
         <w:t xml:space="preserve"> </w:t>
       </w:r>
       <m:oMath>
@@ -365,6 +411,9 @@
         </m:r>
       </m:oMath>
       <w:r>
+        <w:rPr>
+          <w:rFonts w:eastAsia="黑体"/>
+        </w:rPr>
         <w:t xml:space="preserve">、</w:t>
       </w:r>
       <m:oMath>
@@ -373,24 +422,33 @@
         </m:r>
       </m:oMath>
       <w:r>
+        <w:rPr>
+          <w:rFonts w:eastAsia="黑体"/>
+        </w:rPr>
         <w:t xml:space="preserve"> </w:t>
       </w:r>
       <w:r>
         <w:rPr>
-          <w:rFonts w:hint="eastAsia"/>
+          <w:rFonts w:hint="eastAsia" w:eastAsia="黑体"/>
         </w:rPr>
         <w:t xml:space="preserve">相连，LC</w:t>
       </w:r>
       <w:r>
+        <w:rPr>
+          <w:rFonts w:eastAsia="黑体"/>
+        </w:rPr>
         <w:t xml:space="preserve"> </w:t>
       </w:r>
       <w:r>
         <w:rPr>
-          <w:rFonts w:hint="eastAsia"/>
+          <w:rFonts w:hint="eastAsia" w:eastAsia="黑体"/>
         </w:rPr>
         <w:t xml:space="preserve">梯形节则按</w:t>
       </w:r>
       <w:r>
+        <w:rPr>
+          <w:rFonts w:eastAsia="黑体"/>
+        </w:rPr>
         <w:t xml:space="preserve"> </w:t>
       </w:r>
       <m:oMath>
@@ -399,6 +457,9 @@
         </m:r>
       </m:oMath>
       <w:r>
+        <w:rPr>
+          <w:rFonts w:eastAsia="黑体"/>
+        </w:rPr>
         <w:t xml:space="preserve">、</w:t>
       </w:r>
       <m:oMath>
@@ -407,11 +468,14 @@
         </m:r>
       </m:oMath>
       <w:r>
+        <w:rPr>
+          <w:rFonts w:eastAsia="黑体"/>
+        </w:rPr>
         <w:t xml:space="preserve"> </w:t>
       </w:r>
       <w:r>
         <w:rPr>
-          <w:rFonts w:hint="eastAsia"/>
+          <w:rFonts w:hint="eastAsia" w:eastAsia="黑体"/>
         </w:rPr>
         <w:t xml:space="preserve">串并联接入该节自身的地节点与中间节点。</w:t>
       </w:r>
@@ -420,20 +484,26 @@
       <w:pPr/>
       <w:r>
         <w:rPr>
-          <w:rFonts w:hint="eastAsia"/>
+          <w:rFonts w:hint="eastAsia" w:eastAsia="黑体"/>
         </w:rPr>
         <w:t xml:space="preserve">由此构成”多个高通节顺序级联、逐节累积极点”的高阶高通组态，各级极点按</w:t>
       </w:r>
       <w:r>
+        <w:rPr>
+          <w:rFonts w:eastAsia="黑体"/>
+        </w:rPr>
         <w:t xml:space="preserve"> Butterworth、Chebyshev、Bessel </w:t>
       </w:r>
       <w:r>
         <w:rPr>
-          <w:rFonts w:hint="eastAsia"/>
+          <w:rFonts w:hint="eastAsia" w:eastAsia="黑体"/>
         </w:rPr>
         <w:t xml:space="preserve">等近似分布，低频阻带以</w:t>
       </w:r>
       <w:r>
+        <w:rPr>
+          <w:rFonts w:eastAsia="黑体"/>
+        </w:rPr>
         <w:t xml:space="preserve"> </w:t>
       </w:r>
       <m:oMath>
@@ -451,11 +521,14 @@
         </m:r>
       </m:oMath>
       <w:r>
+        <w:rPr>
+          <w:rFonts w:eastAsia="黑体"/>
+        </w:rPr>
         <w:t xml:space="preserve"> </w:t>
       </w:r>
       <w:r>
         <w:rPr>
-          <w:rFonts w:hint="eastAsia"/>
+          <w:rFonts w:hint="eastAsia" w:eastAsia="黑体"/>
         </w:rPr>
         <w:t xml:space="preserve">dB/十倍频下降，用于需要陡峭低频抑制的场合。</w:t>
       </w:r>
@@ -468,7 +541,7 @@
       </w:pPr>
       <w:r>
         <w:rPr>
-          <w:rFonts w:hint="eastAsia"/>
+          <w:rFonts w:hint="eastAsia" w:eastAsia="黑体"/>
         </w:rPr>
         <w:t xml:space="preserve">工作原理</w:t>
       </w:r>
@@ -479,25 +552,31 @@
       </w:pPr>
       <w:r>
         <w:rPr>
-          <w:rFonts w:hint="eastAsia"/>
+          <w:rFonts w:hint="eastAsia" w:eastAsia="黑体"/>
         </w:rPr>
         <w:t xml:space="preserve">信号依次通过各级高通节，每级在低频阻断信号并引入相移，N</w:t>
       </w:r>
       <w:r>
+        <w:rPr>
+          <w:rFonts w:eastAsia="黑体"/>
+        </w:rPr>
         <w:t xml:space="preserve"> </w:t>
       </w:r>
       <w:r>
         <w:rPr>
-          <w:rFonts w:hint="eastAsia"/>
+          <w:rFonts w:hint="eastAsia" w:eastAsia="黑体"/>
         </w:rPr>
         <w:t xml:space="preserve">阶滤波器的阻带（低频）衰减斜率为</w:t>
       </w:r>
       <w:r>
+        <w:rPr>
+          <w:rFonts w:eastAsia="黑体"/>
+        </w:rPr>
         <w:t xml:space="preserve"> -20N </w:t>
       </w:r>
       <w:r>
         <w:rPr>
-          <w:rFonts w:hint="eastAsia"/>
+          <w:rFonts w:hint="eastAsia" w:eastAsia="黑体"/>
         </w:rPr>
         <w:t xml:space="preserve">dB/十倍频。极点位置由所选近似函数决定，分别优化通带平坦度或过渡带陡度。</w:t>
       </w:r>
@@ -510,7 +589,7 @@
       </w:pPr>
       <w:r>
         <w:rPr>
-          <w:rFonts w:hint="eastAsia"/>
+          <w:rFonts w:hint="eastAsia" w:eastAsia="黑体"/>
         </w:rPr>
         <w:t xml:space="preserve">关键计算公式</w:t>
       </w:r>
@@ -523,20 +602,26 @@
         </w:numPr>
       </w:pPr>
       <w:r>
+        <w:rPr>
+          <w:rFonts w:eastAsia="黑体"/>
+        </w:rPr>
         <w:t xml:space="preserve">N </w:t>
       </w:r>
       <w:r>
         <w:rPr>
-          <w:rFonts w:hint="eastAsia"/>
+          <w:rFonts w:hint="eastAsia" w:eastAsia="黑体"/>
         </w:rPr>
         <w:t xml:space="preserve">阶</w:t>
       </w:r>
       <w:r>
+        <w:rPr>
+          <w:rFonts w:eastAsia="黑体"/>
+        </w:rPr>
         <w:t xml:space="preserve"> Butterworth </w:t>
       </w:r>
       <w:r>
         <w:rPr>
-          <w:rFonts w:hint="eastAsia"/>
+          <w:rFonts w:hint="eastAsia" w:eastAsia="黑体"/>
         </w:rPr>
         <w:t xml:space="preserve">高通幅频响应：</w:t>
       </w:r>
@@ -712,7 +797,7 @@
       </w:pPr>
       <w:r>
         <w:rPr>
-          <w:rFonts w:hint="eastAsia"/>
+          <w:rFonts w:hint="eastAsia" w:eastAsia="黑体"/>
         </w:rPr>
         <w:t xml:space="preserve">阻带衰减斜率：</w:t>
       </w:r>
@@ -774,7 +859,7 @@
       </w:pPr>
       <w:r>
         <w:rPr>
-          <w:rFonts w:hint="eastAsia"/>
+          <w:rFonts w:hint="eastAsia" w:eastAsia="黑体"/>
         </w:rPr>
         <w:t xml:space="preserve">低通→高通频率变换：</w:t>
       </w:r>
@@ -839,7 +924,7 @@
       </w:pPr>
       <w:r>
         <w:rPr>
-          <w:rFonts w:hint="eastAsia"/>
+          <w:rFonts w:hint="eastAsia" w:eastAsia="黑体"/>
         </w:rPr>
         <w:t xml:space="preserve">级联总传递函数：</w:t>
       </w:r>
@@ -1002,7 +1087,7 @@
             </w:pPr>
             <w:r>
               <w:rPr>
-                <w:rFonts w:hint="eastAsia"/>
+                <w:rFonts w:hint="eastAsia" w:eastAsia="黑体"/>
               </w:rPr>
               <w:t xml:space="preserve">符号</w:t>
             </w:r>
@@ -1016,7 +1101,7 @@
             </w:pPr>
             <w:r>
               <w:rPr>
-                <w:rFonts w:hint="eastAsia"/>
+                <w:rFonts w:hint="eastAsia" w:eastAsia="黑体"/>
               </w:rPr>
               <w:t xml:space="preserve">含义</w:t>
             </w:r>
@@ -1030,7 +1115,7 @@
             </w:pPr>
             <w:r>
               <w:rPr>
-                <w:rFonts w:hint="eastAsia"/>
+                <w:rFonts w:hint="eastAsia" w:eastAsia="黑体"/>
               </w:rPr>
               <w:t xml:space="preserve">单位</w:t>
             </w:r>
@@ -1050,6 +1135,9 @@
               </m:r>
             </m:oMath>
             <w:r>
+              <w:rPr>
+                <w:rFonts w:eastAsia="黑体"/>
+              </w:rPr>
               <w:t xml:space="preserve">​</w:t>
             </w:r>
           </w:p>
@@ -1062,7 +1150,7 @@
             </w:pPr>
             <w:r>
               <w:rPr>
-                <w:rFonts w:hint="eastAsia"/>
+                <w:rFonts w:hint="eastAsia" w:eastAsia="黑体"/>
               </w:rPr>
               <w:t xml:space="preserve">滤波器阶数</w:t>
             </w:r>
@@ -1076,7 +1164,7 @@
             </w:pPr>
             <w:r>
               <w:rPr>
-                <w:rFonts w:hint="eastAsia"/>
+                <w:rFonts w:hint="eastAsia" w:eastAsia="黑体"/>
               </w:rPr>
               <w:t xml:space="preserve">无量纲</w:t>
             </w:r>
@@ -1096,6 +1184,9 @@
               </m:r>
             </m:oMath>
             <w:r>
+              <w:rPr>
+                <w:rFonts w:eastAsia="黑体"/>
+              </w:rPr>
               <w:t xml:space="preserve">​</w:t>
             </w:r>
           </w:p>
@@ -1108,7 +1199,7 @@
             </w:pPr>
             <w:r>
               <w:rPr>
-                <w:rFonts w:hint="eastAsia"/>
+                <w:rFonts w:hint="eastAsia" w:eastAsia="黑体"/>
               </w:rPr>
               <w:t xml:space="preserve">角频率</w:t>
             </w:r>
@@ -1121,6 +1212,9 @@
               <w:pStyle w:val="Compact"/>
             </w:pPr>
             <w:r>
+              <w:rPr>
+                <w:rFonts w:eastAsia="黑体"/>
+              </w:rPr>
               <w:t xml:space="preserve">rad/s</w:t>
             </w:r>
           </w:p>
@@ -1148,6 +1242,9 @@
               </m:sSub>
             </m:oMath>
             <w:r>
+              <w:rPr>
+                <w:rFonts w:eastAsia="黑体"/>
+              </w:rPr>
               <w:t xml:space="preserve">​</w:t>
             </w:r>
           </w:p>
@@ -1160,7 +1257,7 @@
             </w:pPr>
             <w:r>
               <w:rPr>
-                <w:rFonts w:hint="eastAsia"/>
+                <w:rFonts w:hint="eastAsia" w:eastAsia="黑体"/>
               </w:rPr>
               <w:t xml:space="preserve">截止角频率</w:t>
             </w:r>
@@ -1173,6 +1270,9 @@
               <w:pStyle w:val="Compact"/>
             </w:pPr>
             <w:r>
+              <w:rPr>
+                <w:rFonts w:eastAsia="黑体"/>
+              </w:rPr>
               <w:t xml:space="preserve">rad/s</w:t>
             </w:r>
           </w:p>
@@ -1215,6 +1315,9 @@
               </m:r>
             </m:oMath>
             <w:r>
+              <w:rPr>
+                <w:rFonts w:eastAsia="黑体"/>
+              </w:rPr>
               <w:t xml:space="preserve">​</w:t>
             </w:r>
           </w:p>
@@ -1227,7 +1330,7 @@
             </w:pPr>
             <w:r>
               <w:rPr>
-                <w:rFonts w:hint="eastAsia"/>
+                <w:rFonts w:hint="eastAsia" w:eastAsia="黑体"/>
               </w:rPr>
               <w:t xml:space="preserve">各级传递函数</w:t>
             </w:r>
@@ -1241,7 +1344,7 @@
             </w:pPr>
             <w:r>
               <w:rPr>
-                <w:rFonts w:hint="eastAsia"/>
+                <w:rFonts w:hint="eastAsia" w:eastAsia="黑体"/>
               </w:rPr>
               <w:t xml:space="preserve">无量纲</w:t>
             </w:r>
@@ -1257,7 +1360,7 @@
       </w:pPr>
       <w:r>
         <w:rPr>
-          <w:rFonts w:hint="eastAsia"/>
+          <w:rFonts w:hint="eastAsia" w:eastAsia="黑体"/>
         </w:rPr>
         <w:t xml:space="preserve">元件调整影响</w:t>
       </w:r>
@@ -1272,7 +1375,7 @@
       </w:pPr>
       <w:r>
         <w:rPr>
-          <w:rFonts w:hint="eastAsia"/>
+          <w:rFonts w:hint="eastAsia" w:eastAsia="黑体"/>
           <w:b/>
           <w:bCs/>
         </w:rPr>
@@ -1280,6 +1383,7 @@
       </w:r>
       <w:r>
         <w:rPr>
+          <w:rFonts w:eastAsia="黑体"/>
           <w:b/>
           <w:bCs/>
         </w:rPr>
@@ -1287,21 +1391,27 @@
       </w:r>
       <w:r>
         <w:rPr>
-          <w:rFonts w:hint="eastAsia"/>
+          <w:rFonts w:hint="eastAsia" w:eastAsia="黑体"/>
           <w:b/>
           <w:bCs/>
         </w:rPr>
         <w:t xml:space="preserve">增大</w:t>
       </w:r>
       <w:r>
+        <w:rPr>
+          <w:rFonts w:eastAsia="黑体"/>
+        </w:rPr>
         <w:t xml:space="preserve"> </w:t>
       </w:r>
       <w:r>
+        <w:rPr>
+          <w:rFonts w:eastAsia="黑体"/>
+        </w:rPr>
         <w:t xml:space="preserve">→ </w:t>
       </w:r>
       <w:r>
         <w:rPr>
-          <w:rFonts w:hint="eastAsia"/>
+          <w:rFonts w:hint="eastAsia" w:eastAsia="黑体"/>
         </w:rPr>
         <w:t xml:space="preserve">低频阻带更陡，过渡带更窄，但元件数增加。</w:t>
       </w:r>
@@ -1316,7 +1426,7 @@
       </w:pPr>
       <w:r>
         <w:rPr>
-          <w:rFonts w:hint="eastAsia"/>
+          <w:rFonts w:hint="eastAsia" w:eastAsia="黑体"/>
           <w:b/>
           <w:bCs/>
         </w:rPr>
@@ -1324,6 +1434,7 @@
       </w:r>
       <w:r>
         <w:rPr>
+          <w:rFonts w:eastAsia="黑体"/>
           <w:b/>
           <w:bCs/>
         </w:rPr>
@@ -1345,6 +1456,7 @@
       </m:oMath>
       <w:r>
         <w:rPr>
+          <w:rFonts w:eastAsia="黑体"/>
           <w:b/>
           <w:bCs/>
         </w:rPr>
@@ -1352,34 +1464,46 @@
       </w:r>
       <w:r>
         <w:rPr>
-          <w:rFonts w:hint="eastAsia"/>
+          <w:rFonts w:hint="eastAsia" w:eastAsia="黑体"/>
           <w:b/>
           <w:bCs/>
         </w:rPr>
         <w:t xml:space="preserve">按近似函数缩放</w:t>
       </w:r>
       <w:r>
+        <w:rPr>
+          <w:rFonts w:eastAsia="黑体"/>
+        </w:rPr>
         <w:t xml:space="preserve"> </w:t>
       </w:r>
       <w:r>
+        <w:rPr>
+          <w:rFonts w:eastAsia="黑体"/>
+        </w:rPr>
         <w:t xml:space="preserve">→ </w:t>
       </w:r>
       <w:r>
         <w:rPr>
-          <w:rFonts w:hint="eastAsia"/>
+          <w:rFonts w:hint="eastAsia" w:eastAsia="黑体"/>
         </w:rPr>
         <w:t xml:space="preserve">决定通带平坦度（Butterworth</w:t>
       </w:r>
       <w:r>
+        <w:rPr>
+          <w:rFonts w:eastAsia="黑体"/>
+        </w:rPr>
         <w:t xml:space="preserve"> </w:t>
       </w:r>
       <w:r>
         <w:rPr>
-          <w:rFonts w:hint="eastAsia"/>
+          <w:rFonts w:hint="eastAsia" w:eastAsia="黑体"/>
         </w:rPr>
         <w:t xml:space="preserve">各节</w:t>
       </w:r>
       <w:r>
+        <w:rPr>
+          <w:rFonts w:eastAsia="黑体"/>
+        </w:rPr>
         <w:t xml:space="preserve"> </w:t>
       </w:r>
       <m:oMath>
@@ -1397,11 +1521,14 @@
         </m:sSub>
       </m:oMath>
       <w:r>
+        <w:rPr>
+          <w:rFonts w:eastAsia="黑体"/>
+        </w:rPr>
         <w:t xml:space="preserve"> </w:t>
       </w:r>
       <w:r>
         <w:rPr>
-          <w:rFonts w:hint="eastAsia"/>
+          <w:rFonts w:hint="eastAsia" w:eastAsia="黑体"/>
         </w:rPr>
         <w:t xml:space="preserve">不同）。</w:t>
       </w:r>
@@ -1416,30 +1543,39 @@
       </w:pPr>
       <w:r>
         <w:rPr>
-          <w:rFonts w:hint="eastAsia"/>
+          <w:rFonts w:hint="eastAsia" w:eastAsia="黑体"/>
           <w:b/>
           <w:bCs/>
         </w:rPr>
         <w:t xml:space="preserve">级联顺序交换</w:t>
       </w:r>
       <w:r>
+        <w:rPr>
+          <w:rFonts w:eastAsia="黑体"/>
+        </w:rPr>
         <w:t xml:space="preserve"> </w:t>
       </w:r>
       <w:r>
+        <w:rPr>
+          <w:rFonts w:eastAsia="黑体"/>
+        </w:rPr>
         <w:t xml:space="preserve">→ </w:t>
       </w:r>
       <w:r>
         <w:rPr>
-          <w:rFonts w:hint="eastAsia"/>
+          <w:rFonts w:hint="eastAsia" w:eastAsia="黑体"/>
         </w:rPr>
         <w:t xml:space="preserve">影响噪声与动态范围，高</w:t>
       </w:r>
       <w:r>
+        <w:rPr>
+          <w:rFonts w:eastAsia="黑体"/>
+        </w:rPr>
         <w:t xml:space="preserve"> Q </w:t>
       </w:r>
       <w:r>
         <w:rPr>
-          <w:rFonts w:hint="eastAsia"/>
+          <w:rFonts w:hint="eastAsia" w:eastAsia="黑体"/>
         </w:rPr>
         <w:t xml:space="preserve">节宜放后。</w:t>
       </w:r>
@@ -1454,7 +1590,7 @@
       </w:pPr>
       <w:r>
         <w:rPr>
-          <w:rFonts w:hint="eastAsia"/>
+          <w:rFonts w:hint="eastAsia" w:eastAsia="黑体"/>
           <w:b/>
           <w:bCs/>
         </w:rPr>
@@ -1462,6 +1598,7 @@
       </w:r>
       <w:r>
         <w:rPr>
+          <w:rFonts w:eastAsia="黑体"/>
           <w:b/>
           <w:bCs/>
         </w:rPr>
@@ -1469,21 +1606,27 @@
       </w:r>
       <w:r>
         <w:rPr>
-          <w:rFonts w:hint="eastAsia"/>
+          <w:rFonts w:hint="eastAsia" w:eastAsia="黑体"/>
           <w:b/>
           <w:bCs/>
         </w:rPr>
         <w:t xml:space="preserve">偏高</w:t>
       </w:r>
       <w:r>
+        <w:rPr>
+          <w:rFonts w:eastAsia="黑体"/>
+        </w:rPr>
         <w:t xml:space="preserve"> </w:t>
       </w:r>
       <w:r>
+        <w:rPr>
+          <w:rFonts w:eastAsia="黑体"/>
+        </w:rPr>
         <w:t xml:space="preserve">→ </w:t>
       </w:r>
       <w:r>
         <w:rPr>
-          <w:rFonts w:hint="eastAsia"/>
+          <w:rFonts w:hint="eastAsia" w:eastAsia="黑体"/>
         </w:rPr>
         <w:t xml:space="preserve">通带边缘出现纹波或过冲。</w:t>
       </w:r>
@@ -1496,7 +1639,7 @@
       </w:pPr>
       <w:r>
         <w:rPr>
-          <w:rFonts w:hint="eastAsia"/>
+          <w:rFonts w:hint="eastAsia" w:eastAsia="黑体"/>
         </w:rPr>
         <w:t xml:space="preserve">典型参数示例</w:t>
       </w:r>
@@ -1510,20 +1653,26 @@
         </w:numPr>
       </w:pPr>
       <w:r>
+        <w:rPr>
+          <w:rFonts w:eastAsia="黑体"/>
+        </w:rPr>
         <w:t xml:space="preserve">4 </w:t>
       </w:r>
       <w:r>
         <w:rPr>
-          <w:rFonts w:hint="eastAsia"/>
+          <w:rFonts w:hint="eastAsia" w:eastAsia="黑体"/>
         </w:rPr>
         <w:t xml:space="preserve">阶</w:t>
       </w:r>
       <w:r>
+        <w:rPr>
+          <w:rFonts w:eastAsia="黑体"/>
+        </w:rPr>
         <w:t xml:space="preserve"> Butterworth </w:t>
       </w:r>
       <w:r>
         <w:rPr>
-          <w:rFonts w:hint="eastAsia"/>
+          <w:rFonts w:hint="eastAsia" w:eastAsia="黑体"/>
         </w:rPr>
         <w:t xml:space="preserve">高通、</w:t>
       </w:r>
@@ -1562,11 +1711,14 @@
       </m:oMath>
       <w:r>
         <w:rPr>
-          <w:rFonts w:hint="eastAsia"/>
+          <w:rFonts w:hint="eastAsia" w:eastAsia="黑体"/>
         </w:rPr>
         <w:t xml:space="preserve">，在</w:t>
       </w:r>
       <w:r>
+        <w:rPr>
+          <w:rFonts w:eastAsia="黑体"/>
+        </w:rPr>
         <w:t xml:space="preserve"> </w:t>
       </w:r>
       <m:oMath>
@@ -1622,7 +1774,7 @@
       </m:oMath>
       <w:r>
         <w:rPr>
-          <w:rFonts w:hint="eastAsia"/>
+          <w:rFonts w:hint="eastAsia" w:eastAsia="黑体"/>
         </w:rPr>
         <w:t xml:space="preserve">：</w:t>
       </w:r>
@@ -1734,11 +1886,14 @@
       </m:oMath>
       <w:r>
         <w:rPr>
-          <w:rFonts w:hint="eastAsia"/>
+          <w:rFonts w:hint="eastAsia" w:eastAsia="黑体"/>
         </w:rPr>
         <w:t xml:space="preserve">，衰减约</w:t>
       </w:r>
       <w:r>
+        <w:rPr>
+          <w:rFonts w:eastAsia="黑体"/>
+        </w:rPr>
         <w:t xml:space="preserve"> </w:t>
       </w:r>
       <m:oMath>
@@ -1763,6 +1918,9 @@
         </m:r>
       </m:oMath>
       <w:r>
+        <w:rPr>
+          <w:rFonts w:eastAsia="黑体"/>
+        </w:rPr>
         <w:t xml:space="preserve">。</w:t>
       </w:r>
     </w:p>
@@ -1775,24 +1933,33 @@
         </w:numPr>
       </w:pPr>
       <w:r>
+        <w:rPr>
+          <w:rFonts w:eastAsia="黑体"/>
+        </w:rPr>
         <w:t xml:space="preserve">2 </w:t>
       </w:r>
       <w:r>
         <w:rPr>
-          <w:rFonts w:hint="eastAsia"/>
+          <w:rFonts w:hint="eastAsia" w:eastAsia="黑体"/>
         </w:rPr>
         <w:t xml:space="preserve">阶在</w:t>
       </w:r>
       <w:r>
+        <w:rPr>
+          <w:rFonts w:eastAsia="黑体"/>
+        </w:rPr>
         <w:t xml:space="preserve"> 10 Hz </w:t>
       </w:r>
       <w:r>
         <w:rPr>
-          <w:rFonts w:hint="eastAsia"/>
+          <w:rFonts w:hint="eastAsia" w:eastAsia="黑体"/>
         </w:rPr>
         <w:t xml:space="preserve">处仅约</w:t>
       </w:r>
       <w:r>
+        <w:rPr>
+          <w:rFonts w:eastAsia="黑体"/>
+        </w:rPr>
         <w:t xml:space="preserve"> </w:t>
       </w:r>
       <m:oMath>
@@ -1818,7 +1985,7 @@
       </m:oMath>
       <w:r>
         <w:rPr>
-          <w:rFonts w:hint="eastAsia"/>
+          <w:rFonts w:hint="eastAsia" w:eastAsia="黑体"/>
         </w:rPr>
         <w:t xml:space="preserve">，高阶陡度显著提高。</w:t>
       </w:r>
@@ -1831,7 +1998,7 @@
       </w:pPr>
       <w:r>
         <w:rPr>
-          <w:rFonts w:hint="eastAsia"/>
+          <w:rFonts w:hint="eastAsia" w:eastAsia="黑体"/>
         </w:rPr>
         <w:t xml:space="preserve">常见器件型号</w:t>
       </w:r>
@@ -1846,7 +2013,7 @@
       </w:pPr>
       <w:r>
         <w:rPr>
-          <w:rFonts w:hint="eastAsia"/>
+          <w:rFonts w:hint="eastAsia" w:eastAsia="黑体"/>
         </w:rPr>
         <w:t xml:space="preserve">运放：TL074、LF347、OPA4134。</w:t>
       </w:r>
@@ -1861,7 +2028,7 @@
       </w:pPr>
       <w:r>
         <w:rPr>
-          <w:rFonts w:hint="eastAsia"/>
+          <w:rFonts w:hint="eastAsia" w:eastAsia="黑体"/>
         </w:rPr>
         <w:t xml:space="preserve">集成开关电容滤波器：LTC1064（可配置高通）、MAX294。</w:t>
       </w:r>
@@ -1876,7 +2043,7 @@
       </w:pPr>
       <w:r>
         <w:rPr>
-          <w:rFonts w:hint="eastAsia"/>
+          <w:rFonts w:hint="eastAsia" w:eastAsia="黑体"/>
         </w:rPr>
         <w:t xml:space="preserve">常用：按需选型。</w:t>
       </w:r>
@@ -1889,7 +2056,7 @@
       </w:pPr>
       <w:r>
         <w:rPr>
-          <w:rFonts w:hint="eastAsia"/>
+          <w:rFonts w:hint="eastAsia" w:eastAsia="黑体"/>
         </w:rPr>
         <w:t xml:space="preserve">注意事项</w:t>
       </w:r>
@@ -1904,16 +2071,19 @@
       </w:pPr>
       <w:r>
         <w:rPr>
-          <w:rFonts w:hint="eastAsia"/>
+          <w:rFonts w:hint="eastAsia" w:eastAsia="黑体"/>
         </w:rPr>
         <w:t xml:space="preserve">高阶无源</w:t>
       </w:r>
       <w:r>
+        <w:rPr>
+          <w:rFonts w:eastAsia="黑体"/>
+        </w:rPr>
         <w:t xml:space="preserve"> LC </w:t>
       </w:r>
       <w:r>
         <w:rPr>
-          <w:rFonts w:hint="eastAsia"/>
+          <w:rFonts w:hint="eastAsia" w:eastAsia="黑体"/>
         </w:rPr>
         <w:t xml:space="preserve">高通对元件容差敏感。</w:t>
       </w:r>
@@ -1928,7 +2098,7 @@
       </w:pPr>
       <w:r>
         <w:rPr>
-          <w:rFonts w:hint="eastAsia"/>
+          <w:rFonts w:hint="eastAsia" w:eastAsia="黑体"/>
         </w:rPr>
         <w:t xml:space="preserve">级联有源高通需注意各级输入偏置与直流失调放大。</w:t>
       </w:r>
@@ -1943,11 +2113,14 @@
       </w:pPr>
       <w:r>
         <w:rPr>
-          <w:rFonts w:hint="eastAsia"/>
+          <w:rFonts w:hint="eastAsia" w:eastAsia="黑体"/>
         </w:rPr>
         <w:t xml:space="preserve">运放增益带宽积需远高于</w:t>
       </w:r>
       <w:r>
+        <w:rPr>
+          <w:rFonts w:eastAsia="黑体"/>
+        </w:rPr>
         <w:t xml:space="preserve"> </w:t>
       </w:r>
       <m:oMath>
@@ -1965,20 +2138,26 @@
         </m:sSub>
       </m:oMath>
       <w:r>
+        <w:rPr>
+          <w:rFonts w:eastAsia="黑体"/>
+        </w:rPr>
         <w:t xml:space="preserve"> </w:t>
       </w:r>
       <w:r>
         <w:rPr>
-          <w:rFonts w:hint="eastAsia"/>
+          <w:rFonts w:hint="eastAsia" w:eastAsia="黑体"/>
         </w:rPr>
         <w:t xml:space="preserve">与最高</w:t>
       </w:r>
       <w:r>
+        <w:rPr>
+          <w:rFonts w:eastAsia="黑体"/>
+        </w:rPr>
         <w:t xml:space="preserve"> Q </w:t>
       </w:r>
       <w:r>
         <w:rPr>
-          <w:rFonts w:hint="eastAsia"/>
+          <w:rFonts w:hint="eastAsia" w:eastAsia="黑体"/>
         </w:rPr>
         <w:t xml:space="preserve">频率。</w:t>
       </w:r>
@@ -1991,7 +2170,7 @@
       </w:pPr>
       <w:r>
         <w:rPr>
-          <w:rFonts w:hint="eastAsia"/>
+          <w:rFonts w:hint="eastAsia" w:eastAsia="黑体"/>
         </w:rPr>
         <w:t xml:space="preserve">参考资料</w:t>
       </w:r>
@@ -2005,6 +2184,9 @@
         </w:numPr>
       </w:pPr>
       <w:r>
+        <w:rPr>
+          <w:rFonts w:eastAsia="黑体"/>
+        </w:rPr>
         <w:t xml:space="preserve">Wikipedia: Butterworth filter。</w:t>
       </w:r>
     </w:p>
@@ -2018,7 +2200,7 @@
       </w:pPr>
       <w:r>
         <w:rPr>
-          <w:rFonts w:hint="eastAsia"/>
+          <w:rFonts w:hint="eastAsia" w:eastAsia="黑体"/>
         </w:rPr>
         <w:t xml:space="preserve">《信号与系统》相关章节。</w:t>
       </w:r>
@@ -2032,11 +2214,14 @@
         </w:numPr>
       </w:pPr>
       <w:r>
+        <w:rPr>
+          <w:rFonts w:eastAsia="黑体"/>
+        </w:rPr>
         <w:t xml:space="preserve">ADI </w:t>
       </w:r>
       <w:r>
         <w:rPr>
-          <w:rFonts w:hint="eastAsia"/>
+          <w:rFonts w:hint="eastAsia" w:eastAsia="黑体"/>
         </w:rPr>
         <w:t xml:space="preserve">滤波器设计向导。</w:t>
       </w:r>
@@ -2050,11 +2235,11 @@
       </w:pPr>
       <w:r>
         <w:rPr>
-          <w:rFonts w:ascii="Times New Roman" w:hAnsi="Times New Roman"/>
+          <w:rFonts w:ascii="Times New Roman" w:hAnsi="Times New Roman" w:eastAsia="黑体"/>
           <w:color w:val="555555"/>
           <w:sz w:val="21"/>
         </w:rPr>
-        <w:t>材料收集者：杜文杰</w:t>
+        <w:t>材料收集者：杜文杰，WX手机：19519196569，QQ:3478827729</w:t>
       </w:r>
     </w:p>
     <w:sectPr>
@@ -2074,7 +2259,7 @@
 </file>
 
 <file path=word/footer1.xml><?xml version="1.0" encoding="utf-8"?>
-<w:ftr xmlns:m="http://schemas.openxmlformats.org/officeDocument/2006/math" xmlns:mc="http://schemas.openxmlformats.org/markup-compatibility/2006" xmlns:mo="http://schemas.microsoft.com/office/mac/office/2008/main" xmlns:mv="urn:schemas-microsoft-com:mac:vml" xmlns:o="urn:schemas-microsoft-com:office:office" xmlns:r="http://schemas.openxmlformats.org/officeDocument/2006/relationships" xmlns:v="urn:schemas-microsoft-com:vml" xmlns:w10="urn:schemas-microsoft-com:office:word" xmlns:w14="http://schemas.microsoft.com/office/word/2010/wordml" xmlns:w="http://schemas.openxmlformats.org/wordprocessingml/2006/main" xmlns:wne="http://schemas.microsoft.com/office/word/2006/wordml" xmlns:wp14="http://schemas.microsoft.com/office/word/2010/wordprocessingDrawing" xmlns:wp="http://schemas.openxmlformats.org/drawingml/2006/wordprocessingDrawing" xmlns:wpc="http://schemas.microsoft.com/office/word/2010/wordprocessingCanvas" xmlns:wpg="http://schemas.microsoft.com/office/word/2010/wordprocessingGroup" xmlns:wpi="http://schemas.microsoft.com/office/word/2010/wordprocessingInk" xmlns:wps="http://schemas.microsoft.com/office/word/2010/wordprocessingShape" mc:Ignorable="w14 wp14">
+<w:ftr xmlns:mc="http://schemas.openxmlformats.org/markup-compatibility/2006" xmlns:w="http://schemas.openxmlformats.org/wordprocessingml/2006/main" xmlns:m="http://schemas.openxmlformats.org/officeDocument/2006/math" xmlns:mo="http://schemas.microsoft.com/office/mac/office/2008/main" xmlns:mv="urn:schemas-microsoft-com:mac:vml" xmlns:o="urn:schemas-microsoft-com:office:office" xmlns:r="http://schemas.openxmlformats.org/officeDocument/2006/relationships" xmlns:v="urn:schemas-microsoft-com:vml" xmlns:w10="urn:schemas-microsoft-com:office:word" xmlns:w14="http://schemas.microsoft.com/office/word/2010/wordml" xmlns:wne="http://schemas.microsoft.com/office/word/2006/wordml" xmlns:wp14="http://schemas.microsoft.com/office/word/2010/wordprocessingDrawing" xmlns:wp="http://schemas.openxmlformats.org/drawingml/2006/wordprocessingDrawing" xmlns:wpc="http://schemas.microsoft.com/office/word/2010/wordprocessingCanvas" xmlns:wpg="http://schemas.microsoft.com/office/word/2010/wordprocessingGroup" xmlns:wpi="http://schemas.microsoft.com/office/word/2010/wordprocessingInk" xmlns:wps="http://schemas.microsoft.com/office/word/2010/wordprocessingShape" mc:Ignorable="w14 wp14">
   <w:p>
     <w:pPr>
       <w:pStyle w:val="Footer"/>
@@ -2082,12 +2267,14 @@
     </w:pPr>
     <w:r>
       <w:rPr>
+        <w:rFonts w:eastAsia="黑体"/>
         <w:sz w:val="18"/>
       </w:rPr>
       <w:t xml:space="preserve">第 </w:t>
     </w:r>
     <w:r>
       <w:rPr>
+        <w:rFonts w:eastAsia="黑体"/>
         <w:sz w:val="18"/>
       </w:rPr>
       <w:fldChar w:fldCharType="begin"/>
@@ -2096,6 +2283,7 @@
     </w:r>
     <w:r>
       <w:rPr>
+        <w:rFonts w:eastAsia="黑体"/>
         <w:sz w:val="18"/>
       </w:rPr>
       <w:t xml:space="preserve"> 页</w:t>
@@ -2109,6 +2297,9 @@
   <w:footnote w:type="continuationSeparator" w:id="0">
     <w:p>
       <w:r>
+        <w:rPr>
+          <w:rFonts w:eastAsia="黑体"/>
+        </w:rPr>
         <w:continuationSeparator/>
       </w:r>
     </w:p>
@@ -2116,6 +2307,9 @@
   <w:footnote w:type="separator" w:id="-1">
     <w:p>
       <w:r>
+        <w:rPr>
+          <w:rFonts w:eastAsia="黑体"/>
+        </w:rPr>
         <w:separator/>
       </w:r>
     </w:p>
@@ -2124,7 +2318,7 @@
 </file>
 
 <file path=word/header1.xml><?xml version="1.0" encoding="utf-8"?>
-<w:hdr xmlns:m="http://schemas.openxmlformats.org/officeDocument/2006/math" xmlns:mc="http://schemas.openxmlformats.org/markup-compatibility/2006" xmlns:mo="http://schemas.microsoft.com/office/mac/office/2008/main" xmlns:mv="urn:schemas-microsoft-com:mac:vml" xmlns:o="urn:schemas-microsoft-com:office:office" xmlns:r="http://schemas.openxmlformats.org/officeDocument/2006/relationships" xmlns:v="urn:schemas-microsoft-com:vml" xmlns:w10="urn:schemas-microsoft-com:office:word" xmlns:w14="http://schemas.microsoft.com/office/word/2010/wordml" xmlns:w="http://schemas.openxmlformats.org/wordprocessingml/2006/main" xmlns:wne="http://schemas.microsoft.com/office/word/2006/wordml" xmlns:wp14="http://schemas.microsoft.com/office/word/2010/wordprocessingDrawing" xmlns:wp="http://schemas.openxmlformats.org/drawingml/2006/wordprocessingDrawing" xmlns:wpc="http://schemas.microsoft.com/office/word/2010/wordprocessingCanvas" xmlns:wpg="http://schemas.microsoft.com/office/word/2010/wordprocessingGroup" xmlns:wpi="http://schemas.microsoft.com/office/word/2010/wordprocessingInk" xmlns:wps="http://schemas.microsoft.com/office/word/2010/wordprocessingShape" mc:Ignorable="w14 wp14">
+<w:hdr xmlns:mc="http://schemas.openxmlformats.org/markup-compatibility/2006" xmlns:w="http://schemas.openxmlformats.org/wordprocessingml/2006/main" xmlns:m="http://schemas.openxmlformats.org/officeDocument/2006/math" xmlns:mo="http://schemas.microsoft.com/office/mac/office/2008/main" xmlns:mv="urn:schemas-microsoft-com:mac:vml" xmlns:o="urn:schemas-microsoft-com:office:office" xmlns:r="http://schemas.openxmlformats.org/officeDocument/2006/relationships" xmlns:v="urn:schemas-microsoft-com:vml" xmlns:w10="urn:schemas-microsoft-com:office:word" xmlns:w14="http://schemas.microsoft.com/office/word/2010/wordml" xmlns:wne="http://schemas.microsoft.com/office/word/2006/wordml" xmlns:wp14="http://schemas.microsoft.com/office/word/2010/wordprocessingDrawing" xmlns:wp="http://schemas.openxmlformats.org/drawingml/2006/wordprocessingDrawing" xmlns:wpc="http://schemas.microsoft.com/office/word/2010/wordprocessingCanvas" xmlns:wpg="http://schemas.microsoft.com/office/word/2010/wordprocessingGroup" xmlns:wpi="http://schemas.microsoft.com/office/word/2010/wordprocessingInk" xmlns:wps="http://schemas.microsoft.com/office/word/2010/wordprocessingShape" mc:Ignorable="w14 wp14">
   <w:p>
     <w:pPr>
       <w:pStyle w:val="Header"/>
@@ -2132,7 +2326,7 @@
     </w:pPr>
     <w:r>
       <w:rPr>
-        <w:rFonts w:ascii="Times New Roman" w:hAnsi="Times New Roman"/>
+        <w:rFonts w:ascii="Times New Roman" w:hAnsi="Times New Roman" w:eastAsia="黑体"/>
         <w:sz w:val="18"/>
         <w:rFonts w:eastAsia="黑体"/>
         <w:rFonts w:eastAsia="黑体"/>
@@ -2144,7 +2338,7 @@
 </file>
 
 <file path=word/numbering.xml><?xml version="1.0" encoding="utf-8"?>
-<w:numbering xmlns:m="http://schemas.openxmlformats.org/officeDocument/2006/math" xmlns:mc="http://schemas.openxmlformats.org/markup-compatibility/2006" xmlns:mo="http://schemas.microsoft.com/office/mac/office/2008/main" xmlns:mv="urn:schemas-microsoft-com:mac:vml" xmlns:o="urn:schemas-microsoft-com:office:office" xmlns:r="http://schemas.openxmlformats.org/officeDocument/2006/relationships" xmlns:v="urn:schemas-microsoft-com:vml" xmlns:w="http://schemas.openxmlformats.org/wordprocessingml/2006/main" xmlns:w10="urn:schemas-microsoft-com:office:word" xmlns:w14="http://schemas.microsoft.com/office/word/2010/wordml" xmlns:wne="http://schemas.microsoft.com/office/word/2006/wordml" xmlns:wp="http://schemas.openxmlformats.org/drawingml/2006/wordprocessingDrawing" xmlns:wp14="http://schemas.microsoft.com/office/word/2010/wordprocessingDrawing" xmlns:wpc="http://schemas.microsoft.com/office/word/2010/wordprocessingCanvas" xmlns:wpg="http://schemas.microsoft.com/office/word/2010/wordprocessingGroup" xmlns:wpi="http://schemas.microsoft.com/office/word/2010/wordprocessingInk" xmlns:wps="http://schemas.microsoft.com/office/word/2010/wordprocessingShape" mc:Ignorable="w14 wp14">
+<w:numbering xmlns:mc="http://schemas.openxmlformats.org/markup-compatibility/2006" xmlns:w="http://schemas.openxmlformats.org/wordprocessingml/2006/main" xmlns:m="http://schemas.openxmlformats.org/officeDocument/2006/math" xmlns:mo="http://schemas.microsoft.com/office/mac/office/2008/main" xmlns:mv="urn:schemas-microsoft-com:mac:vml" xmlns:o="urn:schemas-microsoft-com:office:office" xmlns:r="http://schemas.openxmlformats.org/officeDocument/2006/relationships" xmlns:v="urn:schemas-microsoft-com:vml" xmlns:w10="urn:schemas-microsoft-com:office:word" xmlns:w14="http://schemas.microsoft.com/office/word/2010/wordml" xmlns:wne="http://schemas.microsoft.com/office/word/2006/wordml" xmlns:wp="http://schemas.openxmlformats.org/drawingml/2006/wordprocessingDrawing" xmlns:wp14="http://schemas.microsoft.com/office/word/2010/wordprocessingDrawing" xmlns:wpc="http://schemas.microsoft.com/office/word/2010/wordprocessingCanvas" xmlns:wpg="http://schemas.microsoft.com/office/word/2010/wordprocessingGroup" xmlns:wpi="http://schemas.microsoft.com/office/word/2010/wordprocessingInk" xmlns:wps="http://schemas.microsoft.com/office/word/2010/wordprocessingShape" mc:Ignorable="w14 wp14">
   <w:abstractNum w:abstractNumId="0">
     <w:nsid w:val="FFFFFF7C"/>
     <w:multiLevelType w:val="singleLevel"/>
@@ -2231,7 +2425,7 @@
         <w:ind w:hanging="360" w:left="1440"/>
       </w:pPr>
       <w:rPr>
-        <w:rFonts w:ascii="Symbol" w:hAnsi="Symbol" w:hint="default"/>
+        <w:rFonts w:ascii="Symbol" w:hAnsi="Symbol" w:hint="default" w:eastAsia="黑体"/>
       </w:rPr>
     </w:lvl>
   </w:abstractNum>
@@ -2252,7 +2446,7 @@
         <w:ind w:hanging="360" w:left="1080"/>
       </w:pPr>
       <w:rPr>
-        <w:rFonts w:ascii="Symbol" w:hAnsi="Symbol" w:hint="default"/>
+        <w:rFonts w:ascii="Symbol" w:hAnsi="Symbol" w:hint="default" w:eastAsia="黑体"/>
       </w:rPr>
     </w:lvl>
   </w:abstractNum>
@@ -2273,7 +2467,7 @@
         <w:ind w:hanging="360" w:left="720"/>
       </w:pPr>
       <w:rPr>
-        <w:rFonts w:ascii="Symbol" w:hAnsi="Symbol" w:hint="default"/>
+        <w:rFonts w:ascii="Symbol" w:hAnsi="Symbol" w:hint="default" w:eastAsia="黑体"/>
       </w:rPr>
     </w:lvl>
   </w:abstractNum>
@@ -2312,7 +2506,7 @@
         <w:ind w:hanging="360" w:left="360"/>
       </w:pPr>
       <w:rPr>
-        <w:rFonts w:ascii="Symbol" w:hAnsi="Symbol" w:hint="default"/>
+        <w:rFonts w:ascii="Symbol" w:hAnsi="Symbol" w:hint="default" w:eastAsia="黑体"/>
       </w:rPr>
     </w:lvl>
   </w:abstractNum>
@@ -2403,7 +2597,7 @@
         <w:ind w:left="720" w:hanging="360"/>
       </w:pPr>
       <w:rPr>
-        <w:rFonts w:ascii="Symbol" w:hAnsi="Symbol" w:cs="Symbol" w:hint="default"/>
+        <w:rFonts w:ascii="Symbol" w:hAnsi="Symbol" w:cs="Symbol" w:hint="default" w:eastAsia="黑体"/>
       </w:rPr>
     </w:lvl>
     <w:lvl w:ilvl="1">
@@ -2414,7 +2608,7 @@
         <w:ind w:left="1440" w:hanging="360"/>
       </w:pPr>
       <w:rPr>
-        <w:rFonts w:ascii="Courier New" w:hAnsi="Courier New" w:cs="Courier New" w:hint="default"/>
+        <w:rFonts w:ascii="Courier New" w:hAnsi="Courier New" w:cs="Courier New" w:hint="default" w:eastAsia="黑体"/>
       </w:rPr>
     </w:lvl>
     <w:lvl w:ilvl="2">
@@ -2425,7 +2619,7 @@
         <w:ind w:left="2160" w:hanging="360"/>
       </w:pPr>
       <w:rPr>
-        <w:rFonts w:ascii="Wingdings" w:hAnsi="Wingdings" w:cs="Wingdings" w:hint="default"/>
+        <w:rFonts w:ascii="Wingdings" w:hAnsi="Wingdings" w:cs="Wingdings" w:hint="default" w:eastAsia="黑体"/>
       </w:rPr>
     </w:lvl>
     <w:lvl w:ilvl="3">
@@ -2436,7 +2630,7 @@
         <w:ind w:left="2880" w:hanging="360"/>
       </w:pPr>
       <w:rPr>
-        <w:rFonts w:ascii="Symbol" w:hAnsi="Symbol" w:cs="Symbol" w:hint="default"/>
+        <w:rFonts w:ascii="Symbol" w:hAnsi="Symbol" w:cs="Symbol" w:hint="default" w:eastAsia="黑体"/>
       </w:rPr>
     </w:lvl>
     <w:lvl w:ilvl="4">
@@ -2447,7 +2641,7 @@
         <w:ind w:left="3600" w:hanging="360"/>
       </w:pPr>
       <w:rPr>
-        <w:rFonts w:ascii="Courier New" w:hAnsi="Courier New" w:cs="Courier New" w:hint="default"/>
+        <w:rFonts w:ascii="Courier New" w:hAnsi="Courier New" w:cs="Courier New" w:hint="default" w:eastAsia="黑体"/>
       </w:rPr>
     </w:lvl>
     <w:lvl w:ilvl="5">
@@ -2458,7 +2652,7 @@
         <w:ind w:left="4320" w:hanging="360"/>
       </w:pPr>
       <w:rPr>
-        <w:rFonts w:ascii="Wingdings" w:hAnsi="Wingdings" w:cs="Wingdings" w:hint="default"/>
+        <w:rFonts w:ascii="Wingdings" w:hAnsi="Wingdings" w:cs="Wingdings" w:hint="default" w:eastAsia="黑体"/>
       </w:rPr>
     </w:lvl>
     <w:lvl w:ilvl="6">
@@ -2469,7 +2663,7 @@
         <w:ind w:left="5040" w:hanging="360"/>
       </w:pPr>
       <w:rPr>
-        <w:rFonts w:ascii="Symbol" w:hAnsi="Symbol" w:cs="Symbol" w:hint="default"/>
+        <w:rFonts w:ascii="Symbol" w:hAnsi="Symbol" w:cs="Symbol" w:hint="default" w:eastAsia="黑体"/>
       </w:rPr>
     </w:lvl>
     <w:lvl w:ilvl="7">
@@ -2480,7 +2674,7 @@
         <w:ind w:left="5760" w:hanging="360"/>
       </w:pPr>
       <w:rPr>
-        <w:rFonts w:ascii="Courier New" w:hAnsi="Courier New" w:cs="Courier New" w:hint="default"/>
+        <w:rFonts w:ascii="Courier New" w:hAnsi="Courier New" w:cs="Courier New" w:hint="default" w:eastAsia="黑体"/>
       </w:rPr>
     </w:lvl>
     <w:lvl w:ilvl="8">
@@ -2491,7 +2685,7 @@
         <w:ind w:left="6480" w:hanging="360"/>
       </w:pPr>
       <w:rPr>
-        <w:rFonts w:ascii="Wingdings" w:hAnsi="Wingdings" w:cs="Wingdings" w:hint="default"/>
+        <w:rFonts w:ascii="Wingdings" w:hAnsi="Wingdings" w:cs="Wingdings" w:hint="default" w:eastAsia="黑体"/>
       </w:rPr>
     </w:lvl>
   </w:abstractNum>
@@ -2547,11 +2741,11 @@
 </file>
 
 <file path=word/styles.xml><?xml version="1.0" encoding="utf-8"?>
-<w:styles xmlns:mc="http://schemas.openxmlformats.org/markup-compatibility/2006" xmlns:r="http://schemas.openxmlformats.org/officeDocument/2006/relationships" xmlns:w="http://schemas.openxmlformats.org/wordprocessingml/2006/main" xmlns:w14="http://schemas.microsoft.com/office/word/2010/wordml" mc:Ignorable="w14">
+<w:styles xmlns:mc="http://schemas.openxmlformats.org/markup-compatibility/2006" xmlns:w="http://schemas.openxmlformats.org/wordprocessingml/2006/main" xmlns:r="http://schemas.openxmlformats.org/officeDocument/2006/relationships" xmlns:w14="http://schemas.microsoft.com/office/word/2010/wordml" mc:Ignorable="w14">
   <w:docDefaults>
     <w:rPrDefault>
       <w:rPr>
-        <w:rFonts w:asciiTheme="minorHAnsi" w:cstheme="minorBidi" w:eastAsiaTheme="minorEastAsia" w:hAnsiTheme="minorHAnsi"/>
+        <w:rFonts w:asciiTheme="minorHAnsi" w:cstheme="minorBidi" w:hAnsiTheme="minorHAnsi" w:eastAsia="黑体"/>
         <w:sz w:val="22"/>
         <w:szCs w:val="22"/>
         <w:lang w:bidi="ar-SA" w:eastAsia="en-US" w:val="en-US"/>
@@ -2773,7 +2967,7 @@
       <w:outlineLvl w:val="0"/>
     </w:pPr>
     <w:rPr>
-      <w:rFonts w:ascii="Times New Roman" w:asciiTheme="majorHAnsi" w:cstheme="majorBidi" w:eastAsia="黑体" w:eastAsiaTheme="majorEastAsia" w:hAnsi="Times New Roman" w:hAnsiTheme="majorHAnsi"/>
+      <w:rFonts w:ascii="Times New Roman" w:asciiTheme="majorHAnsi" w:cstheme="majorBidi" w:eastAsia="黑体" w:hAnsi="Times New Roman" w:hAnsiTheme="majorHAnsi"/>
       <w:b/>
       <w:bCs/>
       <w:color w:val="1F3864"/>
@@ -2797,7 +2991,7 @@
       <w:outlineLvl w:val="1"/>
     </w:pPr>
     <w:rPr>
-      <w:rFonts w:ascii="Times New Roman" w:asciiTheme="majorHAnsi" w:cstheme="majorBidi" w:eastAsia="黑体" w:eastAsiaTheme="majorEastAsia" w:hAnsi="Times New Roman" w:hAnsiTheme="majorHAnsi"/>
+      <w:rFonts w:ascii="Times New Roman" w:asciiTheme="majorHAnsi" w:cstheme="majorBidi" w:eastAsia="黑体" w:hAnsi="Times New Roman" w:hAnsiTheme="majorHAnsi"/>
       <w:b/>
       <w:bCs/>
       <w:color w:val="2E4E7E"/>
@@ -2821,7 +3015,7 @@
       <w:outlineLvl w:val="2"/>
     </w:pPr>
     <w:rPr>
-      <w:rFonts w:ascii="Times New Roman" w:asciiTheme="majorHAnsi" w:cstheme="majorBidi" w:eastAsia="黑体" w:eastAsiaTheme="majorEastAsia" w:hAnsi="Times New Roman" w:hAnsiTheme="majorHAnsi"/>
+      <w:rFonts w:ascii="Times New Roman" w:asciiTheme="majorHAnsi" w:cstheme="majorBidi" w:eastAsia="黑体" w:hAnsi="Times New Roman" w:hAnsiTheme="majorHAnsi"/>
       <w:b/>
       <w:bCs/>
       <w:color w:val="2E4E7E"/>
@@ -2845,7 +3039,7 @@
       <w:outlineLvl w:val="3"/>
     </w:pPr>
     <w:rPr>
-      <w:rFonts w:ascii="Times New Roman" w:asciiTheme="majorHAnsi" w:cstheme="majorBidi" w:eastAsia="黑体" w:eastAsiaTheme="majorEastAsia" w:hAnsi="Times New Roman" w:hAnsiTheme="majorHAnsi"/>
+      <w:rFonts w:ascii="Times New Roman" w:asciiTheme="majorHAnsi" w:cstheme="majorBidi" w:eastAsia="黑体" w:hAnsi="Times New Roman" w:hAnsiTheme="majorHAnsi"/>
       <w:b/>
       <w:bCs/>
       <w:i/>
@@ -2871,7 +3065,7 @@
       <w:outlineLvl w:val="4"/>
     </w:pPr>
     <w:rPr>
-      <w:rFonts w:ascii="Times New Roman" w:asciiTheme="majorHAnsi" w:cstheme="majorBidi" w:eastAsia="黑体" w:eastAsiaTheme="majorEastAsia" w:hAnsi="Times New Roman" w:hAnsiTheme="majorHAnsi"/>
+      <w:rFonts w:ascii="Times New Roman" w:asciiTheme="majorHAnsi" w:cstheme="majorBidi" w:eastAsia="黑体" w:hAnsi="Times New Roman" w:hAnsiTheme="majorHAnsi"/>
       <w:b/>
       <w:color w:val="333333"/>
       <w:sz w:val="22"/>
@@ -2894,7 +3088,7 @@
       <w:outlineLvl w:val="5"/>
     </w:pPr>
     <w:rPr>
-      <w:rFonts w:asciiTheme="majorHAnsi" w:cstheme="majorBidi" w:eastAsiaTheme="majorEastAsia" w:hAnsiTheme="majorHAnsi"/>
+      <w:rFonts w:asciiTheme="majorHAnsi" w:cstheme="majorBidi" w:hAnsiTheme="majorHAnsi" w:eastAsia="黑体"/>
       <w:i/>
       <w:iCs/>
       <w:color w:themeColor="accent1" w:themeShade="7F" w:val="243F60"/>
@@ -2917,7 +3111,7 @@
       <w:outlineLvl w:val="6"/>
     </w:pPr>
     <w:rPr>
-      <w:rFonts w:asciiTheme="majorHAnsi" w:cstheme="majorBidi" w:eastAsiaTheme="majorEastAsia" w:hAnsiTheme="majorHAnsi"/>
+      <w:rFonts w:asciiTheme="majorHAnsi" w:cstheme="majorBidi" w:hAnsiTheme="majorHAnsi" w:eastAsia="黑体"/>
       <w:i/>
       <w:iCs/>
       <w:color w:themeColor="text1" w:themeTint="BF" w:val="404040"/>
@@ -2940,7 +3134,7 @@
       <w:outlineLvl w:val="7"/>
     </w:pPr>
     <w:rPr>
-      <w:rFonts w:asciiTheme="majorHAnsi" w:cstheme="majorBidi" w:eastAsiaTheme="majorEastAsia" w:hAnsiTheme="majorHAnsi"/>
+      <w:rFonts w:asciiTheme="majorHAnsi" w:cstheme="majorBidi" w:hAnsiTheme="majorHAnsi" w:eastAsia="黑体"/>
       <w:color w:themeColor="accent1" w:val="4F81BD"/>
       <w:sz w:val="20"/>
       <w:szCs w:val="20"/>
@@ -2963,7 +3157,7 @@
       <w:outlineLvl w:val="8"/>
     </w:pPr>
     <w:rPr>
-      <w:rFonts w:asciiTheme="majorHAnsi" w:cstheme="majorBidi" w:eastAsiaTheme="majorEastAsia" w:hAnsiTheme="majorHAnsi"/>
+      <w:rFonts w:asciiTheme="majorHAnsi" w:cstheme="majorBidi" w:hAnsiTheme="majorHAnsi" w:eastAsia="黑体"/>
       <w:i/>
       <w:iCs/>
       <w:color w:themeColor="text1" w:themeTint="BF" w:val="404040"/>
@@ -3014,7 +3208,7 @@
     <w:uiPriority w:val="9"/>
     <w:rsid w:val="00FC693F"/>
     <w:rPr>
-      <w:rFonts w:asciiTheme="majorHAnsi" w:cstheme="majorBidi" w:eastAsiaTheme="majorEastAsia" w:hAnsiTheme="majorHAnsi"/>
+      <w:rFonts w:asciiTheme="majorHAnsi" w:cstheme="majorBidi" w:hAnsiTheme="majorHAnsi" w:eastAsia="黑体"/>
       <w:b/>
       <w:bCs/>
       <w:color w:themeColor="accent1" w:themeShade="BF" w:val="365F91"/>
@@ -3029,7 +3223,7 @@
     <w:uiPriority w:val="9"/>
     <w:rsid w:val="00FC693F"/>
     <w:rPr>
-      <w:rFonts w:asciiTheme="majorHAnsi" w:cstheme="majorBidi" w:eastAsiaTheme="majorEastAsia" w:hAnsiTheme="majorHAnsi"/>
+      <w:rFonts w:asciiTheme="majorHAnsi" w:cstheme="majorBidi" w:hAnsiTheme="majorHAnsi" w:eastAsia="黑体"/>
       <w:b/>
       <w:bCs/>
       <w:color w:themeColor="accent1" w:val="4F81BD"/>
@@ -3044,7 +3238,7 @@
     <w:uiPriority w:val="9"/>
     <w:rsid w:val="00FC693F"/>
     <w:rPr>
-      <w:rFonts w:asciiTheme="majorHAnsi" w:cstheme="majorBidi" w:eastAsiaTheme="majorEastAsia" w:hAnsiTheme="majorHAnsi"/>
+      <w:rFonts w:asciiTheme="majorHAnsi" w:cstheme="majorBidi" w:hAnsiTheme="majorHAnsi" w:eastAsia="黑体"/>
       <w:b/>
       <w:bCs/>
       <w:color w:themeColor="accent1" w:val="4F81BD"/>
@@ -3067,7 +3261,7 @@
       <w:contextualSpacing/>
     </w:pPr>
     <w:rPr>
-      <w:rFonts w:ascii="Times New Roman" w:asciiTheme="majorHAnsi" w:cstheme="majorBidi" w:eastAsia="黑体" w:eastAsiaTheme="majorEastAsia" w:hAnsi="Times New Roman" w:hAnsiTheme="majorHAnsi"/>
+      <w:rFonts w:ascii="Times New Roman" w:asciiTheme="majorHAnsi" w:cstheme="majorBidi" w:eastAsia="黑体" w:hAnsi="Times New Roman" w:hAnsiTheme="majorHAnsi"/>
       <w:b/>
       <w:color w:val="1F3864"/>
       <w:spacing w:val="5"/>
@@ -3083,7 +3277,7 @@
     <w:uiPriority w:val="10"/>
     <w:rsid w:val="00FC693F"/>
     <w:rPr>
-      <w:rFonts w:asciiTheme="majorHAnsi" w:cstheme="majorBidi" w:eastAsiaTheme="majorEastAsia" w:hAnsiTheme="majorHAnsi"/>
+      <w:rFonts w:asciiTheme="majorHAnsi" w:cstheme="majorBidi" w:hAnsiTheme="majorHAnsi" w:eastAsia="黑体"/>
       <w:color w:themeColor="text2" w:themeShade="BF" w:val="17365D"/>
       <w:spacing w:val="5"/>
       <w:kern w:val="28"/>
@@ -3105,7 +3299,7 @@
       </w:numPr>
     </w:pPr>
     <w:rPr>
-      <w:rFonts w:asciiTheme="majorHAnsi" w:cstheme="majorBidi" w:eastAsiaTheme="majorEastAsia" w:hAnsiTheme="majorHAnsi"/>
+      <w:rFonts w:asciiTheme="majorHAnsi" w:cstheme="majorBidi" w:hAnsiTheme="majorHAnsi" w:eastAsia="黑体"/>
       <w:i/>
       <w:iCs/>
       <w:color w:themeColor="accent1" w:val="4F81BD"/>
@@ -3121,7 +3315,7 @@
     <w:uiPriority w:val="11"/>
     <w:rsid w:val="00FC693F"/>
     <w:rPr>
-      <w:rFonts w:asciiTheme="majorHAnsi" w:cstheme="majorBidi" w:eastAsiaTheme="majorEastAsia" w:hAnsiTheme="majorHAnsi"/>
+      <w:rFonts w:asciiTheme="majorHAnsi" w:cstheme="majorBidi" w:hAnsiTheme="majorHAnsi" w:eastAsia="黑体"/>
       <w:i/>
       <w:iCs/>
       <w:color w:themeColor="accent1" w:val="4F81BD"/>
@@ -3188,6 +3382,7 @@
       <w:spacing w:after="120"/>
     </w:pPr>
     <w:rPr>
+      <w:rFonts w:eastAsia="黑体"/>
       <w:sz w:val="16"/>
       <w:szCs w:val="16"/>
     </w:rPr>
@@ -3199,6 +3394,7 @@
     <w:uiPriority w:val="99"/>
     <w:rsid w:val="00AA1D8D"/>
     <w:rPr>
+      <w:rFonts w:eastAsia="黑体"/>
       <w:sz w:val="16"/>
       <w:szCs w:val="16"/>
     </w:rPr>
@@ -3368,7 +3564,7 @@
       </w:tabs>
     </w:pPr>
     <w:rPr>
-      <w:rFonts w:ascii="Courier" w:hAnsi="Courier"/>
+      <w:rFonts w:ascii="Courier" w:hAnsi="Courier" w:eastAsia="黑体"/>
       <w:sz w:val="20"/>
       <w:szCs w:val="20"/>
     </w:rPr>
@@ -3380,7 +3576,7 @@
     <w:uiPriority w:val="99"/>
     <w:rsid w:val="0029639D"/>
     <w:rPr>
-      <w:rFonts w:ascii="Courier" w:hAnsi="Courier"/>
+      <w:rFonts w:ascii="Courier" w:hAnsi="Courier" w:eastAsia="黑体"/>
       <w:sz w:val="20"/>
       <w:szCs w:val="20"/>
     </w:rPr>
@@ -3416,6 +3612,7 @@
     <w:uiPriority w:val="29"/>
     <w:rsid w:val="00FC693F"/>
     <w:rPr>
+      <w:rFonts w:eastAsia="黑体"/>
       <w:i/>
       <w:iCs/>
       <w:color w:themeColor="text1" w:val="000000"/>
@@ -3429,7 +3626,7 @@
     <w:semiHidden/>
     <w:rsid w:val="00FC693F"/>
     <w:rPr>
-      <w:rFonts w:asciiTheme="majorHAnsi" w:cstheme="majorBidi" w:eastAsiaTheme="majorEastAsia" w:hAnsiTheme="majorHAnsi"/>
+      <w:rFonts w:asciiTheme="majorHAnsi" w:cstheme="majorBidi" w:hAnsiTheme="majorHAnsi" w:eastAsia="黑体"/>
       <w:b/>
       <w:bCs/>
       <w:i/>
@@ -3445,7 +3642,7 @@
     <w:semiHidden/>
     <w:rsid w:val="00FC693F"/>
     <w:rPr>
-      <w:rFonts w:asciiTheme="majorHAnsi" w:cstheme="majorBidi" w:eastAsiaTheme="majorEastAsia" w:hAnsiTheme="majorHAnsi"/>
+      <w:rFonts w:asciiTheme="majorHAnsi" w:cstheme="majorBidi" w:hAnsiTheme="majorHAnsi" w:eastAsia="黑体"/>
       <w:color w:themeColor="accent1" w:themeShade="7F" w:val="243F60"/>
     </w:rPr>
   </w:style>
@@ -3457,7 +3654,7 @@
     <w:semiHidden/>
     <w:rsid w:val="00FC693F"/>
     <w:rPr>
-      <w:rFonts w:asciiTheme="majorHAnsi" w:cstheme="majorBidi" w:eastAsiaTheme="majorEastAsia" w:hAnsiTheme="majorHAnsi"/>
+      <w:rFonts w:asciiTheme="majorHAnsi" w:cstheme="majorBidi" w:hAnsiTheme="majorHAnsi" w:eastAsia="黑体"/>
       <w:i/>
       <w:iCs/>
       <w:color w:themeColor="accent1" w:themeShade="7F" w:val="243F60"/>
@@ -3471,7 +3668,7 @@
     <w:semiHidden/>
     <w:rsid w:val="00FC693F"/>
     <w:rPr>
-      <w:rFonts w:asciiTheme="majorHAnsi" w:cstheme="majorBidi" w:eastAsiaTheme="majorEastAsia" w:hAnsiTheme="majorHAnsi"/>
+      <w:rFonts w:asciiTheme="majorHAnsi" w:cstheme="majorBidi" w:hAnsiTheme="majorHAnsi" w:eastAsia="黑体"/>
       <w:i/>
       <w:iCs/>
       <w:color w:themeColor="text1" w:themeTint="BF" w:val="404040"/>
@@ -3485,7 +3682,7 @@
     <w:semiHidden/>
     <w:rsid w:val="00FC693F"/>
     <w:rPr>
-      <w:rFonts w:asciiTheme="majorHAnsi" w:cstheme="majorBidi" w:eastAsiaTheme="majorEastAsia" w:hAnsiTheme="majorHAnsi"/>
+      <w:rFonts w:asciiTheme="majorHAnsi" w:cstheme="majorBidi" w:hAnsiTheme="majorHAnsi" w:eastAsia="黑体"/>
       <w:color w:themeColor="accent1" w:val="4F81BD"/>
       <w:sz w:val="20"/>
       <w:szCs w:val="20"/>
@@ -3499,7 +3696,7 @@
     <w:semiHidden/>
     <w:rsid w:val="00FC693F"/>
     <w:rPr>
-      <w:rFonts w:asciiTheme="majorHAnsi" w:cstheme="majorBidi" w:eastAsiaTheme="majorEastAsia" w:hAnsiTheme="majorHAnsi"/>
+      <w:rFonts w:asciiTheme="majorHAnsi" w:cstheme="majorBidi" w:hAnsiTheme="majorHAnsi" w:eastAsia="黑体"/>
       <w:i/>
       <w:iCs/>
       <w:color w:themeColor="text1" w:themeTint="BF" w:val="404040"/>
@@ -3520,6 +3717,7 @@
       <w:spacing w:line="240" w:lineRule="auto"/>
     </w:pPr>
     <w:rPr>
+      <w:rFonts w:eastAsia="黑体"/>
       <w:b/>
       <w:bCs/>
       <w:color w:themeColor="accent1" w:val="4F81BD"/>
@@ -3534,6 +3732,7 @@
     <w:qFormat/>
     <w:rsid w:val="00FC693F"/>
     <w:rPr>
+      <w:rFonts w:eastAsia="黑体"/>
       <w:b/>
       <w:bCs/>
     </w:rPr>
@@ -3545,6 +3744,7 @@
     <w:qFormat/>
     <w:rsid w:val="00FC693F"/>
     <w:rPr>
+      <w:rFonts w:eastAsia="黑体"/>
       <w:i/>
       <w:iCs/>
     </w:rPr>
@@ -3565,6 +3765,7 @@
       <w:ind w:left="936" w:right="936"/>
     </w:pPr>
     <w:rPr>
+      <w:rFonts w:eastAsia="黑体"/>
       <w:b/>
       <w:bCs/>
       <w:i/>
@@ -3579,6 +3780,7 @@
     <w:uiPriority w:val="30"/>
     <w:rsid w:val="00FC693F"/>
     <w:rPr>
+      <w:rFonts w:eastAsia="黑体"/>
       <w:b/>
       <w:bCs/>
       <w:i/>
@@ -3593,6 +3795,7 @@
     <w:qFormat/>
     <w:rsid w:val="00FC693F"/>
     <w:rPr>
+      <w:rFonts w:eastAsia="黑体"/>
       <w:i/>
       <w:iCs/>
       <w:color w:themeColor="text1" w:themeTint="7F" w:val="808080"/>
@@ -3605,6 +3808,7 @@
     <w:qFormat/>
     <w:rsid w:val="00FC693F"/>
     <w:rPr>
+      <w:rFonts w:eastAsia="黑体"/>
       <w:b/>
       <w:bCs/>
       <w:i/>
@@ -3619,6 +3823,7 @@
     <w:qFormat/>
     <w:rsid w:val="00FC693F"/>
     <w:rPr>
+      <w:rFonts w:eastAsia="黑体"/>
       <w:smallCaps/>
       <w:color w:themeColor="accent2" w:val="C0504D"/>
       <w:u w:val="single"/>
@@ -3631,6 +3836,7 @@
     <w:qFormat/>
     <w:rsid w:val="00FC693F"/>
     <w:rPr>
+      <w:rFonts w:eastAsia="黑体"/>
       <w:b/>
       <w:bCs/>
       <w:smallCaps/>
@@ -3646,6 +3852,7 @@
     <w:qFormat/>
     <w:rsid w:val="00FC693F"/>
     <w:rPr>
+      <w:rFonts w:eastAsia="黑体"/>
       <w:b/>
       <w:bCs/>
       <w:smallCaps/>
@@ -3700,6 +3907,7 @@
       <w:spacing w:after="0" w:line="240" w:lineRule="auto"/>
     </w:pPr>
     <w:rPr>
+      <w:rFonts w:eastAsia="黑体"/>
       <w:color w:themeColor="text1" w:themeShade="BF" w:val="000000"/>
     </w:rPr>
     <w:tblPr>
@@ -3722,6 +3930,7 @@
         <w:spacing w:after="0" w:before="0" w:line="240" w:lineRule="auto"/>
       </w:pPr>
       <w:rPr>
+        <w:rFonts w:eastAsia="黑体"/>
         <w:b/>
         <w:bCs/>
       </w:rPr>
@@ -3742,6 +3951,7 @@
         <w:spacing w:after="0" w:before="0" w:line="240" w:lineRule="auto"/>
       </w:pPr>
       <w:rPr>
+        <w:rFonts w:eastAsia="黑体"/>
         <w:b/>
         <w:bCs/>
       </w:rPr>
@@ -3759,12 +3969,14 @@
     </w:tblStylePr>
     <w:tblStylePr w:type="firstCol">
       <w:rPr>
+        <w:rFonts w:eastAsia="黑体"/>
         <w:b/>
         <w:bCs/>
       </w:rPr>
     </w:tblStylePr>
     <w:tblStylePr w:type="lastCol">
       <w:rPr>
+        <w:rFonts w:eastAsia="黑体"/>
         <w:b/>
         <w:bCs/>
       </w:rPr>
@@ -3803,6 +4015,7 @@
       <w:spacing w:after="0" w:line="240" w:lineRule="auto"/>
     </w:pPr>
     <w:rPr>
+      <w:rFonts w:eastAsia="黑体"/>
       <w:color w:themeColor="accent1" w:themeShade="BF" w:val="365F91"/>
     </w:rPr>
     <w:tblPr>
@@ -3825,6 +4038,7 @@
         <w:spacing w:after="0" w:before="0" w:line="240" w:lineRule="auto"/>
       </w:pPr>
       <w:rPr>
+        <w:rFonts w:eastAsia="黑体"/>
         <w:b/>
         <w:bCs/>
       </w:rPr>
@@ -3845,6 +4059,7 @@
         <w:spacing w:after="0" w:before="0" w:line="240" w:lineRule="auto"/>
       </w:pPr>
       <w:rPr>
+        <w:rFonts w:eastAsia="黑体"/>
         <w:b/>
         <w:bCs/>
       </w:rPr>
@@ -3862,12 +4077,14 @@
     </w:tblStylePr>
     <w:tblStylePr w:type="firstCol">
       <w:rPr>
+        <w:rFonts w:eastAsia="黑体"/>
         <w:b/>
         <w:bCs/>
       </w:rPr>
     </w:tblStylePr>
     <w:tblStylePr w:type="lastCol">
       <w:rPr>
+        <w:rFonts w:eastAsia="黑体"/>
         <w:b/>
         <w:bCs/>
       </w:rPr>
@@ -3906,6 +4123,7 @@
       <w:spacing w:after="0" w:line="240" w:lineRule="auto"/>
     </w:pPr>
     <w:rPr>
+      <w:rFonts w:eastAsia="黑体"/>
       <w:color w:themeColor="accent2" w:themeShade="BF" w:val="943634"/>
     </w:rPr>
     <w:tblPr>
@@ -3928,6 +4146,7 @@
         <w:spacing w:after="0" w:before="0" w:line="240" w:lineRule="auto"/>
       </w:pPr>
       <w:rPr>
+        <w:rFonts w:eastAsia="黑体"/>
         <w:b/>
         <w:bCs/>
       </w:rPr>
@@ -3948,6 +4167,7 @@
         <w:spacing w:after="0" w:before="0" w:line="240" w:lineRule="auto"/>
       </w:pPr>
       <w:rPr>
+        <w:rFonts w:eastAsia="黑体"/>
         <w:b/>
         <w:bCs/>
       </w:rPr>
@@ -3965,12 +4185,14 @@
     </w:tblStylePr>
     <w:tblStylePr w:type="firstCol">
       <w:rPr>
+        <w:rFonts w:eastAsia="黑体"/>
         <w:b/>
         <w:bCs/>
       </w:rPr>
     </w:tblStylePr>
     <w:tblStylePr w:type="lastCol">
       <w:rPr>
+        <w:rFonts w:eastAsia="黑体"/>
         <w:b/>
         <w:bCs/>
       </w:rPr>
@@ -4009,6 +4231,7 @@
       <w:spacing w:after="0" w:line="240" w:lineRule="auto"/>
     </w:pPr>
     <w:rPr>
+      <w:rFonts w:eastAsia="黑体"/>
       <w:color w:themeColor="accent3" w:themeShade="BF" w:val="76923C"/>
     </w:rPr>
     <w:tblPr>
@@ -4031,6 +4254,7 @@
         <w:spacing w:after="0" w:before="0" w:line="240" w:lineRule="auto"/>
       </w:pPr>
       <w:rPr>
+        <w:rFonts w:eastAsia="黑体"/>
         <w:b/>
         <w:bCs/>
       </w:rPr>
@@ -4051,6 +4275,7 @@
         <w:spacing w:after="0" w:before="0" w:line="240" w:lineRule="auto"/>
       </w:pPr>
       <w:rPr>
+        <w:rFonts w:eastAsia="黑体"/>
         <w:b/>
         <w:bCs/>
       </w:rPr>
@@ -4068,12 +4293,14 @@
     </w:tblStylePr>
     <w:tblStylePr w:type="firstCol">
       <w:rPr>
+        <w:rFonts w:eastAsia="黑体"/>
         <w:b/>
         <w:bCs/>
       </w:rPr>
     </w:tblStylePr>
     <w:tblStylePr w:type="lastCol">
       <w:rPr>
+        <w:rFonts w:eastAsia="黑体"/>
         <w:b/>
         <w:bCs/>
       </w:rPr>
@@ -4112,6 +4339,7 @@
       <w:spacing w:after="0" w:line="240" w:lineRule="auto"/>
     </w:pPr>
     <w:rPr>
+      <w:rFonts w:eastAsia="黑体"/>
       <w:color w:themeColor="accent4" w:themeShade="BF" w:val="5F497A"/>
     </w:rPr>
     <w:tblPr>
@@ -4134,6 +4362,7 @@
         <w:spacing w:after="0" w:before="0" w:line="240" w:lineRule="auto"/>
       </w:pPr>
       <w:rPr>
+        <w:rFonts w:eastAsia="黑体"/>
         <w:b/>
         <w:bCs/>
       </w:rPr>
@@ -4154,6 +4383,7 @@
         <w:spacing w:after="0" w:before="0" w:line="240" w:lineRule="auto"/>
       </w:pPr>
       <w:rPr>
+        <w:rFonts w:eastAsia="黑体"/>
         <w:b/>
         <w:bCs/>
       </w:rPr>
@@ -4171,12 +4401,14 @@
     </w:tblStylePr>
     <w:tblStylePr w:type="firstCol">
       <w:rPr>
+        <w:rFonts w:eastAsia="黑体"/>
         <w:b/>
         <w:bCs/>
       </w:rPr>
     </w:tblStylePr>
     <w:tblStylePr w:type="lastCol">
       <w:rPr>
+        <w:rFonts w:eastAsia="黑体"/>
         <w:b/>
         <w:bCs/>
       </w:rPr>
@@ -4215,6 +4447,7 @@
       <w:spacing w:after="0" w:line="240" w:lineRule="auto"/>
     </w:pPr>
     <w:rPr>
+      <w:rFonts w:eastAsia="黑体"/>
       <w:color w:themeColor="accent5" w:themeShade="BF" w:val="31849B"/>
     </w:rPr>
     <w:tblPr>
@@ -4237,6 +4470,7 @@
         <w:spacing w:after="0" w:before="0" w:line="240" w:lineRule="auto"/>
       </w:pPr>
       <w:rPr>
+        <w:rFonts w:eastAsia="黑体"/>
         <w:b/>
         <w:bCs/>
       </w:rPr>
@@ -4257,6 +4491,7 @@
         <w:spacing w:after="0" w:before="0" w:line="240" w:lineRule="auto"/>
       </w:pPr>
       <w:rPr>
+        <w:rFonts w:eastAsia="黑体"/>
         <w:b/>
         <w:bCs/>
       </w:rPr>
@@ -4274,12 +4509,14 @@
     </w:tblStylePr>
     <w:tblStylePr w:type="firstCol">
       <w:rPr>
+        <w:rFonts w:eastAsia="黑体"/>
         <w:b/>
         <w:bCs/>
       </w:rPr>
     </w:tblStylePr>
     <w:tblStylePr w:type="lastCol">
       <w:rPr>
+        <w:rFonts w:eastAsia="黑体"/>
         <w:b/>
         <w:bCs/>
       </w:rPr>
@@ -4318,6 +4555,7 @@
       <w:spacing w:after="0" w:line="240" w:lineRule="auto"/>
     </w:pPr>
     <w:rPr>
+      <w:rFonts w:eastAsia="黑体"/>
       <w:color w:themeColor="accent6" w:themeShade="BF" w:val="E36C0A"/>
     </w:rPr>
     <w:tblPr>
@@ -4340,6 +4578,7 @@
         <w:spacing w:after="0" w:before="0" w:line="240" w:lineRule="auto"/>
       </w:pPr>
       <w:rPr>
+        <w:rFonts w:eastAsia="黑体"/>
         <w:b/>
         <w:bCs/>
       </w:rPr>
@@ -4360,6 +4599,7 @@
         <w:spacing w:after="0" w:before="0" w:line="240" w:lineRule="auto"/>
       </w:pPr>
       <w:rPr>
+        <w:rFonts w:eastAsia="黑体"/>
         <w:b/>
         <w:bCs/>
       </w:rPr>
@@ -4377,12 +4617,14 @@
     </w:tblStylePr>
     <w:tblStylePr w:type="firstCol">
       <w:rPr>
+        <w:rFonts w:eastAsia="黑体"/>
         <w:b/>
         <w:bCs/>
       </w:rPr>
     </w:tblStylePr>
     <w:tblStylePr w:type="lastCol">
       <w:rPr>
+        <w:rFonts w:eastAsia="黑体"/>
         <w:b/>
         <w:bCs/>
       </w:rPr>
@@ -4442,6 +4684,7 @@
         <w:spacing w:after="0" w:before="0" w:line="240" w:lineRule="auto"/>
       </w:pPr>
       <w:rPr>
+        <w:rFonts w:eastAsia="黑体"/>
         <w:b/>
         <w:bCs/>
         <w:color w:themeColor="background1" w:val="FFFFFF"/>
@@ -4456,6 +4699,7 @@
         <w:spacing w:after="0" w:before="0" w:line="240" w:lineRule="auto"/>
       </w:pPr>
       <w:rPr>
+        <w:rFonts w:eastAsia="黑体"/>
         <w:b/>
         <w:bCs/>
       </w:rPr>
@@ -4471,12 +4715,14 @@
     </w:tblStylePr>
     <w:tblStylePr w:type="firstCol">
       <w:rPr>
+        <w:rFonts w:eastAsia="黑体"/>
         <w:b/>
         <w:bCs/>
       </w:rPr>
     </w:tblStylePr>
     <w:tblStylePr w:type="lastCol">
       <w:rPr>
+        <w:rFonts w:eastAsia="黑体"/>
         <w:b/>
         <w:bCs/>
       </w:rPr>
@@ -4534,6 +4780,7 @@
         <w:spacing w:after="0" w:before="0" w:line="240" w:lineRule="auto"/>
       </w:pPr>
       <w:rPr>
+        <w:rFonts w:eastAsia="黑体"/>
         <w:b/>
         <w:bCs/>
         <w:color w:themeColor="background1" w:val="FFFFFF"/>
@@ -4548,6 +4795,7 @@
         <w:spacing w:after="0" w:before="0" w:line="240" w:lineRule="auto"/>
       </w:pPr>
       <w:rPr>
+        <w:rFonts w:eastAsia="黑体"/>
         <w:b/>
         <w:bCs/>
       </w:rPr>
@@ -4563,12 +4811,14 @@
     </w:tblStylePr>
     <w:tblStylePr w:type="firstCol">
       <w:rPr>
+        <w:rFonts w:eastAsia="黑体"/>
         <w:b/>
         <w:bCs/>
       </w:rPr>
     </w:tblStylePr>
     <w:tblStylePr w:type="lastCol">
       <w:rPr>
+        <w:rFonts w:eastAsia="黑体"/>
         <w:b/>
         <w:bCs/>
       </w:rPr>
@@ -4626,6 +4876,7 @@
         <w:spacing w:after="0" w:before="0" w:line="240" w:lineRule="auto"/>
       </w:pPr>
       <w:rPr>
+        <w:rFonts w:eastAsia="黑体"/>
         <w:b/>
         <w:bCs/>
         <w:color w:themeColor="background1" w:val="FFFFFF"/>
@@ -4640,6 +4891,7 @@
         <w:spacing w:after="0" w:before="0" w:line="240" w:lineRule="auto"/>
       </w:pPr>
       <w:rPr>
+        <w:rFonts w:eastAsia="黑体"/>
         <w:b/>
         <w:bCs/>
       </w:rPr>
@@ -4655,12 +4907,14 @@
     </w:tblStylePr>
     <w:tblStylePr w:type="firstCol">
       <w:rPr>
+        <w:rFonts w:eastAsia="黑体"/>
         <w:b/>
         <w:bCs/>
       </w:rPr>
     </w:tblStylePr>
     <w:tblStylePr w:type="lastCol">
       <w:rPr>
+        <w:rFonts w:eastAsia="黑体"/>
         <w:b/>
         <w:bCs/>
       </w:rPr>
@@ -4718,6 +4972,7 @@
         <w:spacing w:after="0" w:before="0" w:line="240" w:lineRule="auto"/>
       </w:pPr>
       <w:rPr>
+        <w:rFonts w:eastAsia="黑体"/>
         <w:b/>
         <w:bCs/>
         <w:color w:themeColor="background1" w:val="FFFFFF"/>
@@ -4732,6 +4987,7 @@
         <w:spacing w:after="0" w:before="0" w:line="240" w:lineRule="auto"/>
       </w:pPr>
       <w:rPr>
+        <w:rFonts w:eastAsia="黑体"/>
         <w:b/>
         <w:bCs/>
       </w:rPr>
@@ -4747,12 +5003,14 @@
     </w:tblStylePr>
     <w:tblStylePr w:type="firstCol">
       <w:rPr>
+        <w:rFonts w:eastAsia="黑体"/>
         <w:b/>
         <w:bCs/>
       </w:rPr>
     </w:tblStylePr>
     <w:tblStylePr w:type="lastCol">
       <w:rPr>
+        <w:rFonts w:eastAsia="黑体"/>
         <w:b/>
         <w:bCs/>
       </w:rPr>
@@ -4810,6 +5068,7 @@
         <w:spacing w:after="0" w:before="0" w:line="240" w:lineRule="auto"/>
       </w:pPr>
       <w:rPr>
+        <w:rFonts w:eastAsia="黑体"/>
         <w:b/>
         <w:bCs/>
         <w:color w:themeColor="background1" w:val="FFFFFF"/>
@@ -4824,6 +5083,7 @@
         <w:spacing w:after="0" w:before="0" w:line="240" w:lineRule="auto"/>
       </w:pPr>
       <w:rPr>
+        <w:rFonts w:eastAsia="黑体"/>
         <w:b/>
         <w:bCs/>
       </w:rPr>
@@ -4839,12 +5099,14 @@
     </w:tblStylePr>
     <w:tblStylePr w:type="firstCol">
       <w:rPr>
+        <w:rFonts w:eastAsia="黑体"/>
         <w:b/>
         <w:bCs/>
       </w:rPr>
     </w:tblStylePr>
     <w:tblStylePr w:type="lastCol">
       <w:rPr>
+        <w:rFonts w:eastAsia="黑体"/>
         <w:b/>
         <w:bCs/>
       </w:rPr>
@@ -4902,6 +5164,7 @@
         <w:spacing w:after="0" w:before="0" w:line="240" w:lineRule="auto"/>
       </w:pPr>
       <w:rPr>
+        <w:rFonts w:eastAsia="黑体"/>
         <w:b/>
         <w:bCs/>
         <w:color w:themeColor="background1" w:val="FFFFFF"/>
@@ -4916,6 +5179,7 @@
         <w:spacing w:after="0" w:before="0" w:line="240" w:lineRule="auto"/>
       </w:pPr>
       <w:rPr>
+        <w:rFonts w:eastAsia="黑体"/>
         <w:b/>
         <w:bCs/>
       </w:rPr>
@@ -4931,12 +5195,14 @@
     </w:tblStylePr>
     <w:tblStylePr w:type="firstCol">
       <w:rPr>
+        <w:rFonts w:eastAsia="黑体"/>
         <w:b/>
         <w:bCs/>
       </w:rPr>
     </w:tblStylePr>
     <w:tblStylePr w:type="lastCol">
       <w:rPr>
+        <w:rFonts w:eastAsia="黑体"/>
         <w:b/>
         <w:bCs/>
       </w:rPr>
@@ -4994,6 +5260,7 @@
         <w:spacing w:after="0" w:before="0" w:line="240" w:lineRule="auto"/>
       </w:pPr>
       <w:rPr>
+        <w:rFonts w:eastAsia="黑体"/>
         <w:b/>
         <w:bCs/>
         <w:color w:themeColor="background1" w:val="FFFFFF"/>
@@ -5008,6 +5275,7 @@
         <w:spacing w:after="0" w:before="0" w:line="240" w:lineRule="auto"/>
       </w:pPr>
       <w:rPr>
+        <w:rFonts w:eastAsia="黑体"/>
         <w:b/>
         <w:bCs/>
       </w:rPr>
@@ -5023,12 +5291,14 @@
     </w:tblStylePr>
     <w:tblStylePr w:type="firstCol">
       <w:rPr>
+        <w:rFonts w:eastAsia="黑体"/>
         <w:b/>
         <w:bCs/>
       </w:rPr>
     </w:tblStylePr>
     <w:tblStylePr w:type="lastCol">
       <w:rPr>
+        <w:rFonts w:eastAsia="黑体"/>
         <w:b/>
         <w:bCs/>
       </w:rPr>
@@ -5088,7 +5358,7 @@
         <w:spacing w:after="0" w:before="0" w:line="240" w:lineRule="auto"/>
       </w:pPr>
       <w:rPr>
-        <w:rFonts w:asciiTheme="majorHAnsi" w:cstheme="majorBidi" w:eastAsiaTheme="majorEastAsia" w:hAnsiTheme="majorHAnsi"/>
+        <w:rFonts w:asciiTheme="majorHAnsi" w:cstheme="majorBidi" w:hAnsiTheme="majorHAnsi" w:eastAsia="黑体"/>
         <w:b/>
         <w:bCs/>
       </w:rPr>
@@ -5109,7 +5379,7 @@
         <w:spacing w:after="0" w:before="0" w:line="240" w:lineRule="auto"/>
       </w:pPr>
       <w:rPr>
-        <w:rFonts w:asciiTheme="majorHAnsi" w:cstheme="majorBidi" w:eastAsiaTheme="majorEastAsia" w:hAnsiTheme="majorHAnsi"/>
+        <w:rFonts w:asciiTheme="majorHAnsi" w:cstheme="majorBidi" w:hAnsiTheme="majorHAnsi" w:eastAsia="黑体"/>
         <w:b/>
         <w:bCs/>
       </w:rPr>
@@ -5127,14 +5397,14 @@
     </w:tblStylePr>
     <w:tblStylePr w:type="firstCol">
       <w:rPr>
-        <w:rFonts w:asciiTheme="majorHAnsi" w:cstheme="majorBidi" w:eastAsiaTheme="majorEastAsia" w:hAnsiTheme="majorHAnsi"/>
+        <w:rFonts w:asciiTheme="majorHAnsi" w:cstheme="majorBidi" w:hAnsiTheme="majorHAnsi" w:eastAsia="黑体"/>
         <w:b/>
         <w:bCs/>
       </w:rPr>
     </w:tblStylePr>
     <w:tblStylePr w:type="lastCol">
       <w:rPr>
-        <w:rFonts w:asciiTheme="majorHAnsi" w:cstheme="majorBidi" w:eastAsiaTheme="majorEastAsia" w:hAnsiTheme="majorHAnsi"/>
+        <w:rFonts w:asciiTheme="majorHAnsi" w:cstheme="majorBidi" w:hAnsiTheme="majorHAnsi" w:eastAsia="黑体"/>
         <w:b/>
         <w:bCs/>
       </w:rPr>
@@ -5218,7 +5488,7 @@
         <w:spacing w:after="0" w:before="0" w:line="240" w:lineRule="auto"/>
       </w:pPr>
       <w:rPr>
-        <w:rFonts w:asciiTheme="majorHAnsi" w:cstheme="majorBidi" w:eastAsiaTheme="majorEastAsia" w:hAnsiTheme="majorHAnsi"/>
+        <w:rFonts w:asciiTheme="majorHAnsi" w:cstheme="majorBidi" w:hAnsiTheme="majorHAnsi" w:eastAsia="黑体"/>
         <w:b/>
         <w:bCs/>
       </w:rPr>
@@ -5239,7 +5509,7 @@
         <w:spacing w:after="0" w:before="0" w:line="240" w:lineRule="auto"/>
       </w:pPr>
       <w:rPr>
-        <w:rFonts w:asciiTheme="majorHAnsi" w:cstheme="majorBidi" w:eastAsiaTheme="majorEastAsia" w:hAnsiTheme="majorHAnsi"/>
+        <w:rFonts w:asciiTheme="majorHAnsi" w:cstheme="majorBidi" w:hAnsiTheme="majorHAnsi" w:eastAsia="黑体"/>
         <w:b/>
         <w:bCs/>
       </w:rPr>
@@ -5257,14 +5527,14 @@
     </w:tblStylePr>
     <w:tblStylePr w:type="firstCol">
       <w:rPr>
-        <w:rFonts w:asciiTheme="majorHAnsi" w:cstheme="majorBidi" w:eastAsiaTheme="majorEastAsia" w:hAnsiTheme="majorHAnsi"/>
+        <w:rFonts w:asciiTheme="majorHAnsi" w:cstheme="majorBidi" w:hAnsiTheme="majorHAnsi" w:eastAsia="黑体"/>
         <w:b/>
         <w:bCs/>
       </w:rPr>
     </w:tblStylePr>
     <w:tblStylePr w:type="lastCol">
       <w:rPr>
-        <w:rFonts w:asciiTheme="majorHAnsi" w:cstheme="majorBidi" w:eastAsiaTheme="majorEastAsia" w:hAnsiTheme="majorHAnsi"/>
+        <w:rFonts w:asciiTheme="majorHAnsi" w:cstheme="majorBidi" w:hAnsiTheme="majorHAnsi" w:eastAsia="黑体"/>
         <w:b/>
         <w:bCs/>
       </w:rPr>
@@ -5348,7 +5618,7 @@
         <w:spacing w:after="0" w:before="0" w:line="240" w:lineRule="auto"/>
       </w:pPr>
       <w:rPr>
-        <w:rFonts w:asciiTheme="majorHAnsi" w:cstheme="majorBidi" w:eastAsiaTheme="majorEastAsia" w:hAnsiTheme="majorHAnsi"/>
+        <w:rFonts w:asciiTheme="majorHAnsi" w:cstheme="majorBidi" w:hAnsiTheme="majorHAnsi" w:eastAsia="黑体"/>
         <w:b/>
         <w:bCs/>
       </w:rPr>
@@ -5369,7 +5639,7 @@
         <w:spacing w:after="0" w:before="0" w:line="240" w:lineRule="auto"/>
       </w:pPr>
       <w:rPr>
-        <w:rFonts w:asciiTheme="majorHAnsi" w:cstheme="majorBidi" w:eastAsiaTheme="majorEastAsia" w:hAnsiTheme="majorHAnsi"/>
+        <w:rFonts w:asciiTheme="majorHAnsi" w:cstheme="majorBidi" w:hAnsiTheme="majorHAnsi" w:eastAsia="黑体"/>
         <w:b/>
         <w:bCs/>
       </w:rPr>
@@ -5387,14 +5657,14 @@
     </w:tblStylePr>
     <w:tblStylePr w:type="firstCol">
       <w:rPr>
-        <w:rFonts w:asciiTheme="majorHAnsi" w:cstheme="majorBidi" w:eastAsiaTheme="majorEastAsia" w:hAnsiTheme="majorHAnsi"/>
+        <w:rFonts w:asciiTheme="majorHAnsi" w:cstheme="majorBidi" w:hAnsiTheme="majorHAnsi" w:eastAsia="黑体"/>
         <w:b/>
         <w:bCs/>
       </w:rPr>
     </w:tblStylePr>
     <w:tblStylePr w:type="lastCol">
       <w:rPr>
-        <w:rFonts w:asciiTheme="majorHAnsi" w:cstheme="majorBidi" w:eastAsiaTheme="majorEastAsia" w:hAnsiTheme="majorHAnsi"/>
+        <w:rFonts w:asciiTheme="majorHAnsi" w:cstheme="majorBidi" w:hAnsiTheme="majorHAnsi" w:eastAsia="黑体"/>
         <w:b/>
         <w:bCs/>
       </w:rPr>
@@ -5478,7 +5748,7 @@
         <w:spacing w:after="0" w:before="0" w:line="240" w:lineRule="auto"/>
       </w:pPr>
       <w:rPr>
-        <w:rFonts w:asciiTheme="majorHAnsi" w:cstheme="majorBidi" w:eastAsiaTheme="majorEastAsia" w:hAnsiTheme="majorHAnsi"/>
+        <w:rFonts w:asciiTheme="majorHAnsi" w:cstheme="majorBidi" w:hAnsiTheme="majorHAnsi" w:eastAsia="黑体"/>
         <w:b/>
         <w:bCs/>
       </w:rPr>
@@ -5499,7 +5769,7 @@
         <w:spacing w:after="0" w:before="0" w:line="240" w:lineRule="auto"/>
       </w:pPr>
       <w:rPr>
-        <w:rFonts w:asciiTheme="majorHAnsi" w:cstheme="majorBidi" w:eastAsiaTheme="majorEastAsia" w:hAnsiTheme="majorHAnsi"/>
+        <w:rFonts w:asciiTheme="majorHAnsi" w:cstheme="majorBidi" w:hAnsiTheme="majorHAnsi" w:eastAsia="黑体"/>
         <w:b/>
         <w:bCs/>
       </w:rPr>
@@ -5517,14 +5787,14 @@
     </w:tblStylePr>
     <w:tblStylePr w:type="firstCol">
       <w:rPr>
-        <w:rFonts w:asciiTheme="majorHAnsi" w:cstheme="majorBidi" w:eastAsiaTheme="majorEastAsia" w:hAnsiTheme="majorHAnsi"/>
+        <w:rFonts w:asciiTheme="majorHAnsi" w:cstheme="majorBidi" w:hAnsiTheme="majorHAnsi" w:eastAsia="黑体"/>
         <w:b/>
         <w:bCs/>
       </w:rPr>
     </w:tblStylePr>
     <w:tblStylePr w:type="lastCol">
       <w:rPr>
-        <w:rFonts w:asciiTheme="majorHAnsi" w:cstheme="majorBidi" w:eastAsiaTheme="majorEastAsia" w:hAnsiTheme="majorHAnsi"/>
+        <w:rFonts w:asciiTheme="majorHAnsi" w:cstheme="majorBidi" w:hAnsiTheme="majorHAnsi" w:eastAsia="黑体"/>
         <w:b/>
         <w:bCs/>
       </w:rPr>
@@ -5608,7 +5878,7 @@
         <w:spacing w:after="0" w:before="0" w:line="240" w:lineRule="auto"/>
       </w:pPr>
       <w:rPr>
-        <w:rFonts w:asciiTheme="majorHAnsi" w:cstheme="majorBidi" w:eastAsiaTheme="majorEastAsia" w:hAnsiTheme="majorHAnsi"/>
+        <w:rFonts w:asciiTheme="majorHAnsi" w:cstheme="majorBidi" w:hAnsiTheme="majorHAnsi" w:eastAsia="黑体"/>
         <w:b/>
         <w:bCs/>
       </w:rPr>
@@ -5629,7 +5899,7 @@
         <w:spacing w:after="0" w:before="0" w:line="240" w:lineRule="auto"/>
       </w:pPr>
       <w:rPr>
-        <w:rFonts w:asciiTheme="majorHAnsi" w:cstheme="majorBidi" w:eastAsiaTheme="majorEastAsia" w:hAnsiTheme="majorHAnsi"/>
+        <w:rFonts w:asciiTheme="majorHAnsi" w:cstheme="majorBidi" w:hAnsiTheme="majorHAnsi" w:eastAsia="黑体"/>
         <w:b/>
         <w:bCs/>
       </w:rPr>
@@ -5647,14 +5917,14 @@
     </w:tblStylePr>
     <w:tblStylePr w:type="firstCol">
       <w:rPr>
-        <w:rFonts w:asciiTheme="majorHAnsi" w:cstheme="majorBidi" w:eastAsiaTheme="majorEastAsia" w:hAnsiTheme="majorHAnsi"/>
+        <w:rFonts w:asciiTheme="majorHAnsi" w:cstheme="majorBidi" w:hAnsiTheme="majorHAnsi" w:eastAsia="黑体"/>
         <w:b/>
         <w:bCs/>
       </w:rPr>
     </w:tblStylePr>
     <w:tblStylePr w:type="lastCol">
       <w:rPr>
-        <w:rFonts w:asciiTheme="majorHAnsi" w:cstheme="majorBidi" w:eastAsiaTheme="majorEastAsia" w:hAnsiTheme="majorHAnsi"/>
+        <w:rFonts w:asciiTheme="majorHAnsi" w:cstheme="majorBidi" w:hAnsiTheme="majorHAnsi" w:eastAsia="黑体"/>
         <w:b/>
         <w:bCs/>
       </w:rPr>
@@ -5738,7 +6008,7 @@
         <w:spacing w:after="0" w:before="0" w:line="240" w:lineRule="auto"/>
       </w:pPr>
       <w:rPr>
-        <w:rFonts w:asciiTheme="majorHAnsi" w:cstheme="majorBidi" w:eastAsiaTheme="majorEastAsia" w:hAnsiTheme="majorHAnsi"/>
+        <w:rFonts w:asciiTheme="majorHAnsi" w:cstheme="majorBidi" w:hAnsiTheme="majorHAnsi" w:eastAsia="黑体"/>
         <w:b/>
         <w:bCs/>
       </w:rPr>
@@ -5759,7 +6029,7 @@
         <w:spacing w:after="0" w:before="0" w:line="240" w:lineRule="auto"/>
       </w:pPr>
       <w:rPr>
-        <w:rFonts w:asciiTheme="majorHAnsi" w:cstheme="majorBidi" w:eastAsiaTheme="majorEastAsia" w:hAnsiTheme="majorHAnsi"/>
+        <w:rFonts w:asciiTheme="majorHAnsi" w:cstheme="majorBidi" w:hAnsiTheme="majorHAnsi" w:eastAsia="黑体"/>
         <w:b/>
         <w:bCs/>
       </w:rPr>
@@ -5777,14 +6047,14 @@
     </w:tblStylePr>
     <w:tblStylePr w:type="firstCol">
       <w:rPr>
-        <w:rFonts w:asciiTheme="majorHAnsi" w:cstheme="majorBidi" w:eastAsiaTheme="majorEastAsia" w:hAnsiTheme="majorHAnsi"/>
+        <w:rFonts w:asciiTheme="majorHAnsi" w:cstheme="majorBidi" w:hAnsiTheme="majorHAnsi" w:eastAsia="黑体"/>
         <w:b/>
         <w:bCs/>
       </w:rPr>
     </w:tblStylePr>
     <w:tblStylePr w:type="lastCol">
       <w:rPr>
-        <w:rFonts w:asciiTheme="majorHAnsi" w:cstheme="majorBidi" w:eastAsiaTheme="majorEastAsia" w:hAnsiTheme="majorHAnsi"/>
+        <w:rFonts w:asciiTheme="majorHAnsi" w:cstheme="majorBidi" w:hAnsiTheme="majorHAnsi" w:eastAsia="黑体"/>
         <w:b/>
         <w:bCs/>
       </w:rPr>
@@ -5868,7 +6138,7 @@
         <w:spacing w:after="0" w:before="0" w:line="240" w:lineRule="auto"/>
       </w:pPr>
       <w:rPr>
-        <w:rFonts w:asciiTheme="majorHAnsi" w:cstheme="majorBidi" w:eastAsiaTheme="majorEastAsia" w:hAnsiTheme="majorHAnsi"/>
+        <w:rFonts w:asciiTheme="majorHAnsi" w:cstheme="majorBidi" w:hAnsiTheme="majorHAnsi" w:eastAsia="黑体"/>
         <w:b/>
         <w:bCs/>
       </w:rPr>
@@ -5889,7 +6159,7 @@
         <w:spacing w:after="0" w:before="0" w:line="240" w:lineRule="auto"/>
       </w:pPr>
       <w:rPr>
-        <w:rFonts w:asciiTheme="majorHAnsi" w:cstheme="majorBidi" w:eastAsiaTheme="majorEastAsia" w:hAnsiTheme="majorHAnsi"/>
+        <w:rFonts w:asciiTheme="majorHAnsi" w:cstheme="majorBidi" w:hAnsiTheme="majorHAnsi" w:eastAsia="黑体"/>
         <w:b/>
         <w:bCs/>
       </w:rPr>
@@ -5907,14 +6177,14 @@
     </w:tblStylePr>
     <w:tblStylePr w:type="firstCol">
       <w:rPr>
-        <w:rFonts w:asciiTheme="majorHAnsi" w:cstheme="majorBidi" w:eastAsiaTheme="majorEastAsia" w:hAnsiTheme="majorHAnsi"/>
+        <w:rFonts w:asciiTheme="majorHAnsi" w:cstheme="majorBidi" w:hAnsiTheme="majorHAnsi" w:eastAsia="黑体"/>
         <w:b/>
         <w:bCs/>
       </w:rPr>
     </w:tblStylePr>
     <w:tblStylePr w:type="lastCol">
       <w:rPr>
-        <w:rFonts w:asciiTheme="majorHAnsi" w:cstheme="majorBidi" w:eastAsiaTheme="majorEastAsia" w:hAnsiTheme="majorHAnsi"/>
+        <w:rFonts w:asciiTheme="majorHAnsi" w:cstheme="majorBidi" w:hAnsiTheme="majorHAnsi" w:eastAsia="黑体"/>
         <w:b/>
         <w:bCs/>
       </w:rPr>
@@ -5997,6 +6267,7 @@
         <w:spacing w:after="0" w:before="0" w:line="240" w:lineRule="auto"/>
       </w:pPr>
       <w:rPr>
+        <w:rFonts w:eastAsia="黑体"/>
         <w:b/>
         <w:bCs/>
         <w:color w:themeColor="background1" w:val="FFFFFF"/>
@@ -6019,6 +6290,7 @@
         <w:spacing w:after="0" w:before="0" w:line="240" w:lineRule="auto"/>
       </w:pPr>
       <w:rPr>
+        <w:rFonts w:eastAsia="黑体"/>
         <w:b/>
         <w:bCs/>
       </w:rPr>
@@ -6036,12 +6308,14 @@
     </w:tblStylePr>
     <w:tblStylePr w:type="firstCol">
       <w:rPr>
+        <w:rFonts w:eastAsia="黑体"/>
         <w:b/>
         <w:bCs/>
       </w:rPr>
     </w:tblStylePr>
     <w:tblStylePr w:type="lastCol">
       <w:rPr>
+        <w:rFonts w:eastAsia="黑体"/>
         <w:b/>
         <w:bCs/>
       </w:rPr>
@@ -6103,6 +6377,7 @@
         <w:spacing w:after="0" w:before="0" w:line="240" w:lineRule="auto"/>
       </w:pPr>
       <w:rPr>
+        <w:rFonts w:eastAsia="黑体"/>
         <w:b/>
         <w:bCs/>
         <w:color w:themeColor="background1" w:val="FFFFFF"/>
@@ -6125,6 +6400,7 @@
         <w:spacing w:after="0" w:before="0" w:line="240" w:lineRule="auto"/>
       </w:pPr>
       <w:rPr>
+        <w:rFonts w:eastAsia="黑体"/>
         <w:b/>
         <w:bCs/>
       </w:rPr>
@@ -6142,12 +6418,14 @@
     </w:tblStylePr>
     <w:tblStylePr w:type="firstCol">
       <w:rPr>
+        <w:rFonts w:eastAsia="黑体"/>
         <w:b/>
         <w:bCs/>
       </w:rPr>
     </w:tblStylePr>
     <w:tblStylePr w:type="lastCol">
       <w:rPr>
+        <w:rFonts w:eastAsia="黑体"/>
         <w:b/>
         <w:bCs/>
       </w:rPr>
@@ -6209,6 +6487,7 @@
         <w:spacing w:after="0" w:before="0" w:line="240" w:lineRule="auto"/>
       </w:pPr>
       <w:rPr>
+        <w:rFonts w:eastAsia="黑体"/>
         <w:b/>
         <w:bCs/>
         <w:color w:themeColor="background1" w:val="FFFFFF"/>
@@ -6231,6 +6510,7 @@
         <w:spacing w:after="0" w:before="0" w:line="240" w:lineRule="auto"/>
       </w:pPr>
       <w:rPr>
+        <w:rFonts w:eastAsia="黑体"/>
         <w:b/>
         <w:bCs/>
       </w:rPr>
@@ -6248,12 +6528,14 @@
     </w:tblStylePr>
     <w:tblStylePr w:type="firstCol">
       <w:rPr>
+        <w:rFonts w:eastAsia="黑体"/>
         <w:b/>
         <w:bCs/>
       </w:rPr>
     </w:tblStylePr>
     <w:tblStylePr w:type="lastCol">
       <w:rPr>
+        <w:rFonts w:eastAsia="黑体"/>
         <w:b/>
         <w:bCs/>
       </w:rPr>
@@ -6315,6 +6597,7 @@
         <w:spacing w:after="0" w:before="0" w:line="240" w:lineRule="auto"/>
       </w:pPr>
       <w:rPr>
+        <w:rFonts w:eastAsia="黑体"/>
         <w:b/>
         <w:bCs/>
         <w:color w:themeColor="background1" w:val="FFFFFF"/>
@@ -6337,6 +6620,7 @@
         <w:spacing w:after="0" w:before="0" w:line="240" w:lineRule="auto"/>
       </w:pPr>
       <w:rPr>
+        <w:rFonts w:eastAsia="黑体"/>
         <w:b/>
         <w:bCs/>
       </w:rPr>
@@ -6354,12 +6638,14 @@
     </w:tblStylePr>
     <w:tblStylePr w:type="firstCol">
       <w:rPr>
+        <w:rFonts w:eastAsia="黑体"/>
         <w:b/>
         <w:bCs/>
       </w:rPr>
     </w:tblStylePr>
     <w:tblStylePr w:type="lastCol">
       <w:rPr>
+        <w:rFonts w:eastAsia="黑体"/>
         <w:b/>
         <w:bCs/>
       </w:rPr>
@@ -6421,6 +6707,7 @@
         <w:spacing w:after="0" w:before="0" w:line="240" w:lineRule="auto"/>
       </w:pPr>
       <w:rPr>
+        <w:rFonts w:eastAsia="黑体"/>
         <w:b/>
         <w:bCs/>
         <w:color w:themeColor="background1" w:val="FFFFFF"/>
@@ -6443,6 +6730,7 @@
         <w:spacing w:after="0" w:before="0" w:line="240" w:lineRule="auto"/>
       </w:pPr>
       <w:rPr>
+        <w:rFonts w:eastAsia="黑体"/>
         <w:b/>
         <w:bCs/>
       </w:rPr>
@@ -6460,12 +6748,14 @@
     </w:tblStylePr>
     <w:tblStylePr w:type="firstCol">
       <w:rPr>
+        <w:rFonts w:eastAsia="黑体"/>
         <w:b/>
         <w:bCs/>
       </w:rPr>
     </w:tblStylePr>
     <w:tblStylePr w:type="lastCol">
       <w:rPr>
+        <w:rFonts w:eastAsia="黑体"/>
         <w:b/>
         <w:bCs/>
       </w:rPr>
@@ -6527,6 +6817,7 @@
         <w:spacing w:after="0" w:before="0" w:line="240" w:lineRule="auto"/>
       </w:pPr>
       <w:rPr>
+        <w:rFonts w:eastAsia="黑体"/>
         <w:b/>
         <w:bCs/>
         <w:color w:themeColor="background1" w:val="FFFFFF"/>
@@ -6549,6 +6840,7 @@
         <w:spacing w:after="0" w:before="0" w:line="240" w:lineRule="auto"/>
       </w:pPr>
       <w:rPr>
+        <w:rFonts w:eastAsia="黑体"/>
         <w:b/>
         <w:bCs/>
       </w:rPr>
@@ -6566,12 +6858,14 @@
     </w:tblStylePr>
     <w:tblStylePr w:type="firstCol">
       <w:rPr>
+        <w:rFonts w:eastAsia="黑体"/>
         <w:b/>
         <w:bCs/>
       </w:rPr>
     </w:tblStylePr>
     <w:tblStylePr w:type="lastCol">
       <w:rPr>
+        <w:rFonts w:eastAsia="黑体"/>
         <w:b/>
         <w:bCs/>
       </w:rPr>
@@ -6633,6 +6927,7 @@
         <w:spacing w:after="0" w:before="0" w:line="240" w:lineRule="auto"/>
       </w:pPr>
       <w:rPr>
+        <w:rFonts w:eastAsia="黑体"/>
         <w:b/>
         <w:bCs/>
         <w:color w:themeColor="background1" w:val="FFFFFF"/>
@@ -6655,6 +6950,7 @@
         <w:spacing w:after="0" w:before="0" w:line="240" w:lineRule="auto"/>
       </w:pPr>
       <w:rPr>
+        <w:rFonts w:eastAsia="黑体"/>
         <w:b/>
         <w:bCs/>
       </w:rPr>
@@ -6672,12 +6968,14 @@
     </w:tblStylePr>
     <w:tblStylePr w:type="firstCol">
       <w:rPr>
+        <w:rFonts w:eastAsia="黑体"/>
         <w:b/>
         <w:bCs/>
       </w:rPr>
     </w:tblStylePr>
     <w:tblStylePr w:type="lastCol">
       <w:rPr>
+        <w:rFonts w:eastAsia="黑体"/>
         <w:b/>
         <w:bCs/>
       </w:rPr>
@@ -6736,6 +7034,7 @@
         <w:spacing w:after="0" w:before="0" w:line="240" w:lineRule="auto"/>
       </w:pPr>
       <w:rPr>
+        <w:rFonts w:eastAsia="黑体"/>
         <w:b/>
         <w:bCs/>
         <w:color w:themeColor="background1" w:val="FFFFFF"/>
@@ -6758,6 +7057,7 @@
         <w:spacing w:after="0" w:before="0" w:line="240" w:lineRule="auto"/>
       </w:pPr>
       <w:rPr>
+        <w:rFonts w:eastAsia="黑体"/>
         <w:color w:val="auto"/>
       </w:rPr>
       <w:tblPr/>
@@ -6775,6 +7075,7 @@
     </w:tblStylePr>
     <w:tblStylePr w:type="firstCol">
       <w:rPr>
+        <w:rFonts w:eastAsia="黑体"/>
         <w:b/>
         <w:bCs/>
         <w:color w:themeColor="background1" w:val="FFFFFF"/>
@@ -6794,6 +7095,7 @@
     </w:tblStylePr>
     <w:tblStylePr w:type="lastCol">
       <w:rPr>
+        <w:rFonts w:eastAsia="黑体"/>
         <w:b/>
         <w:bCs/>
         <w:color w:themeColor="background1" w:val="FFFFFF"/>
@@ -6842,6 +7144,7 @@
     </w:tblStylePr>
     <w:tblStylePr w:type="nwCell">
       <w:rPr>
+        <w:rFonts w:eastAsia="黑体"/>
         <w:color w:themeColor="background1" w:val="FFFFFF"/>
       </w:rPr>
       <w:tblPr/>
@@ -6885,6 +7188,7 @@
         <w:spacing w:after="0" w:before="0" w:line="240" w:lineRule="auto"/>
       </w:pPr>
       <w:rPr>
+        <w:rFonts w:eastAsia="黑体"/>
         <w:b/>
         <w:bCs/>
         <w:color w:themeColor="background1" w:val="FFFFFF"/>
@@ -6907,6 +7211,7 @@
         <w:spacing w:after="0" w:before="0" w:line="240" w:lineRule="auto"/>
       </w:pPr>
       <w:rPr>
+        <w:rFonts w:eastAsia="黑体"/>
         <w:color w:val="auto"/>
       </w:rPr>
       <w:tblPr/>
@@ -6924,6 +7229,7 @@
     </w:tblStylePr>
     <w:tblStylePr w:type="firstCol">
       <w:rPr>
+        <w:rFonts w:eastAsia="黑体"/>
         <w:b/>
         <w:bCs/>
         <w:color w:themeColor="background1" w:val="FFFFFF"/>
@@ -6943,6 +7249,7 @@
     </w:tblStylePr>
     <w:tblStylePr w:type="lastCol">
       <w:rPr>
+        <w:rFonts w:eastAsia="黑体"/>
         <w:b/>
         <w:bCs/>
         <w:color w:themeColor="background1" w:val="FFFFFF"/>
@@ -6991,6 +7298,7 @@
     </w:tblStylePr>
     <w:tblStylePr w:type="nwCell">
       <w:rPr>
+        <w:rFonts w:eastAsia="黑体"/>
         <w:color w:themeColor="background1" w:val="FFFFFF"/>
       </w:rPr>
       <w:tblPr/>
@@ -7034,6 +7342,7 @@
         <w:spacing w:after="0" w:before="0" w:line="240" w:lineRule="auto"/>
       </w:pPr>
       <w:rPr>
+        <w:rFonts w:eastAsia="黑体"/>
         <w:b/>
         <w:bCs/>
         <w:color w:themeColor="background1" w:val="FFFFFF"/>
@@ -7056,6 +7365,7 @@
         <w:spacing w:after="0" w:before="0" w:line="240" w:lineRule="auto"/>
       </w:pPr>
       <w:rPr>
+        <w:rFonts w:eastAsia="黑体"/>
         <w:color w:val="auto"/>
       </w:rPr>
       <w:tblPr/>
@@ -7073,6 +7383,7 @@
     </w:tblStylePr>
     <w:tblStylePr w:type="firstCol">
       <w:rPr>
+        <w:rFonts w:eastAsia="黑体"/>
         <w:b/>
         <w:bCs/>
         <w:color w:themeColor="background1" w:val="FFFFFF"/>
@@ -7092,6 +7403,7 @@
     </w:tblStylePr>
     <w:tblStylePr w:type="lastCol">
       <w:rPr>
+        <w:rFonts w:eastAsia="黑体"/>
         <w:b/>
         <w:bCs/>
         <w:color w:themeColor="background1" w:val="FFFFFF"/>
@@ -7140,6 +7452,7 @@
     </w:tblStylePr>
     <w:tblStylePr w:type="nwCell">
       <w:rPr>
+        <w:rFonts w:eastAsia="黑体"/>
         <w:color w:themeColor="background1" w:val="FFFFFF"/>
       </w:rPr>
       <w:tblPr/>
@@ -7183,6 +7496,7 @@
         <w:spacing w:after="0" w:before="0" w:line="240" w:lineRule="auto"/>
       </w:pPr>
       <w:rPr>
+        <w:rFonts w:eastAsia="黑体"/>
         <w:b/>
         <w:bCs/>
         <w:color w:themeColor="background1" w:val="FFFFFF"/>
@@ -7205,6 +7519,7 @@
         <w:spacing w:after="0" w:before="0" w:line="240" w:lineRule="auto"/>
       </w:pPr>
       <w:rPr>
+        <w:rFonts w:eastAsia="黑体"/>
         <w:color w:val="auto"/>
       </w:rPr>
       <w:tblPr/>
@@ -7222,6 +7537,7 @@
     </w:tblStylePr>
     <w:tblStylePr w:type="firstCol">
       <w:rPr>
+        <w:rFonts w:eastAsia="黑体"/>
         <w:b/>
         <w:bCs/>
         <w:color w:themeColor="background1" w:val="FFFFFF"/>
@@ -7241,6 +7557,7 @@
     </w:tblStylePr>
     <w:tblStylePr w:type="lastCol">
       <w:rPr>
+        <w:rFonts w:eastAsia="黑体"/>
         <w:b/>
         <w:bCs/>
         <w:color w:themeColor="background1" w:val="FFFFFF"/>
@@ -7289,6 +7606,7 @@
     </w:tblStylePr>
     <w:tblStylePr w:type="nwCell">
       <w:rPr>
+        <w:rFonts w:eastAsia="黑体"/>
         <w:color w:themeColor="background1" w:val="FFFFFF"/>
       </w:rPr>
       <w:tblPr/>
@@ -7332,6 +7650,7 @@
         <w:spacing w:after="0" w:before="0" w:line="240" w:lineRule="auto"/>
       </w:pPr>
       <w:rPr>
+        <w:rFonts w:eastAsia="黑体"/>
         <w:b/>
         <w:bCs/>
         <w:color w:themeColor="background1" w:val="FFFFFF"/>
@@ -7354,6 +7673,7 @@
         <w:spacing w:after="0" w:before="0" w:line="240" w:lineRule="auto"/>
       </w:pPr>
       <w:rPr>
+        <w:rFonts w:eastAsia="黑体"/>
         <w:color w:val="auto"/>
       </w:rPr>
       <w:tblPr/>
@@ -7371,6 +7691,7 @@
     </w:tblStylePr>
     <w:tblStylePr w:type="firstCol">
       <w:rPr>
+        <w:rFonts w:eastAsia="黑体"/>
         <w:b/>
         <w:bCs/>
         <w:color w:themeColor="background1" w:val="FFFFFF"/>
@@ -7390,6 +7711,7 @@
     </w:tblStylePr>
     <w:tblStylePr w:type="lastCol">
       <w:rPr>
+        <w:rFonts w:eastAsia="黑体"/>
         <w:b/>
         <w:bCs/>
         <w:color w:themeColor="background1" w:val="FFFFFF"/>
@@ -7438,6 +7760,7 @@
     </w:tblStylePr>
     <w:tblStylePr w:type="nwCell">
       <w:rPr>
+        <w:rFonts w:eastAsia="黑体"/>
         <w:color w:themeColor="background1" w:val="FFFFFF"/>
       </w:rPr>
       <w:tblPr/>
@@ -7481,6 +7804,7 @@
         <w:spacing w:after="0" w:before="0" w:line="240" w:lineRule="auto"/>
       </w:pPr>
       <w:rPr>
+        <w:rFonts w:eastAsia="黑体"/>
         <w:b/>
         <w:bCs/>
         <w:color w:themeColor="background1" w:val="FFFFFF"/>
@@ -7503,6 +7827,7 @@
         <w:spacing w:after="0" w:before="0" w:line="240" w:lineRule="auto"/>
       </w:pPr>
       <w:rPr>
+        <w:rFonts w:eastAsia="黑体"/>
         <w:color w:val="auto"/>
       </w:rPr>
       <w:tblPr/>
@@ -7520,6 +7845,7 @@
     </w:tblStylePr>
     <w:tblStylePr w:type="firstCol">
       <w:rPr>
+        <w:rFonts w:eastAsia="黑体"/>
         <w:b/>
         <w:bCs/>
         <w:color w:themeColor="background1" w:val="FFFFFF"/>
@@ -7539,6 +7865,7 @@
     </w:tblStylePr>
     <w:tblStylePr w:type="lastCol">
       <w:rPr>
+        <w:rFonts w:eastAsia="黑体"/>
         <w:b/>
         <w:bCs/>
         <w:color w:themeColor="background1" w:val="FFFFFF"/>
@@ -7587,6 +7914,7 @@
     </w:tblStylePr>
     <w:tblStylePr w:type="nwCell">
       <w:rPr>
+        <w:rFonts w:eastAsia="黑体"/>
         <w:color w:themeColor="background1" w:val="FFFFFF"/>
       </w:rPr>
       <w:tblPr/>
@@ -7630,6 +7958,7 @@
         <w:spacing w:after="0" w:before="0" w:line="240" w:lineRule="auto"/>
       </w:pPr>
       <w:rPr>
+        <w:rFonts w:eastAsia="黑体"/>
         <w:b/>
         <w:bCs/>
         <w:color w:themeColor="background1" w:val="FFFFFF"/>
@@ -7652,6 +7981,7 @@
         <w:spacing w:after="0" w:before="0" w:line="240" w:lineRule="auto"/>
       </w:pPr>
       <w:rPr>
+        <w:rFonts w:eastAsia="黑体"/>
         <w:color w:val="auto"/>
       </w:rPr>
       <w:tblPr/>
@@ -7669,6 +7999,7 @@
     </w:tblStylePr>
     <w:tblStylePr w:type="firstCol">
       <w:rPr>
+        <w:rFonts w:eastAsia="黑体"/>
         <w:b/>
         <w:bCs/>
         <w:color w:themeColor="background1" w:val="FFFFFF"/>
@@ -7688,6 +8019,7 @@
     </w:tblStylePr>
     <w:tblStylePr w:type="lastCol">
       <w:rPr>
+        <w:rFonts w:eastAsia="黑体"/>
         <w:b/>
         <w:bCs/>
         <w:color w:themeColor="background1" w:val="FFFFFF"/>
@@ -7736,6 +8068,7 @@
     </w:tblStylePr>
     <w:tblStylePr w:type="nwCell">
       <w:rPr>
+        <w:rFonts w:eastAsia="黑体"/>
         <w:color w:themeColor="background1" w:val="FFFFFF"/>
       </w:rPr>
       <w:tblPr/>
@@ -7760,6 +8093,7 @@
       <w:spacing w:after="0" w:line="240" w:lineRule="auto"/>
     </w:pPr>
     <w:rPr>
+      <w:rFonts w:eastAsia="黑体"/>
       <w:color w:themeColor="text1" w:val="000000"/>
     </w:rPr>
     <w:tblPr>
@@ -7779,7 +8113,7 @@
     </w:tblPr>
     <w:tblStylePr w:type="firstRow">
       <w:rPr>
-        <w:rFonts w:asciiTheme="majorHAnsi" w:cstheme="majorBidi" w:eastAsiaTheme="majorEastAsia" w:hAnsiTheme="majorHAnsi"/>
+        <w:rFonts w:asciiTheme="majorHAnsi" w:cstheme="majorBidi" w:hAnsiTheme="majorHAnsi" w:eastAsia="黑体"/>
       </w:rPr>
       <w:tblPr/>
       <w:tcPr>
@@ -7791,6 +8125,7 @@
     </w:tblStylePr>
     <w:tblStylePr w:type="lastRow">
       <w:rPr>
+        <w:rFonts w:eastAsia="黑体"/>
         <w:b/>
         <w:bCs/>
         <w:color w:themeColor="text2" w:val="1F497D"/>
@@ -7805,12 +8140,14 @@
     </w:tblStylePr>
     <w:tblStylePr w:type="firstCol">
       <w:rPr>
+        <w:rFonts w:eastAsia="黑体"/>
         <w:b/>
         <w:bCs/>
       </w:rPr>
     </w:tblStylePr>
     <w:tblStylePr w:type="lastCol">
       <w:rPr>
+        <w:rFonts w:eastAsia="黑体"/>
         <w:b/>
         <w:bCs/>
       </w:rPr>
@@ -7844,6 +8181,7 @@
       <w:spacing w:after="0" w:line="240" w:lineRule="auto"/>
     </w:pPr>
     <w:rPr>
+      <w:rFonts w:eastAsia="黑体"/>
       <w:color w:themeColor="text1" w:val="000000"/>
     </w:rPr>
     <w:tblPr>
@@ -7863,7 +8201,7 @@
     </w:tblPr>
     <w:tblStylePr w:type="firstRow">
       <w:rPr>
-        <w:rFonts w:asciiTheme="majorHAnsi" w:cstheme="majorBidi" w:eastAsiaTheme="majorEastAsia" w:hAnsiTheme="majorHAnsi"/>
+        <w:rFonts w:asciiTheme="majorHAnsi" w:cstheme="majorBidi" w:hAnsiTheme="majorHAnsi" w:eastAsia="黑体"/>
       </w:rPr>
       <w:tblPr/>
       <w:tcPr>
@@ -7875,6 +8213,7 @@
     </w:tblStylePr>
     <w:tblStylePr w:type="lastRow">
       <w:rPr>
+        <w:rFonts w:eastAsia="黑体"/>
         <w:b/>
         <w:bCs/>
         <w:color w:themeColor="text2" w:val="1F497D"/>
@@ -7889,12 +8228,14 @@
     </w:tblStylePr>
     <w:tblStylePr w:type="firstCol">
       <w:rPr>
+        <w:rFonts w:eastAsia="黑体"/>
         <w:b/>
         <w:bCs/>
       </w:rPr>
     </w:tblStylePr>
     <w:tblStylePr w:type="lastCol">
       <w:rPr>
+        <w:rFonts w:eastAsia="黑体"/>
         <w:b/>
         <w:bCs/>
       </w:rPr>
@@ -7928,6 +8269,7 @@
       <w:spacing w:after="0" w:line="240" w:lineRule="auto"/>
     </w:pPr>
     <w:rPr>
+      <w:rFonts w:eastAsia="黑体"/>
       <w:color w:themeColor="text1" w:val="000000"/>
     </w:rPr>
     <w:tblPr>
@@ -7947,7 +8289,7 @@
     </w:tblPr>
     <w:tblStylePr w:type="firstRow">
       <w:rPr>
-        <w:rFonts w:asciiTheme="majorHAnsi" w:cstheme="majorBidi" w:eastAsiaTheme="majorEastAsia" w:hAnsiTheme="majorHAnsi"/>
+        <w:rFonts w:asciiTheme="majorHAnsi" w:cstheme="majorBidi" w:hAnsiTheme="majorHAnsi" w:eastAsia="黑体"/>
       </w:rPr>
       <w:tblPr/>
       <w:tcPr>
@@ -7959,6 +8301,7 @@
     </w:tblStylePr>
     <w:tblStylePr w:type="lastRow">
       <w:rPr>
+        <w:rFonts w:eastAsia="黑体"/>
         <w:b/>
         <w:bCs/>
         <w:color w:themeColor="text2" w:val="1F497D"/>
@@ -7973,12 +8316,14 @@
     </w:tblStylePr>
     <w:tblStylePr w:type="firstCol">
       <w:rPr>
+        <w:rFonts w:eastAsia="黑体"/>
         <w:b/>
         <w:bCs/>
       </w:rPr>
     </w:tblStylePr>
     <w:tblStylePr w:type="lastCol">
       <w:rPr>
+        <w:rFonts w:eastAsia="黑体"/>
         <w:b/>
         <w:bCs/>
       </w:rPr>
@@ -8012,6 +8357,7 @@
       <w:spacing w:after="0" w:line="240" w:lineRule="auto"/>
     </w:pPr>
     <w:rPr>
+      <w:rFonts w:eastAsia="黑体"/>
       <w:color w:themeColor="text1" w:val="000000"/>
     </w:rPr>
     <w:tblPr>
@@ -8031,7 +8377,7 @@
     </w:tblPr>
     <w:tblStylePr w:type="firstRow">
       <w:rPr>
-        <w:rFonts w:asciiTheme="majorHAnsi" w:cstheme="majorBidi" w:eastAsiaTheme="majorEastAsia" w:hAnsiTheme="majorHAnsi"/>
+        <w:rFonts w:asciiTheme="majorHAnsi" w:cstheme="majorBidi" w:hAnsiTheme="majorHAnsi" w:eastAsia="黑体"/>
       </w:rPr>
       <w:tblPr/>
       <w:tcPr>
@@ -8043,6 +8389,7 @@
     </w:tblStylePr>
     <w:tblStylePr w:type="lastRow">
       <w:rPr>
+        <w:rFonts w:eastAsia="黑体"/>
         <w:b/>
         <w:bCs/>
         <w:color w:themeColor="text2" w:val="1F497D"/>
@@ -8057,12 +8404,14 @@
     </w:tblStylePr>
     <w:tblStylePr w:type="firstCol">
       <w:rPr>
+        <w:rFonts w:eastAsia="黑体"/>
         <w:b/>
         <w:bCs/>
       </w:rPr>
     </w:tblStylePr>
     <w:tblStylePr w:type="lastCol">
       <w:rPr>
+        <w:rFonts w:eastAsia="黑体"/>
         <w:b/>
         <w:bCs/>
       </w:rPr>
@@ -8096,6 +8445,7 @@
       <w:spacing w:after="0" w:line="240" w:lineRule="auto"/>
     </w:pPr>
     <w:rPr>
+      <w:rFonts w:eastAsia="黑体"/>
       <w:color w:themeColor="text1" w:val="000000"/>
     </w:rPr>
     <w:tblPr>
@@ -8115,7 +8465,7 @@
     </w:tblPr>
     <w:tblStylePr w:type="firstRow">
       <w:rPr>
-        <w:rFonts w:asciiTheme="majorHAnsi" w:cstheme="majorBidi" w:eastAsiaTheme="majorEastAsia" w:hAnsiTheme="majorHAnsi"/>
+        <w:rFonts w:asciiTheme="majorHAnsi" w:cstheme="majorBidi" w:hAnsiTheme="majorHAnsi" w:eastAsia="黑体"/>
       </w:rPr>
       <w:tblPr/>
       <w:tcPr>
@@ -8127,6 +8477,7 @@
     </w:tblStylePr>
     <w:tblStylePr w:type="lastRow">
       <w:rPr>
+        <w:rFonts w:eastAsia="黑体"/>
         <w:b/>
         <w:bCs/>
         <w:color w:themeColor="text2" w:val="1F497D"/>
@@ -8141,12 +8492,14 @@
     </w:tblStylePr>
     <w:tblStylePr w:type="firstCol">
       <w:rPr>
+        <w:rFonts w:eastAsia="黑体"/>
         <w:b/>
         <w:bCs/>
       </w:rPr>
     </w:tblStylePr>
     <w:tblStylePr w:type="lastCol">
       <w:rPr>
+        <w:rFonts w:eastAsia="黑体"/>
         <w:b/>
         <w:bCs/>
       </w:rPr>
@@ -8180,6 +8533,7 @@
       <w:spacing w:after="0" w:line="240" w:lineRule="auto"/>
     </w:pPr>
     <w:rPr>
+      <w:rFonts w:eastAsia="黑体"/>
       <w:color w:themeColor="text1" w:val="000000"/>
     </w:rPr>
     <w:tblPr>
@@ -8199,7 +8553,7 @@
     </w:tblPr>
     <w:tblStylePr w:type="firstRow">
       <w:rPr>
-        <w:rFonts w:asciiTheme="majorHAnsi" w:cstheme="majorBidi" w:eastAsiaTheme="majorEastAsia" w:hAnsiTheme="majorHAnsi"/>
+        <w:rFonts w:asciiTheme="majorHAnsi" w:cstheme="majorBidi" w:hAnsiTheme="majorHAnsi" w:eastAsia="黑体"/>
       </w:rPr>
       <w:tblPr/>
       <w:tcPr>
@@ -8211,6 +8565,7 @@
     </w:tblStylePr>
     <w:tblStylePr w:type="lastRow">
       <w:rPr>
+        <w:rFonts w:eastAsia="黑体"/>
         <w:b/>
         <w:bCs/>
         <w:color w:themeColor="text2" w:val="1F497D"/>
@@ -8225,12 +8580,14 @@
     </w:tblStylePr>
     <w:tblStylePr w:type="firstCol">
       <w:rPr>
+        <w:rFonts w:eastAsia="黑体"/>
         <w:b/>
         <w:bCs/>
       </w:rPr>
     </w:tblStylePr>
     <w:tblStylePr w:type="lastCol">
       <w:rPr>
+        <w:rFonts w:eastAsia="黑体"/>
         <w:b/>
         <w:bCs/>
       </w:rPr>
@@ -8264,6 +8621,7 @@
       <w:spacing w:after="0" w:line="240" w:lineRule="auto"/>
     </w:pPr>
     <w:rPr>
+      <w:rFonts w:eastAsia="黑体"/>
       <w:color w:themeColor="text1" w:val="000000"/>
     </w:rPr>
     <w:tblPr>
@@ -8283,7 +8641,7 @@
     </w:tblPr>
     <w:tblStylePr w:type="firstRow">
       <w:rPr>
-        <w:rFonts w:asciiTheme="majorHAnsi" w:cstheme="majorBidi" w:eastAsiaTheme="majorEastAsia" w:hAnsiTheme="majorHAnsi"/>
+        <w:rFonts w:asciiTheme="majorHAnsi" w:cstheme="majorBidi" w:hAnsiTheme="majorHAnsi" w:eastAsia="黑体"/>
       </w:rPr>
       <w:tblPr/>
       <w:tcPr>
@@ -8295,6 +8653,7 @@
     </w:tblStylePr>
     <w:tblStylePr w:type="lastRow">
       <w:rPr>
+        <w:rFonts w:eastAsia="黑体"/>
         <w:b/>
         <w:bCs/>
         <w:color w:themeColor="text2" w:val="1F497D"/>
@@ -8309,12 +8668,14 @@
     </w:tblStylePr>
     <w:tblStylePr w:type="firstCol">
       <w:rPr>
+        <w:rFonts w:eastAsia="黑体"/>
         <w:b/>
         <w:bCs/>
       </w:rPr>
     </w:tblStylePr>
     <w:tblStylePr w:type="lastCol">
       <w:rPr>
+        <w:rFonts w:eastAsia="黑体"/>
         <w:b/>
         <w:bCs/>
       </w:rPr>
@@ -8348,7 +8709,7 @@
       <w:spacing w:after="0" w:line="240" w:lineRule="auto"/>
     </w:pPr>
     <w:rPr>
-      <w:rFonts w:asciiTheme="majorHAnsi" w:cstheme="majorBidi" w:eastAsiaTheme="majorEastAsia" w:hAnsiTheme="majorHAnsi"/>
+      <w:rFonts w:asciiTheme="majorHAnsi" w:cstheme="majorBidi" w:hAnsiTheme="majorHAnsi" w:eastAsia="黑体"/>
       <w:color w:themeColor="text1" w:val="000000"/>
     </w:rPr>
     <w:tblPr>
@@ -8370,6 +8731,7 @@
     </w:tblPr>
     <w:tblStylePr w:type="firstRow">
       <w:rPr>
+        <w:rFonts w:eastAsia="黑体"/>
         <w:sz w:val="24"/>
         <w:szCs w:val="24"/>
       </w:rPr>
@@ -8476,7 +8838,7 @@
       <w:spacing w:after="0" w:line="240" w:lineRule="auto"/>
     </w:pPr>
     <w:rPr>
-      <w:rFonts w:asciiTheme="majorHAnsi" w:cstheme="majorBidi" w:eastAsiaTheme="majorEastAsia" w:hAnsiTheme="majorHAnsi"/>
+      <w:rFonts w:asciiTheme="majorHAnsi" w:cstheme="majorBidi" w:hAnsiTheme="majorHAnsi" w:eastAsia="黑体"/>
       <w:color w:themeColor="text1" w:val="000000"/>
     </w:rPr>
     <w:tblPr>
@@ -8498,6 +8860,7 @@
     </w:tblPr>
     <w:tblStylePr w:type="firstRow">
       <w:rPr>
+        <w:rFonts w:eastAsia="黑体"/>
         <w:sz w:val="24"/>
         <w:szCs w:val="24"/>
       </w:rPr>
@@ -8604,7 +8967,7 @@
       <w:spacing w:after="0" w:line="240" w:lineRule="auto"/>
     </w:pPr>
     <w:rPr>
-      <w:rFonts w:asciiTheme="majorHAnsi" w:cstheme="majorBidi" w:eastAsiaTheme="majorEastAsia" w:hAnsiTheme="majorHAnsi"/>
+      <w:rFonts w:asciiTheme="majorHAnsi" w:cstheme="majorBidi" w:hAnsiTheme="majorHAnsi" w:eastAsia="黑体"/>
       <w:color w:themeColor="text1" w:val="000000"/>
     </w:rPr>
     <w:tblPr>
@@ -8626,6 +8989,7 @@
     </w:tblPr>
     <w:tblStylePr w:type="firstRow">
       <w:rPr>
+        <w:rFonts w:eastAsia="黑体"/>
         <w:sz w:val="24"/>
         <w:szCs w:val="24"/>
       </w:rPr>
@@ -8732,7 +9096,7 @@
       <w:spacing w:after="0" w:line="240" w:lineRule="auto"/>
     </w:pPr>
     <w:rPr>
-      <w:rFonts w:asciiTheme="majorHAnsi" w:cstheme="majorBidi" w:eastAsiaTheme="majorEastAsia" w:hAnsiTheme="majorHAnsi"/>
+      <w:rFonts w:asciiTheme="majorHAnsi" w:cstheme="majorBidi" w:hAnsiTheme="majorHAnsi" w:eastAsia="黑体"/>
       <w:color w:themeColor="text1" w:val="000000"/>
     </w:rPr>
     <w:tblPr>
@@ -8754,6 +9118,7 @@
     </w:tblPr>
     <w:tblStylePr w:type="firstRow">
       <w:rPr>
+        <w:rFonts w:eastAsia="黑体"/>
         <w:sz w:val="24"/>
         <w:szCs w:val="24"/>
       </w:rPr>
@@ -8860,7 +9225,7 @@
       <w:spacing w:after="0" w:line="240" w:lineRule="auto"/>
     </w:pPr>
     <w:rPr>
-      <w:rFonts w:asciiTheme="majorHAnsi" w:cstheme="majorBidi" w:eastAsiaTheme="majorEastAsia" w:hAnsiTheme="majorHAnsi"/>
+      <w:rFonts w:asciiTheme="majorHAnsi" w:cstheme="majorBidi" w:hAnsiTheme="majorHAnsi" w:eastAsia="黑体"/>
       <w:color w:themeColor="text1" w:val="000000"/>
     </w:rPr>
     <w:tblPr>
@@ -8882,6 +9247,7 @@
     </w:tblPr>
     <w:tblStylePr w:type="firstRow">
       <w:rPr>
+        <w:rFonts w:eastAsia="黑体"/>
         <w:sz w:val="24"/>
         <w:szCs w:val="24"/>
       </w:rPr>
@@ -8988,7 +9354,7 @@
       <w:spacing w:after="0" w:line="240" w:lineRule="auto"/>
     </w:pPr>
     <w:rPr>
-      <w:rFonts w:asciiTheme="majorHAnsi" w:cstheme="majorBidi" w:eastAsiaTheme="majorEastAsia" w:hAnsiTheme="majorHAnsi"/>
+      <w:rFonts w:asciiTheme="majorHAnsi" w:cstheme="majorBidi" w:hAnsiTheme="majorHAnsi" w:eastAsia="黑体"/>
       <w:color w:themeColor="text1" w:val="000000"/>
     </w:rPr>
     <w:tblPr>
@@ -9010,6 +9376,7 @@
     </w:tblPr>
     <w:tblStylePr w:type="firstRow">
       <w:rPr>
+        <w:rFonts w:eastAsia="黑体"/>
         <w:sz w:val="24"/>
         <w:szCs w:val="24"/>
       </w:rPr>
@@ -9116,7 +9483,7 @@
       <w:spacing w:after="0" w:line="240" w:lineRule="auto"/>
     </w:pPr>
     <w:rPr>
-      <w:rFonts w:asciiTheme="majorHAnsi" w:cstheme="majorBidi" w:eastAsiaTheme="majorEastAsia" w:hAnsiTheme="majorHAnsi"/>
+      <w:rFonts w:asciiTheme="majorHAnsi" w:cstheme="majorBidi" w:hAnsiTheme="majorHAnsi" w:eastAsia="黑体"/>
       <w:color w:themeColor="text1" w:val="000000"/>
     </w:rPr>
     <w:tblPr>
@@ -9138,6 +9505,7 @@
     </w:tblPr>
     <w:tblStylePr w:type="firstRow">
       <w:rPr>
+        <w:rFonts w:eastAsia="黑体"/>
         <w:sz w:val="24"/>
         <w:szCs w:val="24"/>
       </w:rPr>
@@ -9267,12 +9635,14 @@
     </w:tcPr>
     <w:tblStylePr w:type="firstRow">
       <w:rPr>
+        <w:rFonts w:eastAsia="黑体"/>
         <w:b/>
         <w:bCs/>
       </w:rPr>
     </w:tblStylePr>
     <w:tblStylePr w:type="lastRow">
       <w:rPr>
+        <w:rFonts w:eastAsia="黑体"/>
         <w:b/>
         <w:bCs/>
       </w:rPr>
@@ -9285,12 +9655,14 @@
     </w:tblStylePr>
     <w:tblStylePr w:type="firstCol">
       <w:rPr>
+        <w:rFonts w:eastAsia="黑体"/>
         <w:b/>
         <w:bCs/>
       </w:rPr>
     </w:tblStylePr>
     <w:tblStylePr w:type="lastCol">
       <w:rPr>
+        <w:rFonts w:eastAsia="黑体"/>
         <w:b/>
         <w:bCs/>
       </w:rPr>
@@ -9340,12 +9712,14 @@
     </w:tcPr>
     <w:tblStylePr w:type="firstRow">
       <w:rPr>
+        <w:rFonts w:eastAsia="黑体"/>
         <w:b/>
         <w:bCs/>
       </w:rPr>
     </w:tblStylePr>
     <w:tblStylePr w:type="lastRow">
       <w:rPr>
+        <w:rFonts w:eastAsia="黑体"/>
         <w:b/>
         <w:bCs/>
       </w:rPr>
@@ -9358,12 +9732,14 @@
     </w:tblStylePr>
     <w:tblStylePr w:type="firstCol">
       <w:rPr>
+        <w:rFonts w:eastAsia="黑体"/>
         <w:b/>
         <w:bCs/>
       </w:rPr>
     </w:tblStylePr>
     <w:tblStylePr w:type="lastCol">
       <w:rPr>
+        <w:rFonts w:eastAsia="黑体"/>
         <w:b/>
         <w:bCs/>
       </w:rPr>
@@ -9413,12 +9789,14 @@
     </w:tcPr>
     <w:tblStylePr w:type="firstRow">
       <w:rPr>
+        <w:rFonts w:eastAsia="黑体"/>
         <w:b/>
         <w:bCs/>
       </w:rPr>
     </w:tblStylePr>
     <w:tblStylePr w:type="lastRow">
       <w:rPr>
+        <w:rFonts w:eastAsia="黑体"/>
         <w:b/>
         <w:bCs/>
       </w:rPr>
@@ -9431,12 +9809,14 @@
     </w:tblStylePr>
     <w:tblStylePr w:type="firstCol">
       <w:rPr>
+        <w:rFonts w:eastAsia="黑体"/>
         <w:b/>
         <w:bCs/>
       </w:rPr>
     </w:tblStylePr>
     <w:tblStylePr w:type="lastCol">
       <w:rPr>
+        <w:rFonts w:eastAsia="黑体"/>
         <w:b/>
         <w:bCs/>
       </w:rPr>
@@ -9486,12 +9866,14 @@
     </w:tcPr>
     <w:tblStylePr w:type="firstRow">
       <w:rPr>
+        <w:rFonts w:eastAsia="黑体"/>
         <w:b/>
         <w:bCs/>
       </w:rPr>
     </w:tblStylePr>
     <w:tblStylePr w:type="lastRow">
       <w:rPr>
+        <w:rFonts w:eastAsia="黑体"/>
         <w:b/>
         <w:bCs/>
       </w:rPr>
@@ -9504,12 +9886,14 @@
     </w:tblStylePr>
     <w:tblStylePr w:type="firstCol">
       <w:rPr>
+        <w:rFonts w:eastAsia="黑体"/>
         <w:b/>
         <w:bCs/>
       </w:rPr>
     </w:tblStylePr>
     <w:tblStylePr w:type="lastCol">
       <w:rPr>
+        <w:rFonts w:eastAsia="黑体"/>
         <w:b/>
         <w:bCs/>
       </w:rPr>
@@ -9559,12 +9943,14 @@
     </w:tcPr>
     <w:tblStylePr w:type="firstRow">
       <w:rPr>
+        <w:rFonts w:eastAsia="黑体"/>
         <w:b/>
         <w:bCs/>
       </w:rPr>
     </w:tblStylePr>
     <w:tblStylePr w:type="lastRow">
       <w:rPr>
+        <w:rFonts w:eastAsia="黑体"/>
         <w:b/>
         <w:bCs/>
       </w:rPr>
@@ -9577,12 +9963,14 @@
     </w:tblStylePr>
     <w:tblStylePr w:type="firstCol">
       <w:rPr>
+        <w:rFonts w:eastAsia="黑体"/>
         <w:b/>
         <w:bCs/>
       </w:rPr>
     </w:tblStylePr>
     <w:tblStylePr w:type="lastCol">
       <w:rPr>
+        <w:rFonts w:eastAsia="黑体"/>
         <w:b/>
         <w:bCs/>
       </w:rPr>
@@ -9632,12 +10020,14 @@
     </w:tcPr>
     <w:tblStylePr w:type="firstRow">
       <w:rPr>
+        <w:rFonts w:eastAsia="黑体"/>
         <w:b/>
         <w:bCs/>
       </w:rPr>
     </w:tblStylePr>
     <w:tblStylePr w:type="lastRow">
       <w:rPr>
+        <w:rFonts w:eastAsia="黑体"/>
         <w:b/>
         <w:bCs/>
       </w:rPr>
@@ -9650,12 +10040,14 @@
     </w:tblStylePr>
     <w:tblStylePr w:type="firstCol">
       <w:rPr>
+        <w:rFonts w:eastAsia="黑体"/>
         <w:b/>
         <w:bCs/>
       </w:rPr>
     </w:tblStylePr>
     <w:tblStylePr w:type="lastCol">
       <w:rPr>
+        <w:rFonts w:eastAsia="黑体"/>
         <w:b/>
         <w:bCs/>
       </w:rPr>
@@ -9705,12 +10097,14 @@
     </w:tcPr>
     <w:tblStylePr w:type="firstRow">
       <w:rPr>
+        <w:rFonts w:eastAsia="黑体"/>
         <w:b/>
         <w:bCs/>
       </w:rPr>
     </w:tblStylePr>
     <w:tblStylePr w:type="lastRow">
       <w:rPr>
+        <w:rFonts w:eastAsia="黑体"/>
         <w:b/>
         <w:bCs/>
       </w:rPr>
@@ -9723,12 +10117,14 @@
     </w:tblStylePr>
     <w:tblStylePr w:type="firstCol">
       <w:rPr>
+        <w:rFonts w:eastAsia="黑体"/>
         <w:b/>
         <w:bCs/>
       </w:rPr>
     </w:tblStylePr>
     <w:tblStylePr w:type="lastCol">
       <w:rPr>
+        <w:rFonts w:eastAsia="黑体"/>
         <w:b/>
         <w:bCs/>
       </w:rPr>
@@ -9755,7 +10151,7 @@
       <w:spacing w:after="0" w:line="240" w:lineRule="auto"/>
     </w:pPr>
     <w:rPr>
-      <w:rFonts w:asciiTheme="majorHAnsi" w:cstheme="majorBidi" w:eastAsiaTheme="majorEastAsia" w:hAnsiTheme="majorHAnsi"/>
+      <w:rFonts w:asciiTheme="majorHAnsi" w:cstheme="majorBidi" w:hAnsiTheme="majorHAnsi" w:eastAsia="黑体"/>
       <w:color w:themeColor="text1" w:val="000000"/>
     </w:rPr>
     <w:tblPr>
@@ -9782,6 +10178,7 @@
     </w:tcPr>
     <w:tblStylePr w:type="firstRow">
       <w:rPr>
+        <w:rFonts w:eastAsia="黑体"/>
         <w:b/>
         <w:bCs/>
         <w:color w:themeColor="text1" w:val="000000"/>
@@ -9793,6 +10190,7 @@
     </w:tblStylePr>
     <w:tblStylePr w:type="lastRow">
       <w:rPr>
+        <w:rFonts w:eastAsia="黑体"/>
         <w:b/>
         <w:bCs/>
         <w:color w:themeColor="text1" w:val="000000"/>
@@ -9812,6 +10210,7 @@
     </w:tblStylePr>
     <w:tblStylePr w:type="firstCol">
       <w:rPr>
+        <w:rFonts w:eastAsia="黑体"/>
         <w:b/>
         <w:bCs/>
         <w:color w:themeColor="text1" w:val="000000"/>
@@ -9831,6 +10230,7 @@
     </w:tblStylePr>
     <w:tblStylePr w:type="lastCol">
       <w:rPr>
+        <w:rFonts w:eastAsia="黑体"/>
         <w:b w:val="0"/>
         <w:bCs w:val="0"/>
         <w:color w:themeColor="text1" w:val="000000"/>
@@ -9880,7 +10280,7 @@
       <w:spacing w:after="0" w:line="240" w:lineRule="auto"/>
     </w:pPr>
     <w:rPr>
-      <w:rFonts w:asciiTheme="majorHAnsi" w:cstheme="majorBidi" w:eastAsiaTheme="majorEastAsia" w:hAnsiTheme="majorHAnsi"/>
+      <w:rFonts w:asciiTheme="majorHAnsi" w:cstheme="majorBidi" w:hAnsiTheme="majorHAnsi" w:eastAsia="黑体"/>
       <w:color w:themeColor="text1" w:val="000000"/>
     </w:rPr>
     <w:tblPr>
@@ -9907,6 +10307,7 @@
     </w:tcPr>
     <w:tblStylePr w:type="firstRow">
       <w:rPr>
+        <w:rFonts w:eastAsia="黑体"/>
         <w:b/>
         <w:bCs/>
         <w:color w:themeColor="text1" w:val="000000"/>
@@ -9918,6 +10319,7 @@
     </w:tblStylePr>
     <w:tblStylePr w:type="lastRow">
       <w:rPr>
+        <w:rFonts w:eastAsia="黑体"/>
         <w:b/>
         <w:bCs/>
         <w:color w:themeColor="text1" w:val="000000"/>
@@ -9937,6 +10339,7 @@
     </w:tblStylePr>
     <w:tblStylePr w:type="firstCol">
       <w:rPr>
+        <w:rFonts w:eastAsia="黑体"/>
         <w:b/>
         <w:bCs/>
         <w:color w:themeColor="text1" w:val="000000"/>
@@ -9956,6 +10359,7 @@
     </w:tblStylePr>
     <w:tblStylePr w:type="lastCol">
       <w:rPr>
+        <w:rFonts w:eastAsia="黑体"/>
         <w:b w:val="0"/>
         <w:bCs w:val="0"/>
         <w:color w:themeColor="text1" w:val="000000"/>
@@ -10005,7 +10409,7 @@
       <w:spacing w:after="0" w:line="240" w:lineRule="auto"/>
     </w:pPr>
     <w:rPr>
-      <w:rFonts w:asciiTheme="majorHAnsi" w:cstheme="majorBidi" w:eastAsiaTheme="majorEastAsia" w:hAnsiTheme="majorHAnsi"/>
+      <w:rFonts w:asciiTheme="majorHAnsi" w:cstheme="majorBidi" w:hAnsiTheme="majorHAnsi" w:eastAsia="黑体"/>
       <w:color w:themeColor="text1" w:val="000000"/>
     </w:rPr>
     <w:tblPr>
@@ -10032,6 +10436,7 @@
     </w:tcPr>
     <w:tblStylePr w:type="firstRow">
       <w:rPr>
+        <w:rFonts w:eastAsia="黑体"/>
         <w:b/>
         <w:bCs/>
         <w:color w:themeColor="text1" w:val="000000"/>
@@ -10043,6 +10448,7 @@
     </w:tblStylePr>
     <w:tblStylePr w:type="lastRow">
       <w:rPr>
+        <w:rFonts w:eastAsia="黑体"/>
         <w:b/>
         <w:bCs/>
         <w:color w:themeColor="text1" w:val="000000"/>
@@ -10062,6 +10468,7 @@
     </w:tblStylePr>
     <w:tblStylePr w:type="firstCol">
       <w:rPr>
+        <w:rFonts w:eastAsia="黑体"/>
         <w:b/>
         <w:bCs/>
         <w:color w:themeColor="text1" w:val="000000"/>
@@ -10081,6 +10488,7 @@
     </w:tblStylePr>
     <w:tblStylePr w:type="lastCol">
       <w:rPr>
+        <w:rFonts w:eastAsia="黑体"/>
         <w:b w:val="0"/>
         <w:bCs w:val="0"/>
         <w:color w:themeColor="text1" w:val="000000"/>
@@ -10130,7 +10538,7 @@
       <w:spacing w:after="0" w:line="240" w:lineRule="auto"/>
     </w:pPr>
     <w:rPr>
-      <w:rFonts w:asciiTheme="majorHAnsi" w:cstheme="majorBidi" w:eastAsiaTheme="majorEastAsia" w:hAnsiTheme="majorHAnsi"/>
+      <w:rFonts w:asciiTheme="majorHAnsi" w:cstheme="majorBidi" w:hAnsiTheme="majorHAnsi" w:eastAsia="黑体"/>
       <w:color w:themeColor="text1" w:val="000000"/>
     </w:rPr>
     <w:tblPr>
@@ -10157,6 +10565,7 @@
     </w:tcPr>
     <w:tblStylePr w:type="firstRow">
       <w:rPr>
+        <w:rFonts w:eastAsia="黑体"/>
         <w:b/>
         <w:bCs/>
         <w:color w:themeColor="text1" w:val="000000"/>
@@ -10168,6 +10577,7 @@
     </w:tblStylePr>
     <w:tblStylePr w:type="lastRow">
       <w:rPr>
+        <w:rFonts w:eastAsia="黑体"/>
         <w:b/>
         <w:bCs/>
         <w:color w:themeColor="text1" w:val="000000"/>
@@ -10187,6 +10597,7 @@
     </w:tblStylePr>
     <w:tblStylePr w:type="firstCol">
       <w:rPr>
+        <w:rFonts w:eastAsia="黑体"/>
         <w:b/>
         <w:bCs/>
         <w:color w:themeColor="text1" w:val="000000"/>
@@ -10206,6 +10617,7 @@
     </w:tblStylePr>
     <w:tblStylePr w:type="lastCol">
       <w:rPr>
+        <w:rFonts w:eastAsia="黑体"/>
         <w:b w:val="0"/>
         <w:bCs w:val="0"/>
         <w:color w:themeColor="text1" w:val="000000"/>
@@ -10255,7 +10667,7 @@
       <w:spacing w:after="0" w:line="240" w:lineRule="auto"/>
     </w:pPr>
     <w:rPr>
-      <w:rFonts w:asciiTheme="majorHAnsi" w:cstheme="majorBidi" w:eastAsiaTheme="majorEastAsia" w:hAnsiTheme="majorHAnsi"/>
+      <w:rFonts w:asciiTheme="majorHAnsi" w:cstheme="majorBidi" w:hAnsiTheme="majorHAnsi" w:eastAsia="黑体"/>
       <w:color w:themeColor="text1" w:val="000000"/>
     </w:rPr>
     <w:tblPr>
@@ -10282,6 +10694,7 @@
     </w:tcPr>
     <w:tblStylePr w:type="firstRow">
       <w:rPr>
+        <w:rFonts w:eastAsia="黑体"/>
         <w:b/>
         <w:bCs/>
         <w:color w:themeColor="text1" w:val="000000"/>
@@ -10293,6 +10706,7 @@
     </w:tblStylePr>
     <w:tblStylePr w:type="lastRow">
       <w:rPr>
+        <w:rFonts w:eastAsia="黑体"/>
         <w:b/>
         <w:bCs/>
         <w:color w:themeColor="text1" w:val="000000"/>
@@ -10312,6 +10726,7 @@
     </w:tblStylePr>
     <w:tblStylePr w:type="firstCol">
       <w:rPr>
+        <w:rFonts w:eastAsia="黑体"/>
         <w:b/>
         <w:bCs/>
         <w:color w:themeColor="text1" w:val="000000"/>
@@ -10331,6 +10746,7 @@
     </w:tblStylePr>
     <w:tblStylePr w:type="lastCol">
       <w:rPr>
+        <w:rFonts w:eastAsia="黑体"/>
         <w:b w:val="0"/>
         <w:bCs w:val="0"/>
         <w:color w:themeColor="text1" w:val="000000"/>
@@ -10380,7 +10796,7 @@
       <w:spacing w:after="0" w:line="240" w:lineRule="auto"/>
     </w:pPr>
     <w:rPr>
-      <w:rFonts w:asciiTheme="majorHAnsi" w:cstheme="majorBidi" w:eastAsiaTheme="majorEastAsia" w:hAnsiTheme="majorHAnsi"/>
+      <w:rFonts w:asciiTheme="majorHAnsi" w:cstheme="majorBidi" w:hAnsiTheme="majorHAnsi" w:eastAsia="黑体"/>
       <w:color w:themeColor="text1" w:val="000000"/>
     </w:rPr>
     <w:tblPr>
@@ -10407,6 +10823,7 @@
     </w:tcPr>
     <w:tblStylePr w:type="firstRow">
       <w:rPr>
+        <w:rFonts w:eastAsia="黑体"/>
         <w:b/>
         <w:bCs/>
         <w:color w:themeColor="text1" w:val="000000"/>
@@ -10418,6 +10835,7 @@
     </w:tblStylePr>
     <w:tblStylePr w:type="lastRow">
       <w:rPr>
+        <w:rFonts w:eastAsia="黑体"/>
         <w:b/>
         <w:bCs/>
         <w:color w:themeColor="text1" w:val="000000"/>
@@ -10437,6 +10855,7 @@
     </w:tblStylePr>
     <w:tblStylePr w:type="firstCol">
       <w:rPr>
+        <w:rFonts w:eastAsia="黑体"/>
         <w:b/>
         <w:bCs/>
         <w:color w:themeColor="text1" w:val="000000"/>
@@ -10456,6 +10875,7 @@
     </w:tblStylePr>
     <w:tblStylePr w:type="lastCol">
       <w:rPr>
+        <w:rFonts w:eastAsia="黑体"/>
         <w:b w:val="0"/>
         <w:bCs w:val="0"/>
         <w:color w:themeColor="text1" w:val="000000"/>
@@ -10505,7 +10925,7 @@
       <w:spacing w:after="0" w:line="240" w:lineRule="auto"/>
     </w:pPr>
     <w:rPr>
-      <w:rFonts w:asciiTheme="majorHAnsi" w:cstheme="majorBidi" w:eastAsiaTheme="majorEastAsia" w:hAnsiTheme="majorHAnsi"/>
+      <w:rFonts w:asciiTheme="majorHAnsi" w:cstheme="majorBidi" w:hAnsiTheme="majorHAnsi" w:eastAsia="黑体"/>
       <w:color w:themeColor="text1" w:val="000000"/>
     </w:rPr>
     <w:tblPr>
@@ -10532,6 +10952,7 @@
     </w:tcPr>
     <w:tblStylePr w:type="firstRow">
       <w:rPr>
+        <w:rFonts w:eastAsia="黑体"/>
         <w:b/>
         <w:bCs/>
         <w:color w:themeColor="text1" w:val="000000"/>
@@ -10543,6 +10964,7 @@
     </w:tblStylePr>
     <w:tblStylePr w:type="lastRow">
       <w:rPr>
+        <w:rFonts w:eastAsia="黑体"/>
         <w:b/>
         <w:bCs/>
         <w:color w:themeColor="text1" w:val="000000"/>
@@ -10562,6 +10984,7 @@
     </w:tblStylePr>
     <w:tblStylePr w:type="firstCol">
       <w:rPr>
+        <w:rFonts w:eastAsia="黑体"/>
         <w:b/>
         <w:bCs/>
         <w:color w:themeColor="text1" w:val="000000"/>
@@ -10581,6 +11004,7 @@
     </w:tblStylePr>
     <w:tblStylePr w:type="lastCol">
       <w:rPr>
+        <w:rFonts w:eastAsia="黑体"/>
         <w:b w:val="0"/>
         <w:bCs w:val="0"/>
         <w:color w:themeColor="text1" w:val="000000"/>
@@ -10653,6 +11077,7 @@
     </w:tcPr>
     <w:tblStylePr w:type="firstRow">
       <w:rPr>
+        <w:rFonts w:eastAsia="黑体"/>
         <w:b/>
         <w:bCs/>
         <w:i w:val="0"/>
@@ -10674,6 +11099,7 @@
     </w:tblStylePr>
     <w:tblStylePr w:type="lastRow">
       <w:rPr>
+        <w:rFonts w:eastAsia="黑体"/>
         <w:b/>
         <w:bCs/>
         <w:i w:val="0"/>
@@ -10695,6 +11121,7 @@
     </w:tblStylePr>
     <w:tblStylePr w:type="firstCol">
       <w:rPr>
+        <w:rFonts w:eastAsia="黑体"/>
         <w:b/>
         <w:bCs/>
         <w:i w:val="0"/>
@@ -10714,6 +11141,7 @@
     </w:tblStylePr>
     <w:tblStylePr w:type="lastCol">
       <w:rPr>
+        <w:rFonts w:eastAsia="黑体"/>
         <w:b/>
         <w:bCs/>
         <w:i w:val="0"/>
@@ -10794,6 +11222,7 @@
     </w:tcPr>
     <w:tblStylePr w:type="firstRow">
       <w:rPr>
+        <w:rFonts w:eastAsia="黑体"/>
         <w:b/>
         <w:bCs/>
         <w:i w:val="0"/>
@@ -10815,6 +11244,7 @@
     </w:tblStylePr>
     <w:tblStylePr w:type="lastRow">
       <w:rPr>
+        <w:rFonts w:eastAsia="黑体"/>
         <w:b/>
         <w:bCs/>
         <w:i w:val="0"/>
@@ -10836,6 +11266,7 @@
     </w:tblStylePr>
     <w:tblStylePr w:type="firstCol">
       <w:rPr>
+        <w:rFonts w:eastAsia="黑体"/>
         <w:b/>
         <w:bCs/>
         <w:i w:val="0"/>
@@ -10855,6 +11286,7 @@
     </w:tblStylePr>
     <w:tblStylePr w:type="lastCol">
       <w:rPr>
+        <w:rFonts w:eastAsia="黑体"/>
         <w:b/>
         <w:bCs/>
         <w:i w:val="0"/>
@@ -10935,6 +11367,7 @@
     </w:tcPr>
     <w:tblStylePr w:type="firstRow">
       <w:rPr>
+        <w:rFonts w:eastAsia="黑体"/>
         <w:b/>
         <w:bCs/>
         <w:i w:val="0"/>
@@ -10956,6 +11389,7 @@
     </w:tblStylePr>
     <w:tblStylePr w:type="lastRow">
       <w:rPr>
+        <w:rFonts w:eastAsia="黑体"/>
         <w:b/>
         <w:bCs/>
         <w:i w:val="0"/>
@@ -10977,6 +11411,7 @@
     </w:tblStylePr>
     <w:tblStylePr w:type="firstCol">
       <w:rPr>
+        <w:rFonts w:eastAsia="黑体"/>
         <w:b/>
         <w:bCs/>
         <w:i w:val="0"/>
@@ -10996,6 +11431,7 @@
     </w:tblStylePr>
     <w:tblStylePr w:type="lastCol">
       <w:rPr>
+        <w:rFonts w:eastAsia="黑体"/>
         <w:b/>
         <w:bCs/>
         <w:i w:val="0"/>
@@ -11076,6 +11512,7 @@
     </w:tcPr>
     <w:tblStylePr w:type="firstRow">
       <w:rPr>
+        <w:rFonts w:eastAsia="黑体"/>
         <w:b/>
         <w:bCs/>
         <w:i w:val="0"/>
@@ -11097,6 +11534,7 @@
     </w:tblStylePr>
     <w:tblStylePr w:type="lastRow">
       <w:rPr>
+        <w:rFonts w:eastAsia="黑体"/>
         <w:b/>
         <w:bCs/>
         <w:i w:val="0"/>
@@ -11118,6 +11556,7 @@
     </w:tblStylePr>
     <w:tblStylePr w:type="firstCol">
       <w:rPr>
+        <w:rFonts w:eastAsia="黑体"/>
         <w:b/>
         <w:bCs/>
         <w:i w:val="0"/>
@@ -11137,6 +11576,7 @@
     </w:tblStylePr>
     <w:tblStylePr w:type="lastCol">
       <w:rPr>
+        <w:rFonts w:eastAsia="黑体"/>
         <w:b/>
         <w:bCs/>
         <w:i w:val="0"/>
@@ -11217,6 +11657,7 @@
     </w:tcPr>
     <w:tblStylePr w:type="firstRow">
       <w:rPr>
+        <w:rFonts w:eastAsia="黑体"/>
         <w:b/>
         <w:bCs/>
         <w:i w:val="0"/>
@@ -11238,6 +11679,7 @@
     </w:tblStylePr>
     <w:tblStylePr w:type="lastRow">
       <w:rPr>
+        <w:rFonts w:eastAsia="黑体"/>
         <w:b/>
         <w:bCs/>
         <w:i w:val="0"/>
@@ -11259,6 +11701,7 @@
     </w:tblStylePr>
     <w:tblStylePr w:type="firstCol">
       <w:rPr>
+        <w:rFonts w:eastAsia="黑体"/>
         <w:b/>
         <w:bCs/>
         <w:i w:val="0"/>
@@ -11278,6 +11721,7 @@
     </w:tblStylePr>
     <w:tblStylePr w:type="lastCol">
       <w:rPr>
+        <w:rFonts w:eastAsia="黑体"/>
         <w:b/>
         <w:bCs/>
         <w:i w:val="0"/>
@@ -11358,6 +11802,7 @@
     </w:tcPr>
     <w:tblStylePr w:type="firstRow">
       <w:rPr>
+        <w:rFonts w:eastAsia="黑体"/>
         <w:b/>
         <w:bCs/>
         <w:i w:val="0"/>
@@ -11379,6 +11824,7 @@
     </w:tblStylePr>
     <w:tblStylePr w:type="lastRow">
       <w:rPr>
+        <w:rFonts w:eastAsia="黑体"/>
         <w:b/>
         <w:bCs/>
         <w:i w:val="0"/>
@@ -11400,6 +11846,7 @@
     </w:tblStylePr>
     <w:tblStylePr w:type="firstCol">
       <w:rPr>
+        <w:rFonts w:eastAsia="黑体"/>
         <w:b/>
         <w:bCs/>
         <w:i w:val="0"/>
@@ -11419,6 +11866,7 @@
     </w:tblStylePr>
     <w:tblStylePr w:type="lastCol">
       <w:rPr>
+        <w:rFonts w:eastAsia="黑体"/>
         <w:b/>
         <w:bCs/>
         <w:i w:val="0"/>
@@ -11499,6 +11947,7 @@
     </w:tcPr>
     <w:tblStylePr w:type="firstRow">
       <w:rPr>
+        <w:rFonts w:eastAsia="黑体"/>
         <w:b/>
         <w:bCs/>
         <w:i w:val="0"/>
@@ -11520,6 +11969,7 @@
     </w:tblStylePr>
     <w:tblStylePr w:type="lastRow">
       <w:rPr>
+        <w:rFonts w:eastAsia="黑体"/>
         <w:b/>
         <w:bCs/>
         <w:i w:val="0"/>
@@ -11541,6 +11991,7 @@
     </w:tblStylePr>
     <w:tblStylePr w:type="firstCol">
       <w:rPr>
+        <w:rFonts w:eastAsia="黑体"/>
         <w:b/>
         <w:bCs/>
         <w:i w:val="0"/>
@@ -11560,6 +12011,7 @@
     </w:tblStylePr>
     <w:tblStylePr w:type="lastCol">
       <w:rPr>
+        <w:rFonts w:eastAsia="黑体"/>
         <w:b/>
         <w:bCs/>
         <w:i w:val="0"/>
@@ -11617,6 +12069,7 @@
       <w:spacing w:after="0" w:line="240" w:lineRule="auto"/>
     </w:pPr>
     <w:rPr>
+      <w:rFonts w:eastAsia="黑体"/>
       <w:color w:themeColor="background1" w:val="FFFFFF"/>
     </w:rPr>
     <w:tblPr>
@@ -11635,6 +12088,7 @@
     </w:tcPr>
     <w:tblStylePr w:type="firstRow">
       <w:rPr>
+        <w:rFonts w:eastAsia="黑体"/>
         <w:b/>
         <w:bCs/>
       </w:rPr>
@@ -11731,6 +12185,7 @@
       <w:spacing w:after="0" w:line="240" w:lineRule="auto"/>
     </w:pPr>
     <w:rPr>
+      <w:rFonts w:eastAsia="黑体"/>
       <w:color w:themeColor="background1" w:val="FFFFFF"/>
     </w:rPr>
     <w:tblPr>
@@ -11749,6 +12204,7 @@
     </w:tcPr>
     <w:tblStylePr w:type="firstRow">
       <w:rPr>
+        <w:rFonts w:eastAsia="黑体"/>
         <w:b/>
         <w:bCs/>
       </w:rPr>
@@ -11845,6 +12301,7 @@
       <w:spacing w:after="0" w:line="240" w:lineRule="auto"/>
     </w:pPr>
     <w:rPr>
+      <w:rFonts w:eastAsia="黑体"/>
       <w:color w:themeColor="background1" w:val="FFFFFF"/>
     </w:rPr>
     <w:tblPr>
@@ -11863,6 +12320,7 @@
     </w:tcPr>
     <w:tblStylePr w:type="firstRow">
       <w:rPr>
+        <w:rFonts w:eastAsia="黑体"/>
         <w:b/>
         <w:bCs/>
       </w:rPr>
@@ -11959,6 +12417,7 @@
       <w:spacing w:after="0" w:line="240" w:lineRule="auto"/>
     </w:pPr>
     <w:rPr>
+      <w:rFonts w:eastAsia="黑体"/>
       <w:color w:themeColor="background1" w:val="FFFFFF"/>
     </w:rPr>
     <w:tblPr>
@@ -11977,6 +12436,7 @@
     </w:tcPr>
     <w:tblStylePr w:type="firstRow">
       <w:rPr>
+        <w:rFonts w:eastAsia="黑体"/>
         <w:b/>
         <w:bCs/>
       </w:rPr>
@@ -12073,6 +12533,7 @@
       <w:spacing w:after="0" w:line="240" w:lineRule="auto"/>
     </w:pPr>
     <w:rPr>
+      <w:rFonts w:eastAsia="黑体"/>
       <w:color w:themeColor="background1" w:val="FFFFFF"/>
     </w:rPr>
     <w:tblPr>
@@ -12091,6 +12552,7 @@
     </w:tcPr>
     <w:tblStylePr w:type="firstRow">
       <w:rPr>
+        <w:rFonts w:eastAsia="黑体"/>
         <w:b/>
         <w:bCs/>
       </w:rPr>
@@ -12187,6 +12649,7 @@
       <w:spacing w:after="0" w:line="240" w:lineRule="auto"/>
     </w:pPr>
     <w:rPr>
+      <w:rFonts w:eastAsia="黑体"/>
       <w:color w:themeColor="background1" w:val="FFFFFF"/>
     </w:rPr>
     <w:tblPr>
@@ -12205,6 +12668,7 @@
     </w:tcPr>
     <w:tblStylePr w:type="firstRow">
       <w:rPr>
+        <w:rFonts w:eastAsia="黑体"/>
         <w:b/>
         <w:bCs/>
       </w:rPr>
@@ -12301,6 +12765,7 @@
       <w:spacing w:after="0" w:line="240" w:lineRule="auto"/>
     </w:pPr>
     <w:rPr>
+      <w:rFonts w:eastAsia="黑体"/>
       <w:color w:themeColor="background1" w:val="FFFFFF"/>
     </w:rPr>
     <w:tblPr>
@@ -12319,6 +12784,7 @@
     </w:tcPr>
     <w:tblStylePr w:type="firstRow">
       <w:rPr>
+        <w:rFonts w:eastAsia="黑体"/>
         <w:b/>
         <w:bCs/>
       </w:rPr>
@@ -12415,6 +12881,7 @@
       <w:spacing w:after="0" w:line="240" w:lineRule="auto"/>
     </w:pPr>
     <w:rPr>
+      <w:rFonts w:eastAsia="黑体"/>
       <w:color w:themeColor="text1" w:val="000000"/>
     </w:rPr>
     <w:tblPr>
@@ -12441,6 +12908,7 @@
     </w:tcPr>
     <w:tblStylePr w:type="firstRow">
       <w:rPr>
+        <w:rFonts w:eastAsia="黑体"/>
         <w:b/>
         <w:bCs/>
       </w:rPr>
@@ -12459,6 +12927,7 @@
     </w:tblStylePr>
     <w:tblStylePr w:type="lastRow">
       <w:rPr>
+        <w:rFonts w:eastAsia="黑体"/>
         <w:b/>
         <w:bCs/>
         <w:color w:themeColor="background1" w:val="FFFFFF"/>
@@ -12473,6 +12942,7 @@
     </w:tblStylePr>
     <w:tblStylePr w:type="firstCol">
       <w:rPr>
+        <w:rFonts w:eastAsia="黑体"/>
         <w:color w:themeColor="background1" w:val="FFFFFF"/>
       </w:rPr>
       <w:tblPr/>
@@ -12490,6 +12960,7 @@
     </w:tblStylePr>
     <w:tblStylePr w:type="lastCol">
       <w:rPr>
+        <w:rFonts w:eastAsia="黑体"/>
         <w:color w:themeColor="background1" w:val="FFFFFF"/>
       </w:rPr>
       <w:tblPr/>
@@ -12519,11 +12990,13 @@
     </w:tblStylePr>
     <w:tblStylePr w:type="neCell">
       <w:rPr>
+        <w:rFonts w:eastAsia="黑体"/>
         <w:color w:themeColor="text1" w:val="000000"/>
       </w:rPr>
     </w:tblStylePr>
     <w:tblStylePr w:type="nwCell">
       <w:rPr>
+        <w:rFonts w:eastAsia="黑体"/>
         <w:color w:themeColor="text1" w:val="000000"/>
       </w:rPr>
     </w:tblStylePr>
@@ -12537,6 +13010,7 @@
       <w:spacing w:after="0" w:line="240" w:lineRule="auto"/>
     </w:pPr>
     <w:rPr>
+      <w:rFonts w:eastAsia="黑体"/>
       <w:color w:themeColor="text1" w:val="000000"/>
     </w:rPr>
     <w:tblPr>
@@ -12563,6 +13037,7 @@
     </w:tcPr>
     <w:tblStylePr w:type="firstRow">
       <w:rPr>
+        <w:rFonts w:eastAsia="黑体"/>
         <w:b/>
         <w:bCs/>
       </w:rPr>
@@ -12581,6 +13056,7 @@
     </w:tblStylePr>
     <w:tblStylePr w:type="lastRow">
       <w:rPr>
+        <w:rFonts w:eastAsia="黑体"/>
         <w:b/>
         <w:bCs/>
         <w:color w:themeColor="background1" w:val="FFFFFF"/>
@@ -12595,6 +13071,7 @@
     </w:tblStylePr>
     <w:tblStylePr w:type="firstCol">
       <w:rPr>
+        <w:rFonts w:eastAsia="黑体"/>
         <w:color w:themeColor="background1" w:val="FFFFFF"/>
       </w:rPr>
       <w:tblPr/>
@@ -12612,6 +13089,7 @@
     </w:tblStylePr>
     <w:tblStylePr w:type="lastCol">
       <w:rPr>
+        <w:rFonts w:eastAsia="黑体"/>
         <w:color w:themeColor="background1" w:val="FFFFFF"/>
       </w:rPr>
       <w:tblPr/>
@@ -12641,11 +13119,13 @@
     </w:tblStylePr>
     <w:tblStylePr w:type="neCell">
       <w:rPr>
+        <w:rFonts w:eastAsia="黑体"/>
         <w:color w:themeColor="text1" w:val="000000"/>
       </w:rPr>
     </w:tblStylePr>
     <w:tblStylePr w:type="nwCell">
       <w:rPr>
+        <w:rFonts w:eastAsia="黑体"/>
         <w:color w:themeColor="text1" w:val="000000"/>
       </w:rPr>
     </w:tblStylePr>
@@ -12659,6 +13139,7 @@
       <w:spacing w:after="0" w:line="240" w:lineRule="auto"/>
     </w:pPr>
     <w:rPr>
+      <w:rFonts w:eastAsia="黑体"/>
       <w:color w:themeColor="text1" w:val="000000"/>
     </w:rPr>
     <w:tblPr>
@@ -12685,6 +13166,7 @@
     </w:tcPr>
     <w:tblStylePr w:type="firstRow">
       <w:rPr>
+        <w:rFonts w:eastAsia="黑体"/>
         <w:b/>
         <w:bCs/>
       </w:rPr>
@@ -12703,6 +13185,7 @@
     </w:tblStylePr>
     <w:tblStylePr w:type="lastRow">
       <w:rPr>
+        <w:rFonts w:eastAsia="黑体"/>
         <w:b/>
         <w:bCs/>
         <w:color w:themeColor="background1" w:val="FFFFFF"/>
@@ -12717,6 +13200,7 @@
     </w:tblStylePr>
     <w:tblStylePr w:type="firstCol">
       <w:rPr>
+        <w:rFonts w:eastAsia="黑体"/>
         <w:color w:themeColor="background1" w:val="FFFFFF"/>
       </w:rPr>
       <w:tblPr/>
@@ -12734,6 +13218,7 @@
     </w:tblStylePr>
     <w:tblStylePr w:type="lastCol">
       <w:rPr>
+        <w:rFonts w:eastAsia="黑体"/>
         <w:color w:themeColor="background1" w:val="FFFFFF"/>
       </w:rPr>
       <w:tblPr/>
@@ -12763,11 +13248,13 @@
     </w:tblStylePr>
     <w:tblStylePr w:type="neCell">
       <w:rPr>
+        <w:rFonts w:eastAsia="黑体"/>
         <w:color w:themeColor="text1" w:val="000000"/>
       </w:rPr>
     </w:tblStylePr>
     <w:tblStylePr w:type="nwCell">
       <w:rPr>
+        <w:rFonts w:eastAsia="黑体"/>
         <w:color w:themeColor="text1" w:val="000000"/>
       </w:rPr>
     </w:tblStylePr>
@@ -12781,6 +13268,7 @@
       <w:spacing w:after="0" w:line="240" w:lineRule="auto"/>
     </w:pPr>
     <w:rPr>
+      <w:rFonts w:eastAsia="黑体"/>
       <w:color w:themeColor="text1" w:val="000000"/>
     </w:rPr>
     <w:tblPr>
@@ -12807,6 +13295,7 @@
     </w:tcPr>
     <w:tblStylePr w:type="firstRow">
       <w:rPr>
+        <w:rFonts w:eastAsia="黑体"/>
         <w:b/>
         <w:bCs/>
       </w:rPr>
@@ -12825,6 +13314,7 @@
     </w:tblStylePr>
     <w:tblStylePr w:type="lastRow">
       <w:rPr>
+        <w:rFonts w:eastAsia="黑体"/>
         <w:b/>
         <w:bCs/>
         <w:color w:themeColor="background1" w:val="FFFFFF"/>
@@ -12839,6 +13329,7 @@
     </w:tblStylePr>
     <w:tblStylePr w:type="firstCol">
       <w:rPr>
+        <w:rFonts w:eastAsia="黑体"/>
         <w:color w:themeColor="background1" w:val="FFFFFF"/>
       </w:rPr>
       <w:tblPr/>
@@ -12856,6 +13347,7 @@
     </w:tblStylePr>
     <w:tblStylePr w:type="lastCol">
       <w:rPr>
+        <w:rFonts w:eastAsia="黑体"/>
         <w:color w:themeColor="background1" w:val="FFFFFF"/>
       </w:rPr>
       <w:tblPr/>
@@ -12893,6 +13385,7 @@
       <w:spacing w:after="0" w:line="240" w:lineRule="auto"/>
     </w:pPr>
     <w:rPr>
+      <w:rFonts w:eastAsia="黑体"/>
       <w:color w:themeColor="text1" w:val="000000"/>
     </w:rPr>
     <w:tblPr>
@@ -12919,6 +13412,7 @@
     </w:tcPr>
     <w:tblStylePr w:type="firstRow">
       <w:rPr>
+        <w:rFonts w:eastAsia="黑体"/>
         <w:b/>
         <w:bCs/>
       </w:rPr>
@@ -12937,6 +13431,7 @@
     </w:tblStylePr>
     <w:tblStylePr w:type="lastRow">
       <w:rPr>
+        <w:rFonts w:eastAsia="黑体"/>
         <w:b/>
         <w:bCs/>
         <w:color w:themeColor="background1" w:val="FFFFFF"/>
@@ -12951,6 +13446,7 @@
     </w:tblStylePr>
     <w:tblStylePr w:type="firstCol">
       <w:rPr>
+        <w:rFonts w:eastAsia="黑体"/>
         <w:color w:themeColor="background1" w:val="FFFFFF"/>
       </w:rPr>
       <w:tblPr/>
@@ -12968,6 +13464,7 @@
     </w:tblStylePr>
     <w:tblStylePr w:type="lastCol">
       <w:rPr>
+        <w:rFonts w:eastAsia="黑体"/>
         <w:color w:themeColor="background1" w:val="FFFFFF"/>
       </w:rPr>
       <w:tblPr/>
@@ -12997,11 +13494,13 @@
     </w:tblStylePr>
     <w:tblStylePr w:type="neCell">
       <w:rPr>
+        <w:rFonts w:eastAsia="黑体"/>
         <w:color w:themeColor="text1" w:val="000000"/>
       </w:rPr>
     </w:tblStylePr>
     <w:tblStylePr w:type="nwCell">
       <w:rPr>
+        <w:rFonts w:eastAsia="黑体"/>
         <w:color w:themeColor="text1" w:val="000000"/>
       </w:rPr>
     </w:tblStylePr>
@@ -13015,6 +13514,7 @@
       <w:spacing w:after="0" w:line="240" w:lineRule="auto"/>
     </w:pPr>
     <w:rPr>
+      <w:rFonts w:eastAsia="黑体"/>
       <w:color w:themeColor="text1" w:val="000000"/>
     </w:rPr>
     <w:tblPr>
@@ -13041,6 +13541,7 @@
     </w:tcPr>
     <w:tblStylePr w:type="firstRow">
       <w:rPr>
+        <w:rFonts w:eastAsia="黑体"/>
         <w:b/>
         <w:bCs/>
       </w:rPr>
@@ -13059,6 +13560,7 @@
     </w:tblStylePr>
     <w:tblStylePr w:type="lastRow">
       <w:rPr>
+        <w:rFonts w:eastAsia="黑体"/>
         <w:b/>
         <w:bCs/>
         <w:color w:themeColor="background1" w:val="FFFFFF"/>
@@ -13073,6 +13575,7 @@
     </w:tblStylePr>
     <w:tblStylePr w:type="firstCol">
       <w:rPr>
+        <w:rFonts w:eastAsia="黑体"/>
         <w:color w:themeColor="background1" w:val="FFFFFF"/>
       </w:rPr>
       <w:tblPr/>
@@ -13090,6 +13593,7 @@
     </w:tblStylePr>
     <w:tblStylePr w:type="lastCol">
       <w:rPr>
+        <w:rFonts w:eastAsia="黑体"/>
         <w:color w:themeColor="background1" w:val="FFFFFF"/>
       </w:rPr>
       <w:tblPr/>
@@ -13119,11 +13623,13 @@
     </w:tblStylePr>
     <w:tblStylePr w:type="neCell">
       <w:rPr>
+        <w:rFonts w:eastAsia="黑体"/>
         <w:color w:themeColor="text1" w:val="000000"/>
       </w:rPr>
     </w:tblStylePr>
     <w:tblStylePr w:type="nwCell">
       <w:rPr>
+        <w:rFonts w:eastAsia="黑体"/>
         <w:color w:themeColor="text1" w:val="000000"/>
       </w:rPr>
     </w:tblStylePr>
@@ -13137,6 +13643,7 @@
       <w:spacing w:after="0" w:line="240" w:lineRule="auto"/>
     </w:pPr>
     <w:rPr>
+      <w:rFonts w:eastAsia="黑体"/>
       <w:color w:themeColor="text1" w:val="000000"/>
     </w:rPr>
     <w:tblPr>
@@ -13163,6 +13670,7 @@
     </w:tcPr>
     <w:tblStylePr w:type="firstRow">
       <w:rPr>
+        <w:rFonts w:eastAsia="黑体"/>
         <w:b/>
         <w:bCs/>
       </w:rPr>
@@ -13181,6 +13689,7 @@
     </w:tblStylePr>
     <w:tblStylePr w:type="lastRow">
       <w:rPr>
+        <w:rFonts w:eastAsia="黑体"/>
         <w:b/>
         <w:bCs/>
         <w:color w:themeColor="background1" w:val="FFFFFF"/>
@@ -13195,6 +13704,7 @@
     </w:tblStylePr>
     <w:tblStylePr w:type="firstCol">
       <w:rPr>
+        <w:rFonts w:eastAsia="黑体"/>
         <w:color w:themeColor="background1" w:val="FFFFFF"/>
       </w:rPr>
       <w:tblPr/>
@@ -13212,6 +13722,7 @@
     </w:tblStylePr>
     <w:tblStylePr w:type="lastCol">
       <w:rPr>
+        <w:rFonts w:eastAsia="黑体"/>
         <w:color w:themeColor="background1" w:val="FFFFFF"/>
       </w:rPr>
       <w:tblPr/>
@@ -13241,11 +13752,13 @@
     </w:tblStylePr>
     <w:tblStylePr w:type="neCell">
       <w:rPr>
+        <w:rFonts w:eastAsia="黑体"/>
         <w:color w:themeColor="text1" w:val="000000"/>
       </w:rPr>
     </w:tblStylePr>
     <w:tblStylePr w:type="nwCell">
       <w:rPr>
+        <w:rFonts w:eastAsia="黑体"/>
         <w:color w:themeColor="text1" w:val="000000"/>
       </w:rPr>
     </w:tblStylePr>
@@ -13259,6 +13772,7 @@
       <w:spacing w:after="0" w:line="240" w:lineRule="auto"/>
     </w:pPr>
     <w:rPr>
+      <w:rFonts w:eastAsia="黑体"/>
       <w:color w:themeColor="text1" w:val="000000"/>
     </w:rPr>
     <w:tblPr>
@@ -13277,6 +13791,7 @@
     </w:tcPr>
     <w:tblStylePr w:type="firstRow">
       <w:rPr>
+        <w:rFonts w:eastAsia="黑体"/>
         <w:b/>
         <w:bCs/>
         <w:color w:themeColor="background1" w:val="FFFFFF"/>
@@ -13291,6 +13806,7 @@
     </w:tblStylePr>
     <w:tblStylePr w:type="lastRow">
       <w:rPr>
+        <w:rFonts w:eastAsia="黑体"/>
         <w:b/>
         <w:bCs/>
         <w:color w:themeColor="accent2" w:themeShade="CC" w:val="9E3A38"/>
@@ -13305,12 +13821,14 @@
     </w:tblStylePr>
     <w:tblStylePr w:type="firstCol">
       <w:rPr>
+        <w:rFonts w:eastAsia="黑体"/>
         <w:b/>
         <w:bCs/>
       </w:rPr>
     </w:tblStylePr>
     <w:tblStylePr w:type="lastCol">
       <w:rPr>
+        <w:rFonts w:eastAsia="黑体"/>
         <w:b/>
         <w:bCs/>
       </w:rPr>
@@ -13345,6 +13863,7 @@
       <w:spacing w:after="0" w:line="240" w:lineRule="auto"/>
     </w:pPr>
     <w:rPr>
+      <w:rFonts w:eastAsia="黑体"/>
       <w:color w:themeColor="text1" w:val="000000"/>
     </w:rPr>
     <w:tblPr>
@@ -13363,6 +13882,7 @@
     </w:tcPr>
     <w:tblStylePr w:type="firstRow">
       <w:rPr>
+        <w:rFonts w:eastAsia="黑体"/>
         <w:b/>
         <w:bCs/>
         <w:color w:themeColor="background1" w:val="FFFFFF"/>
@@ -13377,6 +13897,7 @@
     </w:tblStylePr>
     <w:tblStylePr w:type="lastRow">
       <w:rPr>
+        <w:rFonts w:eastAsia="黑体"/>
         <w:b/>
         <w:bCs/>
         <w:color w:themeColor="accent2" w:themeShade="CC" w:val="9E3A38"/>
@@ -13391,12 +13912,14 @@
     </w:tblStylePr>
     <w:tblStylePr w:type="firstCol">
       <w:rPr>
+        <w:rFonts w:eastAsia="黑体"/>
         <w:b/>
         <w:bCs/>
       </w:rPr>
     </w:tblStylePr>
     <w:tblStylePr w:type="lastCol">
       <w:rPr>
+        <w:rFonts w:eastAsia="黑体"/>
         <w:b/>
         <w:bCs/>
       </w:rPr>
@@ -13431,6 +13954,7 @@
       <w:spacing w:after="0" w:line="240" w:lineRule="auto"/>
     </w:pPr>
     <w:rPr>
+      <w:rFonts w:eastAsia="黑体"/>
       <w:color w:themeColor="text1" w:val="000000"/>
     </w:rPr>
     <w:tblPr>
@@ -13449,6 +13973,7 @@
     </w:tcPr>
     <w:tblStylePr w:type="firstRow">
       <w:rPr>
+        <w:rFonts w:eastAsia="黑体"/>
         <w:b/>
         <w:bCs/>
         <w:color w:themeColor="background1" w:val="FFFFFF"/>
@@ -13463,6 +13988,7 @@
     </w:tblStylePr>
     <w:tblStylePr w:type="lastRow">
       <w:rPr>
+        <w:rFonts w:eastAsia="黑体"/>
         <w:b/>
         <w:bCs/>
         <w:color w:themeColor="accent2" w:themeShade="CC" w:val="9E3A38"/>
@@ -13477,12 +14003,14 @@
     </w:tblStylePr>
     <w:tblStylePr w:type="firstCol">
       <w:rPr>
+        <w:rFonts w:eastAsia="黑体"/>
         <w:b/>
         <w:bCs/>
       </w:rPr>
     </w:tblStylePr>
     <w:tblStylePr w:type="lastCol">
       <w:rPr>
+        <w:rFonts w:eastAsia="黑体"/>
         <w:b/>
         <w:bCs/>
       </w:rPr>
@@ -13517,6 +14045,7 @@
       <w:spacing w:after="0" w:line="240" w:lineRule="auto"/>
     </w:pPr>
     <w:rPr>
+      <w:rFonts w:eastAsia="黑体"/>
       <w:color w:themeColor="text1" w:val="000000"/>
     </w:rPr>
     <w:tblPr>
@@ -13535,6 +14064,7 @@
     </w:tcPr>
     <w:tblStylePr w:type="firstRow">
       <w:rPr>
+        <w:rFonts w:eastAsia="黑体"/>
         <w:b/>
         <w:bCs/>
         <w:color w:themeColor="background1" w:val="FFFFFF"/>
@@ -13549,6 +14079,7 @@
     </w:tblStylePr>
     <w:tblStylePr w:type="lastRow">
       <w:rPr>
+        <w:rFonts w:eastAsia="黑体"/>
         <w:b/>
         <w:bCs/>
         <w:color w:themeColor="accent4" w:themeShade="CC" w:val="664E82"/>
@@ -13563,12 +14094,14 @@
     </w:tblStylePr>
     <w:tblStylePr w:type="firstCol">
       <w:rPr>
+        <w:rFonts w:eastAsia="黑体"/>
         <w:b/>
         <w:bCs/>
       </w:rPr>
     </w:tblStylePr>
     <w:tblStylePr w:type="lastCol">
       <w:rPr>
+        <w:rFonts w:eastAsia="黑体"/>
         <w:b/>
         <w:bCs/>
       </w:rPr>
@@ -13603,6 +14136,7 @@
       <w:spacing w:after="0" w:line="240" w:lineRule="auto"/>
     </w:pPr>
     <w:rPr>
+      <w:rFonts w:eastAsia="黑体"/>
       <w:color w:themeColor="text1" w:val="000000"/>
     </w:rPr>
     <w:tblPr>
@@ -13621,6 +14155,7 @@
     </w:tcPr>
     <w:tblStylePr w:type="firstRow">
       <w:rPr>
+        <w:rFonts w:eastAsia="黑体"/>
         <w:b/>
         <w:bCs/>
         <w:color w:themeColor="background1" w:val="FFFFFF"/>
@@ -13635,6 +14170,7 @@
     </w:tblStylePr>
     <w:tblStylePr w:type="lastRow">
       <w:rPr>
+        <w:rFonts w:eastAsia="黑体"/>
         <w:b/>
         <w:bCs/>
         <w:color w:themeColor="accent3" w:themeShade="CC" w:val="7E9C40"/>
@@ -13649,12 +14185,14 @@
     </w:tblStylePr>
     <w:tblStylePr w:type="firstCol">
       <w:rPr>
+        <w:rFonts w:eastAsia="黑体"/>
         <w:b/>
         <w:bCs/>
       </w:rPr>
     </w:tblStylePr>
     <w:tblStylePr w:type="lastCol">
       <w:rPr>
+        <w:rFonts w:eastAsia="黑体"/>
         <w:b/>
         <w:bCs/>
       </w:rPr>
@@ -13689,6 +14227,7 @@
       <w:spacing w:after="0" w:line="240" w:lineRule="auto"/>
     </w:pPr>
     <w:rPr>
+      <w:rFonts w:eastAsia="黑体"/>
       <w:color w:themeColor="text1" w:val="000000"/>
     </w:rPr>
     <w:tblPr>
@@ -13707,6 +14246,7 @@
     </w:tcPr>
     <w:tblStylePr w:type="firstRow">
       <w:rPr>
+        <w:rFonts w:eastAsia="黑体"/>
         <w:b/>
         <w:bCs/>
         <w:color w:themeColor="background1" w:val="FFFFFF"/>
@@ -13721,6 +14261,7 @@
     </w:tblStylePr>
     <w:tblStylePr w:type="lastRow">
       <w:rPr>
+        <w:rFonts w:eastAsia="黑体"/>
         <w:b/>
         <w:bCs/>
         <w:color w:themeColor="accent6" w:themeShade="CC" w:val="F2730A"/>
@@ -13735,12 +14276,14 @@
     </w:tblStylePr>
     <w:tblStylePr w:type="firstCol">
       <w:rPr>
+        <w:rFonts w:eastAsia="黑体"/>
         <w:b/>
         <w:bCs/>
       </w:rPr>
     </w:tblStylePr>
     <w:tblStylePr w:type="lastCol">
       <w:rPr>
+        <w:rFonts w:eastAsia="黑体"/>
         <w:b/>
         <w:bCs/>
       </w:rPr>
@@ -13775,6 +14318,7 @@
       <w:spacing w:after="0" w:line="240" w:lineRule="auto"/>
     </w:pPr>
     <w:rPr>
+      <w:rFonts w:eastAsia="黑体"/>
       <w:color w:themeColor="text1" w:val="000000"/>
     </w:rPr>
     <w:tblPr>
@@ -13793,6 +14337,7 @@
     </w:tcPr>
     <w:tblStylePr w:type="firstRow">
       <w:rPr>
+        <w:rFonts w:eastAsia="黑体"/>
         <w:b/>
         <w:bCs/>
         <w:color w:themeColor="background1" w:val="FFFFFF"/>
@@ -13807,6 +14352,7 @@
     </w:tblStylePr>
     <w:tblStylePr w:type="lastRow">
       <w:rPr>
+        <w:rFonts w:eastAsia="黑体"/>
         <w:b/>
         <w:bCs/>
         <w:color w:themeColor="accent5" w:themeShade="CC" w:val="348DA5"/>
@@ -13821,12 +14367,14 @@
     </w:tblStylePr>
     <w:tblStylePr w:type="firstCol">
       <w:rPr>
+        <w:rFonts w:eastAsia="黑体"/>
         <w:b/>
         <w:bCs/>
       </w:rPr>
     </w:tblStylePr>
     <w:tblStylePr w:type="lastCol">
       <w:rPr>
+        <w:rFonts w:eastAsia="黑体"/>
         <w:b/>
         <w:bCs/>
       </w:rPr>
@@ -13861,6 +14409,7 @@
       <w:spacing w:after="0" w:line="240" w:lineRule="auto"/>
     </w:pPr>
     <w:rPr>
+      <w:rFonts w:eastAsia="黑体"/>
       <w:color w:themeColor="text1" w:val="000000"/>
     </w:rPr>
     <w:tblPr>
@@ -13882,6 +14431,7 @@
     </w:tcPr>
     <w:tblStylePr w:type="firstRow">
       <w:rPr>
+        <w:rFonts w:eastAsia="黑体"/>
         <w:b/>
         <w:bCs/>
       </w:rPr>
@@ -13892,6 +14442,7 @@
     </w:tblStylePr>
     <w:tblStylePr w:type="lastRow">
       <w:rPr>
+        <w:rFonts w:eastAsia="黑体"/>
         <w:b/>
         <w:bCs/>
         <w:color w:themeColor="text1" w:val="000000"/>
@@ -13903,6 +14454,7 @@
     </w:tblStylePr>
     <w:tblStylePr w:type="firstCol">
       <w:rPr>
+        <w:rFonts w:eastAsia="黑体"/>
         <w:color w:themeColor="background1" w:val="FFFFFF"/>
       </w:rPr>
       <w:tblPr/>
@@ -13912,6 +14464,7 @@
     </w:tblStylePr>
     <w:tblStylePr w:type="lastCol">
       <w:rPr>
+        <w:rFonts w:eastAsia="黑体"/>
         <w:color w:themeColor="background1" w:val="FFFFFF"/>
       </w:rPr>
       <w:tblPr/>
@@ -13941,6 +14494,7 @@
       <w:spacing w:after="0" w:line="240" w:lineRule="auto"/>
     </w:pPr>
     <w:rPr>
+      <w:rFonts w:eastAsia="黑体"/>
       <w:color w:themeColor="text1" w:val="000000"/>
     </w:rPr>
     <w:tblPr>
@@ -13962,6 +14516,7 @@
     </w:tcPr>
     <w:tblStylePr w:type="firstRow">
       <w:rPr>
+        <w:rFonts w:eastAsia="黑体"/>
         <w:b/>
         <w:bCs/>
       </w:rPr>
@@ -13972,6 +14527,7 @@
     </w:tblStylePr>
     <w:tblStylePr w:type="lastRow">
       <w:rPr>
+        <w:rFonts w:eastAsia="黑体"/>
         <w:b/>
         <w:bCs/>
         <w:color w:themeColor="text1" w:val="000000"/>
@@ -13983,6 +14539,7 @@
     </w:tblStylePr>
     <w:tblStylePr w:type="firstCol">
       <w:rPr>
+        <w:rFonts w:eastAsia="黑体"/>
         <w:color w:themeColor="background1" w:val="FFFFFF"/>
       </w:rPr>
       <w:tblPr/>
@@ -13992,6 +14549,7 @@
     </w:tblStylePr>
     <w:tblStylePr w:type="lastCol">
       <w:rPr>
+        <w:rFonts w:eastAsia="黑体"/>
         <w:color w:themeColor="background1" w:val="FFFFFF"/>
       </w:rPr>
       <w:tblPr/>
@@ -14021,6 +14579,7 @@
       <w:spacing w:after="0" w:line="240" w:lineRule="auto"/>
     </w:pPr>
     <w:rPr>
+      <w:rFonts w:eastAsia="黑体"/>
       <w:color w:themeColor="text1" w:val="000000"/>
     </w:rPr>
     <w:tblPr>
@@ -14042,6 +14601,7 @@
     </w:tcPr>
     <w:tblStylePr w:type="firstRow">
       <w:rPr>
+        <w:rFonts w:eastAsia="黑体"/>
         <w:b/>
         <w:bCs/>
       </w:rPr>
@@ -14052,6 +14612,7 @@
     </w:tblStylePr>
     <w:tblStylePr w:type="lastRow">
       <w:rPr>
+        <w:rFonts w:eastAsia="黑体"/>
         <w:b/>
         <w:bCs/>
         <w:color w:themeColor="text1" w:val="000000"/>
@@ -14063,6 +14624,7 @@
     </w:tblStylePr>
     <w:tblStylePr w:type="firstCol">
       <w:rPr>
+        <w:rFonts w:eastAsia="黑体"/>
         <w:color w:themeColor="background1" w:val="FFFFFF"/>
       </w:rPr>
       <w:tblPr/>
@@ -14072,6 +14634,7 @@
     </w:tblStylePr>
     <w:tblStylePr w:type="lastCol">
       <w:rPr>
+        <w:rFonts w:eastAsia="黑体"/>
         <w:color w:themeColor="background1" w:val="FFFFFF"/>
       </w:rPr>
       <w:tblPr/>
@@ -14101,6 +14664,7 @@
       <w:spacing w:after="0" w:line="240" w:lineRule="auto"/>
     </w:pPr>
     <w:rPr>
+      <w:rFonts w:eastAsia="黑体"/>
       <w:color w:themeColor="text1" w:val="000000"/>
     </w:rPr>
     <w:tblPr>
@@ -14122,6 +14686,7 @@
     </w:tcPr>
     <w:tblStylePr w:type="firstRow">
       <w:rPr>
+        <w:rFonts w:eastAsia="黑体"/>
         <w:b/>
         <w:bCs/>
       </w:rPr>
@@ -14132,6 +14697,7 @@
     </w:tblStylePr>
     <w:tblStylePr w:type="lastRow">
       <w:rPr>
+        <w:rFonts w:eastAsia="黑体"/>
         <w:b/>
         <w:bCs/>
         <w:color w:themeColor="text1" w:val="000000"/>
@@ -14143,6 +14709,7 @@
     </w:tblStylePr>
     <w:tblStylePr w:type="firstCol">
       <w:rPr>
+        <w:rFonts w:eastAsia="黑体"/>
         <w:color w:themeColor="background1" w:val="FFFFFF"/>
       </w:rPr>
       <w:tblPr/>
@@ -14152,6 +14719,7 @@
     </w:tblStylePr>
     <w:tblStylePr w:type="lastCol">
       <w:rPr>
+        <w:rFonts w:eastAsia="黑体"/>
         <w:color w:themeColor="background1" w:val="FFFFFF"/>
       </w:rPr>
       <w:tblPr/>
@@ -14181,6 +14749,7 @@
       <w:spacing w:after="0" w:line="240" w:lineRule="auto"/>
     </w:pPr>
     <w:rPr>
+      <w:rFonts w:eastAsia="黑体"/>
       <w:color w:themeColor="text1" w:val="000000"/>
     </w:rPr>
     <w:tblPr>
@@ -14202,6 +14771,7 @@
     </w:tcPr>
     <w:tblStylePr w:type="firstRow">
       <w:rPr>
+        <w:rFonts w:eastAsia="黑体"/>
         <w:b/>
         <w:bCs/>
       </w:rPr>
@@ -14212,6 +14782,7 @@
     </w:tblStylePr>
     <w:tblStylePr w:type="lastRow">
       <w:rPr>
+        <w:rFonts w:eastAsia="黑体"/>
         <w:b/>
         <w:bCs/>
         <w:color w:themeColor="text1" w:val="000000"/>
@@ -14223,6 +14794,7 @@
     </w:tblStylePr>
     <w:tblStylePr w:type="firstCol">
       <w:rPr>
+        <w:rFonts w:eastAsia="黑体"/>
         <w:color w:themeColor="background1" w:val="FFFFFF"/>
       </w:rPr>
       <w:tblPr/>
@@ -14232,6 +14804,7 @@
     </w:tblStylePr>
     <w:tblStylePr w:type="lastCol">
       <w:rPr>
+        <w:rFonts w:eastAsia="黑体"/>
         <w:color w:themeColor="background1" w:val="FFFFFF"/>
       </w:rPr>
       <w:tblPr/>
@@ -14261,6 +14834,7 @@
       <w:spacing w:after="0" w:line="240" w:lineRule="auto"/>
     </w:pPr>
     <w:rPr>
+      <w:rFonts w:eastAsia="黑体"/>
       <w:color w:themeColor="text1" w:val="000000"/>
     </w:rPr>
     <w:tblPr>
@@ -14282,6 +14856,7 @@
     </w:tcPr>
     <w:tblStylePr w:type="firstRow">
       <w:rPr>
+        <w:rFonts w:eastAsia="黑体"/>
         <w:b/>
         <w:bCs/>
       </w:rPr>
@@ -14292,6 +14867,7 @@
     </w:tblStylePr>
     <w:tblStylePr w:type="lastRow">
       <w:rPr>
+        <w:rFonts w:eastAsia="黑体"/>
         <w:b/>
         <w:bCs/>
         <w:color w:themeColor="text1" w:val="000000"/>
@@ -14303,6 +14879,7 @@
     </w:tblStylePr>
     <w:tblStylePr w:type="firstCol">
       <w:rPr>
+        <w:rFonts w:eastAsia="黑体"/>
         <w:color w:themeColor="background1" w:val="FFFFFF"/>
       </w:rPr>
       <w:tblPr/>
@@ -14312,6 +14889,7 @@
     </w:tblStylePr>
     <w:tblStylePr w:type="lastCol">
       <w:rPr>
+        <w:rFonts w:eastAsia="黑体"/>
         <w:color w:themeColor="background1" w:val="FFFFFF"/>
       </w:rPr>
       <w:tblPr/>
@@ -14341,6 +14919,7 @@
       <w:spacing w:after="0" w:line="240" w:lineRule="auto"/>
     </w:pPr>
     <w:rPr>
+      <w:rFonts w:eastAsia="黑体"/>
       <w:color w:themeColor="text1" w:val="000000"/>
     </w:rPr>
     <w:tblPr>
@@ -14362,6 +14941,7 @@
     </w:tcPr>
     <w:tblStylePr w:type="firstRow">
       <w:rPr>
+        <w:rFonts w:eastAsia="黑体"/>
         <w:b/>
         <w:bCs/>
       </w:rPr>
@@ -14372,6 +14952,7 @@
     </w:tblStylePr>
     <w:tblStylePr w:type="lastRow">
       <w:rPr>
+        <w:rFonts w:eastAsia="黑体"/>
         <w:b/>
         <w:bCs/>
         <w:color w:themeColor="text1" w:val="000000"/>
@@ -14383,6 +14964,7 @@
     </w:tblStylePr>
     <w:tblStylePr w:type="firstCol">
       <w:rPr>
+        <w:rFonts w:eastAsia="黑体"/>
         <w:color w:themeColor="background1" w:val="FFFFFF"/>
       </w:rPr>
       <w:tblPr/>
@@ -14392,6 +14974,7 @@
     </w:tblStylePr>
     <w:tblStylePr w:type="lastCol">
       <w:rPr>
+        <w:rFonts w:eastAsia="黑体"/>
         <w:color w:themeColor="background1" w:val="FFFFFF"/>
       </w:rPr>
       <w:tblPr/>
@@ -14424,6 +15007,7 @@
     <w:name w:val="KeywordTok"/>
     <w:basedOn w:val="VerbatimChar"/>
     <w:rPr>
+      <w:rFonts w:eastAsia="黑体"/>
       <w:b/>
       <w:color w:val="007020"/>
     </w:rPr>
@@ -14432,6 +15016,7 @@
     <w:name w:val="DataTypeTok"/>
     <w:basedOn w:val="VerbatimChar"/>
     <w:rPr>
+      <w:rFonts w:eastAsia="黑体"/>
       <w:color w:val="902000"/>
     </w:rPr>
   </w:style>
@@ -14439,6 +15024,7 @@
     <w:name w:val="DecValTok"/>
     <w:basedOn w:val="VerbatimChar"/>
     <w:rPr>
+      <w:rFonts w:eastAsia="黑体"/>
       <w:color w:val="40a070"/>
     </w:rPr>
   </w:style>
@@ -14446,6 +15032,7 @@
     <w:name w:val="BaseNTok"/>
     <w:basedOn w:val="VerbatimChar"/>
     <w:rPr>
+      <w:rFonts w:eastAsia="黑体"/>
       <w:color w:val="40a070"/>
     </w:rPr>
   </w:style>
@@ -14453,6 +15040,7 @@
     <w:name w:val="FloatTok"/>
     <w:basedOn w:val="VerbatimChar"/>
     <w:rPr>
+      <w:rFonts w:eastAsia="黑体"/>
       <w:color w:val="40a070"/>
     </w:rPr>
   </w:style>
@@ -14460,6 +15048,7 @@
     <w:name w:val="ConstantTok"/>
     <w:basedOn w:val="VerbatimChar"/>
     <w:rPr>
+      <w:rFonts w:eastAsia="黑体"/>
       <w:color w:val="880000"/>
     </w:rPr>
   </w:style>
@@ -14467,6 +15056,7 @@
     <w:name w:val="CharTok"/>
     <w:basedOn w:val="VerbatimChar"/>
     <w:rPr>
+      <w:rFonts w:eastAsia="黑体"/>
       <w:color w:val="4070a0"/>
     </w:rPr>
   </w:style>
@@ -14474,6 +15064,7 @@
     <w:name w:val="SpecialCharTok"/>
     <w:basedOn w:val="VerbatimChar"/>
     <w:rPr>
+      <w:rFonts w:eastAsia="黑体"/>
       <w:color w:val="4070a0"/>
     </w:rPr>
   </w:style>
@@ -14481,6 +15072,7 @@
     <w:name w:val="StringTok"/>
     <w:basedOn w:val="VerbatimChar"/>
     <w:rPr>
+      <w:rFonts w:eastAsia="黑体"/>
       <w:color w:val="4070a0"/>
     </w:rPr>
   </w:style>
@@ -14488,6 +15080,7 @@
     <w:name w:val="VerbatimStringTok"/>
     <w:basedOn w:val="VerbatimChar"/>
     <w:rPr>
+      <w:rFonts w:eastAsia="黑体"/>
       <w:color w:val="4070a0"/>
     </w:rPr>
   </w:style>
@@ -14495,6 +15088,7 @@
     <w:name w:val="SpecialStringTok"/>
     <w:basedOn w:val="VerbatimChar"/>
     <w:rPr>
+      <w:rFonts w:eastAsia="黑体"/>
       <w:color w:val="bb6688"/>
     </w:rPr>
   </w:style>
@@ -14502,6 +15096,7 @@
     <w:name w:val="ImportTok"/>
     <w:basedOn w:val="VerbatimChar"/>
     <w:rPr>
+      <w:rFonts w:eastAsia="黑体"/>
       <w:b/>
       <w:color w:val="008000"/>
     </w:rPr>
@@ -14510,6 +15105,7 @@
     <w:name w:val="CommentTok"/>
     <w:basedOn w:val="VerbatimChar"/>
     <w:rPr>
+      <w:rFonts w:eastAsia="黑体"/>
       <w:i/>
       <w:color w:val="60a0b0"/>
     </w:rPr>
@@ -14518,6 +15114,7 @@
     <w:name w:val="DocumentationTok"/>
     <w:basedOn w:val="VerbatimChar"/>
     <w:rPr>
+      <w:rFonts w:eastAsia="黑体"/>
       <w:i/>
       <w:color w:val="ba2121"/>
     </w:rPr>
@@ -14526,6 +15123,7 @@
     <w:name w:val="AnnotationTok"/>
     <w:basedOn w:val="VerbatimChar"/>
     <w:rPr>
+      <w:rFonts w:eastAsia="黑体"/>
       <w:b/>
       <w:i/>
       <w:color w:val="60a0b0"/>
@@ -14535,6 +15133,7 @@
     <w:name w:val="CommentVarTok"/>
     <w:basedOn w:val="VerbatimChar"/>
     <w:rPr>
+      <w:rFonts w:eastAsia="黑体"/>
       <w:b/>
       <w:i/>
       <w:color w:val="60a0b0"/>
@@ -14544,6 +15143,7 @@
     <w:name w:val="OtherTok"/>
     <w:basedOn w:val="VerbatimChar"/>
     <w:rPr>
+      <w:rFonts w:eastAsia="黑体"/>
       <w:color w:val="007020"/>
     </w:rPr>
   </w:style>
@@ -14551,6 +15151,7 @@
     <w:name w:val="FunctionTok"/>
     <w:basedOn w:val="VerbatimChar"/>
     <w:rPr>
+      <w:rFonts w:eastAsia="黑体"/>
       <w:color w:val="06287e"/>
     </w:rPr>
   </w:style>
@@ -14558,6 +15159,7 @@
     <w:name w:val="VariableTok"/>
     <w:basedOn w:val="VerbatimChar"/>
     <w:rPr>
+      <w:rFonts w:eastAsia="黑体"/>
       <w:color w:val="19177c"/>
     </w:rPr>
   </w:style>
@@ -14565,6 +15167,7 @@
     <w:name w:val="ControlFlowTok"/>
     <w:basedOn w:val="VerbatimChar"/>
     <w:rPr>
+      <w:rFonts w:eastAsia="黑体"/>
       <w:b/>
       <w:color w:val="007020"/>
     </w:rPr>
@@ -14573,6 +15176,7 @@
     <w:name w:val="OperatorTok"/>
     <w:basedOn w:val="VerbatimChar"/>
     <w:rPr>
+      <w:rFonts w:eastAsia="黑体"/>
       <w:color w:val="666666"/>
     </w:rPr>
   </w:style>
@@ -14580,18 +15184,22 @@
     <w:name w:val="BuiltInTok"/>
     <w:basedOn w:val="VerbatimChar"/>
     <w:rPr>
+      <w:rFonts w:eastAsia="黑体"/>
       <w:color w:val="008000"/>
     </w:rPr>
   </w:style>
   <w:style w:type="character" w:customStyle="1" w:styleId="ExtensionTok">
     <w:name w:val="ExtensionTok"/>
     <w:basedOn w:val="VerbatimChar"/>
-    <w:rPr/>
+    <w:rPr>
+      <w:rFonts w:eastAsia="黑体"/>
+    </w:rPr>
   </w:style>
   <w:style w:type="character" w:customStyle="1" w:styleId="PreprocessorTok">
     <w:name w:val="PreprocessorTok"/>
     <w:basedOn w:val="VerbatimChar"/>
     <w:rPr>
+      <w:rFonts w:eastAsia="黑体"/>
       <w:color w:val="bc7a00"/>
     </w:rPr>
   </w:style>
@@ -14599,18 +15207,22 @@
     <w:name w:val="AttributeTok"/>
     <w:basedOn w:val="VerbatimChar"/>
     <w:rPr>
+      <w:rFonts w:eastAsia="黑体"/>
       <w:color w:val="7d9029"/>
     </w:rPr>
   </w:style>
   <w:style w:type="character" w:customStyle="1" w:styleId="RegionMarkerTok">
     <w:name w:val="RegionMarkerTok"/>
     <w:basedOn w:val="VerbatimChar"/>
-    <w:rPr/>
+    <w:rPr>
+      <w:rFonts w:eastAsia="黑体"/>
+    </w:rPr>
   </w:style>
   <w:style w:type="character" w:customStyle="1" w:styleId="InformationTok">
     <w:name w:val="InformationTok"/>
     <w:basedOn w:val="VerbatimChar"/>
     <w:rPr>
+      <w:rFonts w:eastAsia="黑体"/>
       <w:b/>
       <w:i/>
       <w:color w:val="60a0b0"/>
@@ -14620,6 +15232,7 @@
     <w:name w:val="WarningTok"/>
     <w:basedOn w:val="VerbatimChar"/>
     <w:rPr>
+      <w:rFonts w:eastAsia="黑体"/>
       <w:b/>
       <w:i/>
       <w:color w:val="60a0b0"/>
@@ -14629,6 +15242,7 @@
     <w:name w:val="AlertTok"/>
     <w:basedOn w:val="VerbatimChar"/>
     <w:rPr>
+      <w:rFonts w:eastAsia="黑体"/>
       <w:b/>
       <w:color w:val="ff0000"/>
     </w:rPr>
@@ -14637,6 +15251,7 @@
     <w:name w:val="ErrorTok"/>
     <w:basedOn w:val="VerbatimChar"/>
     <w:rPr>
+      <w:rFonts w:eastAsia="黑体"/>
       <w:b/>
       <w:color w:val="ff0000"/>
     </w:rPr>
@@ -14644,7 +15259,9 @@
   <w:style w:type="character" w:customStyle="1" w:styleId="NormalTok">
     <w:name w:val="NormalTok"/>
     <w:basedOn w:val="VerbatimChar"/>
-    <w:rPr/>
+    <w:rPr>
+      <w:rFonts w:eastAsia="黑体"/>
+    </w:rPr>
   </w:style>
 </w:styles>
 </file>
@@ -14693,12 +15310,12 @@
     <a:fontScheme name="Office">
       <a:majorFont>
         <a:latin typeface="Calibri"/>
-        <a:ea typeface=""/>
+        <a:ea typeface="黑体"/>
         <a:cs typeface=""/>
         <a:font script="Jpan" typeface="ＭＳ ゴシック"/>
         <a:font script="Hang" typeface="맑은 고딕"/>
-        <a:font script="Hans" typeface="宋体"/>
-        <a:font script="Hant" typeface="新細明體"/>
+        <a:font script="Hans" typeface="黑体"/>
+        <a:font script="Hant" typeface="黑体"/>
         <a:font script="Arab" typeface="Times New Roman"/>
         <a:font script="Hebr" typeface="Times New Roman"/>
         <a:font script="Thai" typeface="Angsana New"/>
@@ -14728,12 +15345,12 @@
       </a:majorFont>
       <a:minorFont>
         <a:latin typeface="Cambria"/>
-        <a:ea typeface=""/>
+        <a:ea typeface="黑体"/>
         <a:cs typeface=""/>
         <a:font script="Jpan" typeface="ＭＳ 明朝"/>
         <a:font script="Hang" typeface="맑은 고딕"/>
-        <a:font script="Hans" typeface="宋体"/>
-        <a:font script="Hant" typeface="新細明體"/>
+        <a:font script="Hans" typeface="黑体"/>
+        <a:font script="Hant" typeface="黑体"/>
         <a:font script="Arab" typeface="Arial"/>
         <a:font script="Hebr" typeface="Arial"/>
         <a:font script="Thai" typeface="Cordia New"/>

--- a/04-滤波电路/02-高通滤波/高阶高通滤波电路/高阶高通滤波电路.docx
+++ b/04-滤波电路/02-高通滤波/高阶高通滤波电路/高阶高通滤波电路.docx
@@ -2239,7 +2239,7 @@
           <w:color w:val="555555"/>
           <w:sz w:val="21"/>
         </w:rPr>
-        <w:t>材料收集者：杜文杰，WX手机：19519196569，QQ:3478827729</w:t>
+        <w:t>材料收集者：杜文杰，微信/手机：19519196569，QQ:3478827729</w:t>
       </w:r>
     </w:p>
     <w:sectPr>
